--- a/docs/word/SMMMDE vs SMMEMDE - FPSLLC Redline - Single Member Manager-Managed vs Member-Managed.docx
+++ b/docs/word/SMMMDE vs SMMEMDE - FPSLLC Redline - Single Member Manager-Managed vs Member-Managed.docx
@@ -1842,17 +1842,25 @@
           <w:sz w:val="24"/>
           <w:szCs w:val="24"/>
         </w:rPr>
-        <w:t xml:space="preserve">member, manager, or protected-series manager. </w:t>
-      </w:r>
-      <w:r>
-        <w:rPr>
-          <w:rFonts w:ascii="Times New Roman" w:hAnsi="Times New Roman"/>
-          <w:color w:val="0645AD"/>
-          <w:u w:val="single"/>
-          <w:sz w:val="24"/>
-          <w:szCs w:val="24"/>
-        </w:rPr>
-        <w:t xml:space="preserve">member. </w:t>
+        <w:t xml:space="preserve">member, manager, </w:t>
+      </w:r>
+      <w:r>
+        <w:rPr>
+          <w:rFonts w:ascii="Times New Roman" w:hAnsi="Times New Roman"/>
+          <w:color w:val="0645AD"/>
+          <w:u w:val="single"/>
+          <w:sz w:val="24"/>
+          <w:szCs w:val="24"/>
+        </w:rPr>
+        <w:t xml:space="preserve">member </w:t>
+      </w:r>
+      <w:r>
+        <w:rPr>
+          <w:rFonts w:ascii="Times New Roman" w:hAnsi="Times New Roman"/>
+          <w:sz w:val="24"/>
+          <w:szCs w:val="24"/>
+        </w:rPr>
+        <w:t xml:space="preserve">or protected-series manager. </w:t>
       </w:r>
     </w:p>
     <w:p>
@@ -2797,7 +2805,7 @@
           <w:sz w:val="24"/>
           <w:szCs w:val="24"/>
         </w:rPr>
-        <w:t xml:space="preserve">5.2 Management of Each Protected Series. Every decision with respect to a Protected Series is made by </w:t>
+        <w:t xml:space="preserve">5.2 Management of Each Protected Series. Each Protected Series is managed by </w:t>
       </w:r>
       <w:r>
         <w:rPr>
@@ -2815,45 +2823,45 @@
           <w:sz w:val="24"/>
           <w:szCs w:val="24"/>
         </w:rPr>
-        <w:t xml:space="preserve">Manager. The </w:t>
-      </w:r>
-      <w:r>
-        <w:rPr>
-          <w:rFonts w:ascii="Times New Roman" w:hAnsi="Times New Roman"/>
-          <w:color w:val="0645AD"/>
-          <w:u w:val="single"/>
-          <w:sz w:val="24"/>
-          <w:szCs w:val="24"/>
-        </w:rPr>
-        <w:t xml:space="preserve">Member. Because no Protected Series has an Associated Member, the </w:t>
-      </w:r>
-      <w:r>
-        <w:rPr>
-          <w:rFonts w:ascii="Times New Roman" w:hAnsi="Times New Roman"/>
-          <w:sz w:val="24"/>
-          <w:szCs w:val="24"/>
-        </w:rPr>
-        <w:t xml:space="preserve">Company is </w:t>
-      </w:r>
-      <w:r>
-        <w:rPr>
-          <w:rFonts w:ascii="Times New Roman" w:hAnsi="Times New Roman"/>
-          <w:strike/>
-          <w:color w:val="C00000"/>
-          <w:sz w:val="24"/>
-          <w:szCs w:val="24"/>
-        </w:rPr>
-        <w:t xml:space="preserve">manager-managed as provided in its Articles </w:t>
-      </w:r>
-      <w:r>
-        <w:rPr>
-          <w:rFonts w:ascii="Times New Roman" w:hAnsi="Times New Roman"/>
-          <w:color w:val="0645AD"/>
-          <w:u w:val="single"/>
-          <w:sz w:val="24"/>
-          <w:szCs w:val="24"/>
-        </w:rPr>
-        <w:t xml:space="preserve">the protected-series manager </w:t>
+        <w:t xml:space="preserve">Manager. </w:t>
+      </w:r>
+      <w:r>
+        <w:rPr>
+          <w:rFonts w:ascii="Times New Roman" w:hAnsi="Times New Roman"/>
+          <w:color w:val="0645AD"/>
+          <w:u w:val="single"/>
+          <w:sz w:val="24"/>
+          <w:szCs w:val="24"/>
+        </w:rPr>
+        <w:t xml:space="preserve">Member. As permitted by s. 605.2107(1)(n), Florida Statutes, this Section varies s. 605.2304(2) so that the Member, rather than the Company, is the protected-series manager of each Protected Series. </w:t>
+      </w:r>
+      <w:r>
+        <w:rPr>
+          <w:rFonts w:ascii="Times New Roman" w:hAnsi="Times New Roman"/>
+          <w:sz w:val="24"/>
+          <w:szCs w:val="24"/>
+        </w:rPr>
+        <w:t xml:space="preserve">The </w:t>
+      </w:r>
+      <w:r>
+        <w:rPr>
+          <w:rFonts w:ascii="Times New Roman" w:hAnsi="Times New Roman"/>
+          <w:strike/>
+          <w:color w:val="C00000"/>
+          <w:sz w:val="24"/>
+          <w:szCs w:val="24"/>
+        </w:rPr>
+        <w:t xml:space="preserve">Company is manager-managed as provided in its Articles </w:t>
+      </w:r>
+      <w:r>
+        <w:rPr>
+          <w:rFonts w:ascii="Times New Roman" w:hAnsi="Times New Roman"/>
+          <w:color w:val="0645AD"/>
+          <w:u w:val="single"/>
+          <w:sz w:val="24"/>
+          <w:szCs w:val="24"/>
+        </w:rPr>
+        <w:t xml:space="preserve">Member has, with respect to each Protected Series, the rights, powers, and duties </w:t>
       </w:r>
       <w:r>
         <w:rPr>
@@ -2871,17 +2879,305 @@
           <w:sz w:val="24"/>
           <w:szCs w:val="24"/>
         </w:rPr>
-        <w:t xml:space="preserve">Organization and this Agreement. [MANAGER APPOINTMENT] If more than one person is serving as Manager, every act, approval, consent, decision, or determination of the Manager under this Agreement requires the approval of a majority of the Managers then serving, and no Manager acting alone has actual authority to act for the Company or for any </w:t>
-      </w:r>
-      <w:r>
-        <w:rPr>
-          <w:rFonts w:ascii="Times New Roman" w:hAnsi="Times New Roman"/>
-          <w:color w:val="0645AD"/>
-          <w:u w:val="single"/>
-          <w:sz w:val="24"/>
-          <w:szCs w:val="24"/>
-        </w:rPr>
-        <w:t xml:space="preserve">each </w:t>
+        <w:t xml:space="preserve">Organization and this Agreement. [MANAGER APPOINTMENT] If more than one person is serving as Manager, every act, approval, consent, decision, or determination of </w:t>
+      </w:r>
+      <w:r>
+        <w:rPr>
+          <w:rFonts w:ascii="Times New Roman" w:hAnsi="Times New Roman"/>
+          <w:color w:val="0645AD"/>
+          <w:u w:val="single"/>
+          <w:sz w:val="24"/>
+          <w:szCs w:val="24"/>
+        </w:rPr>
+        <w:t xml:space="preserve">a protected-series manager under </w:t>
+      </w:r>
+      <w:r>
+        <w:rPr>
+          <w:rFonts w:ascii="Times New Roman" w:hAnsi="Times New Roman"/>
+          <w:sz w:val="24"/>
+          <w:szCs w:val="24"/>
+        </w:rPr>
+        <w:t xml:space="preserve">the </w:t>
+      </w:r>
+      <w:r>
+        <w:rPr>
+          <w:rFonts w:ascii="Times New Roman" w:hAnsi="Times New Roman"/>
+          <w:strike/>
+          <w:color w:val="C00000"/>
+          <w:sz w:val="24"/>
+          <w:szCs w:val="24"/>
+        </w:rPr>
+        <w:t xml:space="preserve">Manager under </w:t>
+      </w:r>
+      <w:r>
+        <w:rPr>
+          <w:rFonts w:ascii="Times New Roman" w:hAnsi="Times New Roman"/>
+          <w:color w:val="0645AD"/>
+          <w:u w:val="single"/>
+          <w:sz w:val="24"/>
+          <w:szCs w:val="24"/>
+        </w:rPr>
+        <w:t xml:space="preserve">Act, subject to </w:t>
+      </w:r>
+      <w:r>
+        <w:rPr>
+          <w:rFonts w:ascii="Times New Roman" w:hAnsi="Times New Roman"/>
+          <w:sz w:val="24"/>
+          <w:szCs w:val="24"/>
+        </w:rPr>
+        <w:t xml:space="preserve">this Agreement </w:t>
+      </w:r>
+      <w:r>
+        <w:rPr>
+          <w:rFonts w:ascii="Times New Roman" w:hAnsi="Times New Roman"/>
+          <w:strike/>
+          <w:color w:val="C00000"/>
+          <w:sz w:val="24"/>
+          <w:szCs w:val="24"/>
+        </w:rPr>
+        <w:t xml:space="preserve">requires the approval of a majority of the Managers then serving, and no Manager acting alone has actual authority to act for the Company or for any Protected Series. Anything required to be delivered to the Manager may be delivered to any Manager, and a covenant, restriction, or standard of conduct stated in this Agreement as applying to the Manager applies to each Manager individually. This Section governs among the Member </w:t>
+      </w:r>
+      <w:r>
+        <w:rPr>
+          <w:rFonts w:ascii="Times New Roman" w:hAnsi="Times New Roman"/>
+          <w:sz w:val="24"/>
+          <w:szCs w:val="24"/>
+        </w:rPr>
+        <w:t xml:space="preserve">and the </w:t>
+      </w:r>
+      <w:r>
+        <w:rPr>
+          <w:rFonts w:ascii="Times New Roman" w:hAnsi="Times New Roman"/>
+          <w:strike/>
+          <w:color w:val="C00000"/>
+          <w:sz w:val="24"/>
+          <w:szCs w:val="24"/>
+        </w:rPr>
+        <w:t xml:space="preserve">Managers; it does not affect the agency rights of a Manager under s. 605.04074(2)(b), Florida Statutes, as to a person who dealt with the Manager without knowledge or notice that the Manager lacked authority. A Manager need not be a Member. A Manager serves until that Manager's resignation, removal by the Member, death, or Incapacity; the Member may remove and replace a Manager, appoint an additional Manager, and shall fill any vacancy, by a signed writing delivered to the Company. If a Manager ceases to serve as Manager for any reason, the remaining Managers shall continue to serve. </w:t>
+      </w:r>
+      <w:r>
+        <w:rPr>
+          <w:rFonts w:ascii="Times New Roman" w:hAnsi="Times New Roman"/>
+          <w:color w:val="0645AD"/>
+          <w:u w:val="single"/>
+          <w:sz w:val="24"/>
+          <w:szCs w:val="24"/>
+        </w:rPr>
+        <w:t xml:space="preserve">Series Exhibit. </w:t>
+      </w:r>
+    </w:p>
+    <w:p>
+      <w:pPr>
+        <w:keepLines/>
+        <w:widowControl/>
+        <w:spacing w:after="160"/>
+        <w:jc w:val="both"/>
+      </w:pPr>
+      <w:r>
+        <w:rPr>
+          <w:rFonts w:ascii="Times New Roman" w:hAnsi="Times New Roman"/>
+          <w:strike/>
+          <w:color w:val="C00000"/>
+          <w:sz w:val="24"/>
+          <w:szCs w:val="24"/>
+        </w:rPr>
+        <w:t xml:space="preserve">5.2 Management of Each Protected Series. Each Protected Series </w:t>
+      </w:r>
+      <w:r>
+        <w:rPr>
+          <w:rFonts w:ascii="Times New Roman" w:hAnsi="Times New Roman"/>
+          <w:color w:val="0645AD"/>
+          <w:u w:val="single"/>
+          <w:sz w:val="24"/>
+          <w:szCs w:val="24"/>
+        </w:rPr>
+        <w:t xml:space="preserve">5.3 Authority to Act. The Member </w:t>
+      </w:r>
+      <w:r>
+        <w:rPr>
+          <w:rFonts w:ascii="Times New Roman" w:hAnsi="Times New Roman"/>
+          <w:sz w:val="24"/>
+          <w:szCs w:val="24"/>
+        </w:rPr>
+        <w:t xml:space="preserve">is </w:t>
+      </w:r>
+      <w:r>
+        <w:rPr>
+          <w:rFonts w:ascii="Times New Roman" w:hAnsi="Times New Roman"/>
+          <w:strike/>
+          <w:color w:val="C00000"/>
+          <w:sz w:val="24"/>
+          <w:szCs w:val="24"/>
+        </w:rPr>
+        <w:t xml:space="preserve">manager-managed. The Series Exhibit for a Protected Series may name one or more Protected Series Managers of that Protected Series. If it names none, each person then serving as a Manager </w:t>
+      </w:r>
+      <w:r>
+        <w:rPr>
+          <w:rFonts w:ascii="Times New Roman" w:hAnsi="Times New Roman"/>
+          <w:color w:val="0645AD"/>
+          <w:u w:val="single"/>
+          <w:sz w:val="24"/>
+          <w:szCs w:val="24"/>
+        </w:rPr>
+        <w:t xml:space="preserve">an agent </w:t>
+      </w:r>
+      <w:r>
+        <w:rPr>
+          <w:rFonts w:ascii="Times New Roman" w:hAnsi="Times New Roman"/>
+          <w:sz w:val="24"/>
+          <w:szCs w:val="24"/>
+        </w:rPr>
+        <w:t xml:space="preserve">of the Company </w:t>
+      </w:r>
+      <w:r>
+        <w:rPr>
+          <w:rFonts w:ascii="Times New Roman" w:hAnsi="Times New Roman"/>
+          <w:strike/>
+          <w:color w:val="C00000"/>
+          <w:sz w:val="24"/>
+          <w:szCs w:val="24"/>
+        </w:rPr>
+        <w:t xml:space="preserve">is a Protected Series Manager </w:t>
+      </w:r>
+      <w:r>
+        <w:rPr>
+          <w:rFonts w:ascii="Times New Roman" w:hAnsi="Times New Roman"/>
+          <w:color w:val="0645AD"/>
+          <w:u w:val="single"/>
+          <w:sz w:val="24"/>
+          <w:szCs w:val="24"/>
+        </w:rPr>
+        <w:t xml:space="preserve">for the purpose </w:t>
+      </w:r>
+      <w:r>
+        <w:rPr>
+          <w:rFonts w:ascii="Times New Roman" w:hAnsi="Times New Roman"/>
+          <w:sz w:val="24"/>
+          <w:szCs w:val="24"/>
+        </w:rPr>
+        <w:t xml:space="preserve">of </w:t>
+      </w:r>
+      <w:r>
+        <w:rPr>
+          <w:rFonts w:ascii="Times New Roman" w:hAnsi="Times New Roman"/>
+          <w:strike/>
+          <w:color w:val="C00000"/>
+          <w:sz w:val="24"/>
+          <w:szCs w:val="24"/>
+        </w:rPr>
+        <w:t xml:space="preserve">that Protected Series. As permitted </w:t>
+      </w:r>
+      <w:r>
+        <w:rPr>
+          <w:rFonts w:ascii="Times New Roman" w:hAnsi="Times New Roman"/>
+          <w:color w:val="0645AD"/>
+          <w:u w:val="single"/>
+          <w:sz w:val="24"/>
+          <w:szCs w:val="24"/>
+        </w:rPr>
+        <w:t xml:space="preserve">its activities and affairs to the extent provided </w:t>
+      </w:r>
+      <w:r>
+        <w:rPr>
+          <w:rFonts w:ascii="Times New Roman" w:hAnsi="Times New Roman"/>
+          <w:sz w:val="24"/>
+          <w:szCs w:val="24"/>
+        </w:rPr>
+        <w:t xml:space="preserve">by </w:t>
+      </w:r>
+      <w:r>
+        <w:rPr>
+          <w:rFonts w:ascii="Times New Roman" w:hAnsi="Times New Roman"/>
+          <w:strike/>
+          <w:color w:val="C00000"/>
+          <w:sz w:val="24"/>
+          <w:szCs w:val="24"/>
+        </w:rPr>
+        <w:t xml:space="preserve">s. 605.2107(1)(n), Florida Statutes, this Section varies s. 605.2304(2) so that </w:t>
+      </w:r>
+      <w:r>
+        <w:rPr>
+          <w:rFonts w:ascii="Times New Roman" w:hAnsi="Times New Roman"/>
+          <w:sz w:val="24"/>
+          <w:szCs w:val="24"/>
+        </w:rPr>
+        <w:t xml:space="preserve">the </w:t>
+      </w:r>
+      <w:r>
+        <w:rPr>
+          <w:rFonts w:ascii="Times New Roman" w:hAnsi="Times New Roman"/>
+          <w:strike/>
+          <w:color w:val="C00000"/>
+          <w:sz w:val="24"/>
+          <w:szCs w:val="24"/>
+        </w:rPr>
+        <w:t xml:space="preserve">Protected Series Managers are </w:t>
+      </w:r>
+      <w:r>
+        <w:rPr>
+          <w:rFonts w:ascii="Times New Roman" w:hAnsi="Times New Roman"/>
+          <w:color w:val="0645AD"/>
+          <w:u w:val="single"/>
+          <w:sz w:val="24"/>
+          <w:szCs w:val="24"/>
+        </w:rPr>
+        <w:t xml:space="preserve">Act, and may acquire, hold, improve, lease, sell, exchange, and convey property; borrow money and grant liens and security interests on Associated Assets; open, maintain, and close bank and investment accounts and designate signatories; engage and compensate employees, attorneys, accountants, and other agents; procure insurance; prosecute, defend, settle, and compromise claims; make tax filings and elections consistent with Article 9; execute and deliver instruments of every kind; and do all other acts necessary, appropriate, or convenient to </w:t>
+      </w:r>
+      <w:r>
+        <w:rPr>
+          <w:rFonts w:ascii="Times New Roman" w:hAnsi="Times New Roman"/>
+          <w:sz w:val="24"/>
+          <w:szCs w:val="24"/>
+        </w:rPr>
+        <w:t xml:space="preserve">the </w:t>
+      </w:r>
+      <w:r>
+        <w:rPr>
+          <w:rFonts w:ascii="Times New Roman" w:hAnsi="Times New Roman"/>
+          <w:strike/>
+          <w:color w:val="C00000"/>
+          <w:sz w:val="24"/>
+          <w:szCs w:val="24"/>
+        </w:rPr>
+        <w:t xml:space="preserve">Manager or Managers </w:t>
+      </w:r>
+      <w:r>
+        <w:rPr>
+          <w:rFonts w:ascii="Times New Roman" w:hAnsi="Times New Roman"/>
+          <w:color w:val="0645AD"/>
+          <w:u w:val="single"/>
+          <w:sz w:val="24"/>
+          <w:szCs w:val="24"/>
+        </w:rPr>
+        <w:t xml:space="preserve">conduct of the activities and affairs </w:t>
+      </w:r>
+      <w:r>
+        <w:rPr>
+          <w:rFonts w:ascii="Times New Roman" w:hAnsi="Times New Roman"/>
+          <w:sz w:val="24"/>
+          <w:szCs w:val="24"/>
+        </w:rPr>
+        <w:t xml:space="preserve">of the Company </w:t>
+      </w:r>
+      <w:r>
+        <w:rPr>
+          <w:rFonts w:ascii="Times New Roman" w:hAnsi="Times New Roman"/>
+          <w:strike/>
+          <w:color w:val="C00000"/>
+          <w:sz w:val="24"/>
+          <w:szCs w:val="24"/>
+        </w:rPr>
+        <w:t xml:space="preserve">rather than the Company itself. A </w:t>
+      </w:r>
+      <w:r>
+        <w:rPr>
+          <w:rFonts w:ascii="Times New Roman" w:hAnsi="Times New Roman"/>
+          <w:color w:val="0645AD"/>
+          <w:u w:val="single"/>
+          <w:sz w:val="24"/>
+          <w:szCs w:val="24"/>
+        </w:rPr>
+        <w:t xml:space="preserve">or of any </w:t>
       </w:r>
       <w:r>
         <w:rPr>
@@ -2899,73 +3195,63 @@
           <w:sz w:val="24"/>
           <w:szCs w:val="24"/>
         </w:rPr>
-        <w:t xml:space="preserve">Series. Anything required to be delivered to the Manager may be delivered to any Manager, and a covenant, restriction, or standard of conduct stated in this Agreement as applying to the Manager applies to each Manager individually. This Section governs among the Member and the Managers; it does not affect the agency rights of a Manager </w:t>
-      </w:r>
-      <w:r>
-        <w:rPr>
-          <w:rFonts w:ascii="Times New Roman" w:hAnsi="Times New Roman"/>
-          <w:color w:val="0645AD"/>
-          <w:u w:val="single"/>
-          <w:sz w:val="24"/>
-          <w:szCs w:val="24"/>
-        </w:rPr>
-        <w:t xml:space="preserve">Series </w:t>
-      </w:r>
-      <w:r>
-        <w:rPr>
-          <w:rFonts w:ascii="Times New Roman" w:hAnsi="Times New Roman"/>
-          <w:sz w:val="24"/>
-          <w:szCs w:val="24"/>
-        </w:rPr>
-        <w:t xml:space="preserve">under s. </w:t>
-      </w:r>
-      <w:r>
-        <w:rPr>
-          <w:rFonts w:ascii="Times New Roman" w:hAnsi="Times New Roman"/>
-          <w:strike/>
-          <w:color w:val="C00000"/>
-          <w:sz w:val="24"/>
-          <w:szCs w:val="24"/>
-        </w:rPr>
-        <w:t xml:space="preserve">605.04074(2)(b), </w:t>
-      </w:r>
-      <w:r>
-        <w:rPr>
-          <w:rFonts w:ascii="Times New Roman" w:hAnsi="Times New Roman"/>
-          <w:color w:val="0645AD"/>
-          <w:u w:val="single"/>
-          <w:sz w:val="24"/>
-          <w:szCs w:val="24"/>
-        </w:rPr>
-        <w:t xml:space="preserve">605.2304(2), </w:t>
-      </w:r>
-      <w:r>
-        <w:rPr>
-          <w:rFonts w:ascii="Times New Roman" w:hAnsi="Times New Roman"/>
-          <w:sz w:val="24"/>
-          <w:szCs w:val="24"/>
-        </w:rPr>
-        <w:t xml:space="preserve">Florida </w:t>
-      </w:r>
-      <w:r>
-        <w:rPr>
-          <w:rFonts w:ascii="Times New Roman" w:hAnsi="Times New Roman"/>
-          <w:strike/>
-          <w:color w:val="C00000"/>
-          <w:sz w:val="24"/>
-          <w:szCs w:val="24"/>
-        </w:rPr>
-        <w:t xml:space="preserve">Statutes, as to a person who dealt with </w:t>
-      </w:r>
-      <w:r>
-        <w:rPr>
-          <w:rFonts w:ascii="Times New Roman" w:hAnsi="Times New Roman"/>
-          <w:color w:val="0645AD"/>
-          <w:u w:val="single"/>
-          <w:sz w:val="24"/>
-          <w:szCs w:val="24"/>
-        </w:rPr>
-        <w:t xml:space="preserve">Statutes; it acts in that capacity through </w:t>
+        <w:t xml:space="preserve">Series Manager has, with respect to its Protected Series, the rights, powers, and duties that a manager of a manager-managed limited liability company has under the Act, subject to this Agreement and the Series Exhibit, and may be removed and replaced with respect to that Protected Series by the Member. </w:t>
+      </w:r>
+      <w:r>
+        <w:rPr>
+          <w:rFonts w:ascii="Times New Roman" w:hAnsi="Times New Roman"/>
+          <w:color w:val="0645AD"/>
+          <w:u w:val="single"/>
+          <w:sz w:val="24"/>
+          <w:szCs w:val="24"/>
+        </w:rPr>
+        <w:t xml:space="preserve">Series. </w:t>
+      </w:r>
+    </w:p>
+    <w:p>
+      <w:pPr>
+        <w:keepLines/>
+        <w:widowControl/>
+        <w:spacing w:after="160"/>
+        <w:jc w:val="both"/>
+      </w:pPr>
+      <w:r>
+        <w:rPr>
+          <w:rFonts w:ascii="Times New Roman" w:hAnsi="Times New Roman"/>
+          <w:strike/>
+          <w:color w:val="C00000"/>
+          <w:sz w:val="24"/>
+          <w:szCs w:val="24"/>
+        </w:rPr>
+        <w:t xml:space="preserve">5.3 Authority </w:t>
+      </w:r>
+      <w:r>
+        <w:rPr>
+          <w:rFonts w:ascii="Times New Roman" w:hAnsi="Times New Roman"/>
+          <w:color w:val="0645AD"/>
+          <w:u w:val="single"/>
+          <w:sz w:val="24"/>
+          <w:szCs w:val="24"/>
+        </w:rPr>
+        <w:t xml:space="preserve">5.4 Standard </w:t>
+      </w:r>
+      <w:r>
+        <w:rPr>
+          <w:rFonts w:ascii="Times New Roman" w:hAnsi="Times New Roman"/>
+          <w:sz w:val="24"/>
+          <w:szCs w:val="24"/>
+        </w:rPr>
+        <w:t xml:space="preserve">of </w:t>
+      </w:r>
+      <w:r>
+        <w:rPr>
+          <w:rFonts w:ascii="Times New Roman" w:hAnsi="Times New Roman"/>
+          <w:color w:val="0645AD"/>
+          <w:u w:val="single"/>
+          <w:sz w:val="24"/>
+          <w:szCs w:val="24"/>
+        </w:rPr>
+        <w:t xml:space="preserve">Conduct; Exculpation. The Member shall discharge </w:t>
       </w:r>
       <w:r>
         <w:rPr>
@@ -2983,11 +3269,2016 @@
           <w:sz w:val="24"/>
           <w:szCs w:val="24"/>
         </w:rPr>
-        <w:t xml:space="preserve">Manager without knowledge or notice that the Manager lacked authority. A Manager need not be a </w:t>
-      </w:r>
-      <w:r>
-        <w:rPr>
-          <w:rFonts w:ascii="Times New Roman" w:hAnsi="Times New Roman"/>
+        <w:t xml:space="preserve">Manager. Except as </w:t>
+      </w:r>
+      <w:r>
+        <w:rPr>
+          <w:rFonts w:ascii="Times New Roman" w:hAnsi="Times New Roman"/>
+          <w:color w:val="0645AD"/>
+          <w:u w:val="single"/>
+          <w:sz w:val="24"/>
+          <w:szCs w:val="24"/>
+        </w:rPr>
+        <w:t xml:space="preserve">duties of a member of a member-managed </w:t>
+      </w:r>
+      <w:r>
+        <w:rPr>
+          <w:rFonts w:ascii="Times New Roman" w:hAnsi="Times New Roman"/>
+          <w:sz w:val="24"/>
+          <w:szCs w:val="24"/>
+        </w:rPr>
+        <w:t xml:space="preserve">limited </w:t>
+      </w:r>
+      <w:r>
+        <w:rPr>
+          <w:rFonts w:ascii="Times New Roman" w:hAnsi="Times New Roman"/>
+          <w:strike/>
+          <w:color w:val="C00000"/>
+          <w:sz w:val="24"/>
+          <w:szCs w:val="24"/>
+        </w:rPr>
+        <w:t xml:space="preserve">by Section 5.4 or an applicable Series Exhibit, </w:t>
+      </w:r>
+      <w:r>
+        <w:rPr>
+          <w:rFonts w:ascii="Times New Roman" w:hAnsi="Times New Roman"/>
+          <w:color w:val="0645AD"/>
+          <w:u w:val="single"/>
+          <w:sz w:val="24"/>
+          <w:szCs w:val="24"/>
+        </w:rPr>
+        <w:t xml:space="preserve">liability company consistent with </w:t>
+      </w:r>
+      <w:r>
+        <w:rPr>
+          <w:rFonts w:ascii="Times New Roman" w:hAnsi="Times New Roman"/>
+          <w:sz w:val="24"/>
+          <w:szCs w:val="24"/>
+        </w:rPr>
+        <w:t xml:space="preserve">the </w:t>
+      </w:r>
+      <w:r>
+        <w:rPr>
+          <w:rFonts w:ascii="Times New Roman" w:hAnsi="Times New Roman"/>
+          <w:strike/>
+          <w:color w:val="C00000"/>
+          <w:sz w:val="24"/>
+          <w:szCs w:val="24"/>
+        </w:rPr>
+        <w:t xml:space="preserve">Manager (and, as </w:t>
+      </w:r>
+      <w:r>
+        <w:rPr>
+          <w:rFonts w:ascii="Times New Roman" w:hAnsi="Times New Roman"/>
+          <w:color w:val="0645AD"/>
+          <w:u w:val="single"/>
+          <w:sz w:val="24"/>
+          <w:szCs w:val="24"/>
+        </w:rPr>
+        <w:t xml:space="preserve">Act. The Member shall not be liable </w:t>
+      </w:r>
+      <w:r>
+        <w:rPr>
+          <w:rFonts w:ascii="Times New Roman" w:hAnsi="Times New Roman"/>
+          <w:sz w:val="24"/>
+          <w:szCs w:val="24"/>
+        </w:rPr>
+        <w:t xml:space="preserve">to </w:t>
+      </w:r>
+      <w:r>
+        <w:rPr>
+          <w:rFonts w:ascii="Times New Roman" w:hAnsi="Times New Roman"/>
+          <w:strike/>
+          <w:color w:val="C00000"/>
+          <w:sz w:val="24"/>
+          <w:szCs w:val="24"/>
+        </w:rPr>
+        <w:t xml:space="preserve">a Protected Series, its Protected Series Manager) has full and exclusive authority to manage and conduct the activities and affairs of </w:t>
+      </w:r>
+      <w:r>
+        <w:rPr>
+          <w:rFonts w:ascii="Times New Roman" w:hAnsi="Times New Roman"/>
+          <w:sz w:val="24"/>
+          <w:szCs w:val="24"/>
+        </w:rPr>
+        <w:t xml:space="preserve">the Company or </w:t>
+      </w:r>
+      <w:r>
+        <w:rPr>
+          <w:rFonts w:ascii="Times New Roman" w:hAnsi="Times New Roman"/>
+          <w:strike/>
+          <w:color w:val="C00000"/>
+          <w:sz w:val="24"/>
+          <w:szCs w:val="24"/>
+        </w:rPr>
+        <w:t xml:space="preserve">that </w:t>
+      </w:r>
+      <w:r>
+        <w:rPr>
+          <w:rFonts w:ascii="Times New Roman" w:hAnsi="Times New Roman"/>
+          <w:color w:val="0645AD"/>
+          <w:u w:val="single"/>
+          <w:sz w:val="24"/>
+          <w:szCs w:val="24"/>
+        </w:rPr>
+        <w:t xml:space="preserve">to any </w:t>
+      </w:r>
+      <w:r>
+        <w:rPr>
+          <w:rFonts w:ascii="Times New Roman" w:hAnsi="Times New Roman"/>
+          <w:sz w:val="24"/>
+          <w:szCs w:val="24"/>
+        </w:rPr>
+        <w:t xml:space="preserve">Protected </w:t>
+      </w:r>
+      <w:r>
+        <w:rPr>
+          <w:rFonts w:ascii="Times New Roman" w:hAnsi="Times New Roman"/>
+          <w:strike/>
+          <w:color w:val="C00000"/>
+          <w:sz w:val="24"/>
+          <w:szCs w:val="24"/>
+        </w:rPr>
+        <w:t xml:space="preserve">Series, including </w:t>
+      </w:r>
+      <w:r>
+        <w:rPr>
+          <w:rFonts w:ascii="Times New Roman" w:hAnsi="Times New Roman"/>
+          <w:color w:val="0645AD"/>
+          <w:u w:val="single"/>
+          <w:sz w:val="24"/>
+          <w:szCs w:val="24"/>
+        </w:rPr>
+        <w:t xml:space="preserve">Series for any act or omission performed or omitted in good faith and in a manner reasonably believed to be within the scope of </w:t>
+      </w:r>
+      <w:r>
+        <w:rPr>
+          <w:rFonts w:ascii="Times New Roman" w:hAnsi="Times New Roman"/>
+          <w:sz w:val="24"/>
+          <w:szCs w:val="24"/>
+        </w:rPr>
+        <w:t xml:space="preserve">authority </w:t>
+      </w:r>
+      <w:r>
+        <w:rPr>
+          <w:rFonts w:ascii="Times New Roman" w:hAnsi="Times New Roman"/>
+          <w:strike/>
+          <w:color w:val="C00000"/>
+          <w:sz w:val="24"/>
+          <w:szCs w:val="24"/>
+        </w:rPr>
+        <w:t xml:space="preserve">to: acquire, hold, improve, lease, sell, exchange, and convey property; borrow money and grant liens and security interests on Associated Assets; open, maintain, and close bank and investment accounts and designate signatories; engage and compensate employees, attorneys, accountants, and other agents; procure insurance; prosecute, defend, settle, and compromise claims; make tax filings and elections consistent with Article 9; execute and deliver instruments of every kind; and do all other acts necessary, appropriate, or convenient to </w:t>
+      </w:r>
+      <w:r>
+        <w:rPr>
+          <w:rFonts w:ascii="Times New Roman" w:hAnsi="Times New Roman"/>
+          <w:color w:val="0645AD"/>
+          <w:u w:val="single"/>
+          <w:sz w:val="24"/>
+          <w:szCs w:val="24"/>
+        </w:rPr>
+        <w:t xml:space="preserve">conferred by this Agreement, except for conduct for which exoneration is prohibited by </w:t>
+      </w:r>
+      <w:r>
+        <w:rPr>
+          <w:rFonts w:ascii="Times New Roman" w:hAnsi="Times New Roman"/>
+          <w:sz w:val="24"/>
+          <w:szCs w:val="24"/>
+        </w:rPr>
+        <w:t xml:space="preserve">the </w:t>
+      </w:r>
+      <w:r>
+        <w:rPr>
+          <w:rFonts w:ascii="Times New Roman" w:hAnsi="Times New Roman"/>
+          <w:strike/>
+          <w:color w:val="C00000"/>
+          <w:sz w:val="24"/>
+          <w:szCs w:val="24"/>
+        </w:rPr>
+        <w:t xml:space="preserve">conduct of the activities and affairs of the Company or the applicable Protected Series. </w:t>
+      </w:r>
+      <w:r>
+        <w:rPr>
+          <w:rFonts w:ascii="Times New Roman" w:hAnsi="Times New Roman"/>
+          <w:color w:val="0645AD"/>
+          <w:u w:val="single"/>
+          <w:sz w:val="24"/>
+          <w:szCs w:val="24"/>
+        </w:rPr>
+        <w:t xml:space="preserve">Act. </w:t>
+      </w:r>
+    </w:p>
+    <w:p>
+      <w:pPr>
+        <w:keepLines/>
+        <w:widowControl/>
+        <w:spacing w:after="160"/>
+        <w:jc w:val="both"/>
+      </w:pPr>
+      <w:r>
+        <w:rPr>
+          <w:rFonts w:ascii="Times New Roman" w:hAnsi="Times New Roman"/>
+          <w:strike/>
+          <w:color w:val="C00000"/>
+          <w:sz w:val="24"/>
+          <w:szCs w:val="24"/>
+        </w:rPr>
+        <w:t xml:space="preserve">5.4 Actions Requiring Member Approval. Notwithstanding Section 5.3, neither </w:t>
+      </w:r>
+      <w:r>
+        <w:rPr>
+          <w:rFonts w:ascii="Times New Roman" w:hAnsi="Times New Roman"/>
+          <w:color w:val="0645AD"/>
+          <w:u w:val="single"/>
+          <w:sz w:val="24"/>
+          <w:szCs w:val="24"/>
+        </w:rPr>
+        <w:t xml:space="preserve">5.5 Indemnification. The Company shall indemnify </w:t>
+      </w:r>
+      <w:r>
+        <w:rPr>
+          <w:rFonts w:ascii="Times New Roman" w:hAnsi="Times New Roman"/>
+          <w:sz w:val="24"/>
+          <w:szCs w:val="24"/>
+        </w:rPr>
+        <w:t xml:space="preserve">the </w:t>
+      </w:r>
+      <w:r>
+        <w:rPr>
+          <w:rFonts w:ascii="Times New Roman" w:hAnsi="Times New Roman"/>
+          <w:strike/>
+          <w:color w:val="C00000"/>
+          <w:sz w:val="24"/>
+          <w:szCs w:val="24"/>
+        </w:rPr>
+        <w:t xml:space="preserve">Manager nor any </w:t>
+      </w:r>
+      <w:r>
+        <w:rPr>
+          <w:rFonts w:ascii="Times New Roman" w:hAnsi="Times New Roman"/>
+          <w:color w:val="0645AD"/>
+          <w:u w:val="single"/>
+          <w:sz w:val="24"/>
+          <w:szCs w:val="24"/>
+        </w:rPr>
+        <w:t xml:space="preserve">Member, and each </w:t>
+      </w:r>
+      <w:r>
+        <w:rPr>
+          <w:rFonts w:ascii="Times New Roman" w:hAnsi="Times New Roman"/>
+          <w:sz w:val="24"/>
+          <w:szCs w:val="24"/>
+        </w:rPr>
+        <w:t xml:space="preserve">Protected Series </w:t>
+      </w:r>
+      <w:r>
+        <w:rPr>
+          <w:rFonts w:ascii="Times New Roman" w:hAnsi="Times New Roman"/>
+          <w:strike/>
+          <w:color w:val="C00000"/>
+          <w:sz w:val="24"/>
+          <w:szCs w:val="24"/>
+        </w:rPr>
+        <w:t xml:space="preserve">Manager </w:t>
+      </w:r>
+      <w:r>
+        <w:rPr>
+          <w:rFonts w:ascii="Times New Roman" w:hAnsi="Times New Roman"/>
+          <w:sz w:val="24"/>
+          <w:szCs w:val="24"/>
+        </w:rPr>
+        <w:t xml:space="preserve">shall </w:t>
+      </w:r>
+      <w:r>
+        <w:rPr>
+          <w:rFonts w:ascii="Times New Roman" w:hAnsi="Times New Roman"/>
+          <w:strike/>
+          <w:color w:val="C00000"/>
+          <w:sz w:val="24"/>
+          <w:szCs w:val="24"/>
+        </w:rPr>
+        <w:t xml:space="preserve">do any </w:t>
+      </w:r>
+      <w:r>
+        <w:rPr>
+          <w:rFonts w:ascii="Times New Roman" w:hAnsi="Times New Roman"/>
+          <w:color w:val="0645AD"/>
+          <w:u w:val="single"/>
+          <w:sz w:val="24"/>
+          <w:szCs w:val="24"/>
+        </w:rPr>
+        <w:t xml:space="preserve">indemnify the Member acting as its protected-series manager, to the fullest extent permitted by the Act, against losses, claims, and expenses (including reasonable attorney's fees) incurred by reason of acting in the management </w:t>
+      </w:r>
+      <w:r>
+        <w:rPr>
+          <w:rFonts w:ascii="Times New Roman" w:hAnsi="Times New Roman"/>
+          <w:sz w:val="24"/>
+          <w:szCs w:val="24"/>
+        </w:rPr>
+        <w:t xml:space="preserve">of the </w:t>
+      </w:r>
+      <w:r>
+        <w:rPr>
+          <w:rFonts w:ascii="Times New Roman" w:hAnsi="Times New Roman"/>
+          <w:strike/>
+          <w:color w:val="C00000"/>
+          <w:sz w:val="24"/>
+          <w:szCs w:val="24"/>
+        </w:rPr>
+        <w:t xml:space="preserve">following without </w:t>
+      </w:r>
+      <w:r>
+        <w:rPr>
+          <w:rFonts w:ascii="Times New Roman" w:hAnsi="Times New Roman"/>
+          <w:color w:val="0645AD"/>
+          <w:u w:val="single"/>
+          <w:sz w:val="24"/>
+          <w:szCs w:val="24"/>
+        </w:rPr>
+        <w:t xml:space="preserve">Company or that Protected Series, except to </w:t>
+      </w:r>
+      <w:r>
+        <w:rPr>
+          <w:rFonts w:ascii="Times New Roman" w:hAnsi="Times New Roman"/>
+          <w:sz w:val="24"/>
+          <w:szCs w:val="24"/>
+        </w:rPr>
+        <w:t xml:space="preserve">the </w:t>
+      </w:r>
+      <w:r>
+        <w:rPr>
+          <w:rFonts w:ascii="Times New Roman" w:hAnsi="Times New Roman"/>
+          <w:strike/>
+          <w:color w:val="C00000"/>
+          <w:sz w:val="24"/>
+          <w:szCs w:val="24"/>
+        </w:rPr>
+        <w:t xml:space="preserve">written consent </w:t>
+      </w:r>
+      <w:r>
+        <w:rPr>
+          <w:rFonts w:ascii="Times New Roman" w:hAnsi="Times New Roman"/>
+          <w:color w:val="0645AD"/>
+          <w:u w:val="single"/>
+          <w:sz w:val="24"/>
+          <w:szCs w:val="24"/>
+        </w:rPr>
+        <w:t xml:space="preserve">extent arising from conduct for which exoneration is prohibited by the Act; provided, that any indemnification obligation relating to the activities of a particular Protected Series is an Associated Liability of that Protected Series, payable solely from its Associated Assets, and any indemnification obligation relating to the activities </w:t>
+      </w:r>
+      <w:r>
+        <w:rPr>
+          <w:rFonts w:ascii="Times New Roman" w:hAnsi="Times New Roman"/>
+          <w:sz w:val="24"/>
+          <w:szCs w:val="24"/>
+        </w:rPr>
+        <w:t xml:space="preserve">of the </w:t>
+      </w:r>
+      <w:r>
+        <w:rPr>
+          <w:rFonts w:ascii="Times New Roman" w:hAnsi="Times New Roman"/>
+          <w:strike/>
+          <w:color w:val="C00000"/>
+          <w:sz w:val="24"/>
+          <w:szCs w:val="24"/>
+        </w:rPr>
+        <w:t xml:space="preserve">Member: </w:t>
+      </w:r>
+      <w:r>
+        <w:rPr>
+          <w:rFonts w:ascii="Times New Roman" w:hAnsi="Times New Roman"/>
+          <w:color w:val="0645AD"/>
+          <w:u w:val="single"/>
+          <w:sz w:val="24"/>
+          <w:szCs w:val="24"/>
+        </w:rPr>
+        <w:t xml:space="preserve">Company generally is payable solely from the Associated Assets of the Company. </w:t>
+      </w:r>
+    </w:p>
+    <w:p>
+      <w:pPr>
+        <w:keepLines/>
+        <w:widowControl/>
+        <w:spacing w:after="160"/>
+        <w:jc w:val="both"/>
+      </w:pPr>
+      <w:r>
+        <w:rPr>
+          <w:rFonts w:ascii="Times New Roman" w:hAnsi="Times New Roman"/>
+          <w:strike/>
+          <w:color w:val="C00000"/>
+          <w:sz w:val="24"/>
+          <w:szCs w:val="24"/>
+        </w:rPr>
+        <w:t xml:space="preserve">(a) sell, exchange, or otherwise dispose of all or substantially all of the Associated Assets </w:t>
+      </w:r>
+      <w:r>
+        <w:rPr>
+          <w:rFonts w:ascii="Times New Roman" w:hAnsi="Times New Roman"/>
+          <w:color w:val="0645AD"/>
+          <w:u w:val="single"/>
+          <w:sz w:val="24"/>
+          <w:szCs w:val="24"/>
+        </w:rPr>
+        <w:t xml:space="preserve">5.6 Reimbursement; Shared Expenses. The Member shall be reimbursed for reasonable expenses properly incurred on behalf </w:t>
+      </w:r>
+      <w:r>
+        <w:rPr>
+          <w:rFonts w:ascii="Times New Roman" w:hAnsi="Times New Roman"/>
+          <w:sz w:val="24"/>
+          <w:szCs w:val="24"/>
+        </w:rPr>
+        <w:t xml:space="preserve">of the Company or </w:t>
+      </w:r>
+      <w:r>
+        <w:rPr>
+          <w:rFonts w:ascii="Times New Roman" w:hAnsi="Times New Roman"/>
+          <w:strike/>
+          <w:color w:val="C00000"/>
+          <w:sz w:val="24"/>
+          <w:szCs w:val="24"/>
+        </w:rPr>
+        <w:t xml:space="preserve">of any </w:t>
+      </w:r>
+      <w:r>
+        <w:rPr>
+          <w:rFonts w:ascii="Times New Roman" w:hAnsi="Times New Roman"/>
+          <w:color w:val="0645AD"/>
+          <w:u w:val="single"/>
+          <w:sz w:val="24"/>
+          <w:szCs w:val="24"/>
+        </w:rPr>
+        <w:t xml:space="preserve">the applicable </w:t>
+      </w:r>
+      <w:r>
+        <w:rPr>
+          <w:rFonts w:ascii="Times New Roman" w:hAnsi="Times New Roman"/>
+          <w:sz w:val="24"/>
+          <w:szCs w:val="24"/>
+        </w:rPr>
+        <w:t xml:space="preserve">Protected </w:t>
+      </w:r>
+      <w:r>
+        <w:rPr>
+          <w:rFonts w:ascii="Times New Roman" w:hAnsi="Times New Roman"/>
+          <w:strike/>
+          <w:color w:val="C00000"/>
+          <w:sz w:val="24"/>
+          <w:szCs w:val="24"/>
+        </w:rPr>
+        <w:t xml:space="preserve">Series, </w:t>
+      </w:r>
+      <w:r>
+        <w:rPr>
+          <w:rFonts w:ascii="Times New Roman" w:hAnsi="Times New Roman"/>
+          <w:color w:val="0645AD"/>
+          <w:u w:val="single"/>
+          <w:sz w:val="24"/>
+          <w:szCs w:val="24"/>
+        </w:rPr>
+        <w:t xml:space="preserve">Series. Costs and expenses that benefit the Company and one or more Protected Series (including formation and filing fees, registered agent fees, accounting, insurance, and administrative overhead) shall be allocated among the Company and the Protected Series benefited on a reasonable and consistent basis determined by the Member — by specific attribution where practicable and otherwise pro rata or by such </w:t>
+      </w:r>
+      <w:r>
+        <w:rPr>
+          <w:rFonts w:ascii="Times New Roman" w:hAnsi="Times New Roman"/>
+          <w:sz w:val="24"/>
+          <w:szCs w:val="24"/>
+        </w:rPr>
+        <w:t xml:space="preserve">other </w:t>
+      </w:r>
+      <w:r>
+        <w:rPr>
+          <w:rFonts w:ascii="Times New Roman" w:hAnsi="Times New Roman"/>
+          <w:strike/>
+          <w:color w:val="C00000"/>
+          <w:sz w:val="24"/>
+          <w:szCs w:val="24"/>
+        </w:rPr>
+        <w:t xml:space="preserve">than </w:t>
+      </w:r>
+      <w:r>
+        <w:rPr>
+          <w:rFonts w:ascii="Times New Roman" w:hAnsi="Times New Roman"/>
+          <w:color w:val="0645AD"/>
+          <w:u w:val="single"/>
+          <w:sz w:val="24"/>
+          <w:szCs w:val="24"/>
+        </w:rPr>
+        <w:t xml:space="preserve">reasonable formula as the Member adopts — and the allocation shall be recorded </w:t>
+      </w:r>
+      <w:r>
+        <w:rPr>
+          <w:rFonts w:ascii="Times New Roman" w:hAnsi="Times New Roman"/>
+          <w:sz w:val="24"/>
+          <w:szCs w:val="24"/>
+        </w:rPr>
+        <w:t xml:space="preserve">in the </w:t>
+      </w:r>
+      <w:r>
+        <w:rPr>
+          <w:rFonts w:ascii="Times New Roman" w:hAnsi="Times New Roman"/>
+          <w:strike/>
+          <w:color w:val="C00000"/>
+          <w:sz w:val="24"/>
+          <w:szCs w:val="24"/>
+        </w:rPr>
+        <w:t xml:space="preserve">ordinary course of business; </w:t>
+      </w:r>
+      <w:r>
+        <w:rPr>
+          <w:rFonts w:ascii="Times New Roman" w:hAnsi="Times New Roman"/>
+          <w:color w:val="0645AD"/>
+          <w:u w:val="single"/>
+          <w:sz w:val="24"/>
+          <w:szCs w:val="24"/>
+        </w:rPr>
+        <w:t xml:space="preserve">records maintained under Article 8. </w:t>
+      </w:r>
+    </w:p>
+    <w:p>
+      <w:pPr>
+        <w:keepLines/>
+        <w:widowControl/>
+        <w:spacing w:after="160"/>
+        <w:jc w:val="both"/>
+      </w:pPr>
+      <w:r>
+        <w:rPr>
+          <w:rFonts w:ascii="Times New Roman" w:hAnsi="Times New Roman"/>
+          <w:strike/>
+          <w:color w:val="C00000"/>
+          <w:sz w:val="24"/>
+          <w:szCs w:val="24"/>
+        </w:rPr>
+        <w:t xml:space="preserve">(b) incur, </w:t>
+      </w:r>
+      <w:r>
+        <w:rPr>
+          <w:rFonts w:ascii="Times New Roman" w:hAnsi="Times New Roman"/>
+          <w:color w:val="0645AD"/>
+          <w:u w:val="single"/>
+          <w:sz w:val="24"/>
+          <w:szCs w:val="24"/>
+        </w:rPr>
+        <w:t xml:space="preserve">5.7 Statement of Authority. The Member may cause the Company to file with the Department a statement of authority under s. 605.0302, Florida Statutes, stating the authority, or the limitations </w:t>
+      </w:r>
+      <w:r>
+        <w:rPr>
+          <w:rFonts w:ascii="Times New Roman" w:hAnsi="Times New Roman"/>
+          <w:sz w:val="24"/>
+          <w:szCs w:val="24"/>
+        </w:rPr>
+        <w:t xml:space="preserve">on </w:t>
+      </w:r>
+      <w:r>
+        <w:rPr>
+          <w:rFonts w:ascii="Times New Roman" w:hAnsi="Times New Roman"/>
+          <w:strike/>
+          <w:color w:val="C00000"/>
+          <w:sz w:val="24"/>
+          <w:szCs w:val="24"/>
+        </w:rPr>
+        <w:t xml:space="preserve">behalf </w:t>
+      </w:r>
+      <w:r>
+        <w:rPr>
+          <w:rFonts w:ascii="Times New Roman" w:hAnsi="Times New Roman"/>
+          <w:color w:val="0645AD"/>
+          <w:u w:val="single"/>
+          <w:sz w:val="24"/>
+          <w:szCs w:val="24"/>
+        </w:rPr>
+        <w:t xml:space="preserve">the authority, of the Member or of any person holding a specified position, to transfer or encumber real property held in the name </w:t>
+      </w:r>
+      <w:r>
+        <w:rPr>
+          <w:rFonts w:ascii="Times New Roman" w:hAnsi="Times New Roman"/>
+          <w:sz w:val="24"/>
+          <w:szCs w:val="24"/>
+        </w:rPr>
+        <w:t xml:space="preserve">of the Company or </w:t>
+      </w:r>
+      <w:r>
+        <w:rPr>
+          <w:rFonts w:ascii="Times New Roman" w:hAnsi="Times New Roman"/>
+          <w:strike/>
+          <w:color w:val="C00000"/>
+          <w:sz w:val="24"/>
+          <w:szCs w:val="24"/>
+        </w:rPr>
+        <w:t xml:space="preserve">any </w:t>
+      </w:r>
+      <w:r>
+        <w:rPr>
+          <w:rFonts w:ascii="Times New Roman" w:hAnsi="Times New Roman"/>
+          <w:color w:val="0645AD"/>
+          <w:u w:val="single"/>
+          <w:sz w:val="24"/>
+          <w:szCs w:val="24"/>
+        </w:rPr>
+        <w:t xml:space="preserve">of a </w:t>
+      </w:r>
+      <w:r>
+        <w:rPr>
+          <w:rFonts w:ascii="Times New Roman" w:hAnsi="Times New Roman"/>
+          <w:sz w:val="24"/>
+          <w:szCs w:val="24"/>
+        </w:rPr>
+        <w:t xml:space="preserve">Protected Series, </w:t>
+      </w:r>
+      <w:r>
+        <w:rPr>
+          <w:rFonts w:ascii="Times New Roman" w:hAnsi="Times New Roman"/>
+          <w:strike/>
+          <w:color w:val="C00000"/>
+          <w:sz w:val="24"/>
+          <w:szCs w:val="24"/>
+        </w:rPr>
+        <w:t xml:space="preserve">indebtedness </w:t>
+      </w:r>
+      <w:r>
+        <w:rPr>
+          <w:rFonts w:ascii="Times New Roman" w:hAnsi="Times New Roman"/>
+          <w:color w:val="0645AD"/>
+          <w:u w:val="single"/>
+          <w:sz w:val="24"/>
+          <w:szCs w:val="24"/>
+        </w:rPr>
+        <w:t xml:space="preserve">and may cause a certified copy of that statement to be recorded </w:t>
+      </w:r>
+      <w:r>
+        <w:rPr>
+          <w:rFonts w:ascii="Times New Roman" w:hAnsi="Times New Roman"/>
+          <w:sz w:val="24"/>
+          <w:szCs w:val="24"/>
+        </w:rPr>
+        <w:t xml:space="preserve">in </w:t>
+      </w:r>
+      <w:r>
+        <w:rPr>
+          <w:rFonts w:ascii="Times New Roman" w:hAnsi="Times New Roman"/>
+          <w:strike/>
+          <w:color w:val="C00000"/>
+          <w:sz w:val="24"/>
+          <w:szCs w:val="24"/>
+        </w:rPr>
+        <w:t xml:space="preserve">excess of $[THRESHOLD] in a single transaction or series of related transactions, or guarantee </w:t>
+      </w:r>
+      <w:r>
+        <w:rPr>
+          <w:rFonts w:ascii="Times New Roman" w:hAnsi="Times New Roman"/>
+          <w:sz w:val="24"/>
+          <w:szCs w:val="24"/>
+        </w:rPr>
+        <w:t xml:space="preserve">the </w:t>
+      </w:r>
+      <w:r>
+        <w:rPr>
+          <w:rFonts w:ascii="Times New Roman" w:hAnsi="Times New Roman"/>
+          <w:strike/>
+          <w:color w:val="C00000"/>
+          <w:sz w:val="24"/>
+          <w:szCs w:val="24"/>
+        </w:rPr>
+        <w:t xml:space="preserve">obligation </w:t>
+      </w:r>
+      <w:r>
+        <w:rPr>
+          <w:rFonts w:ascii="Times New Roman" w:hAnsi="Times New Roman"/>
+          <w:color w:val="0645AD"/>
+          <w:u w:val="single"/>
+          <w:sz w:val="24"/>
+          <w:szCs w:val="24"/>
+        </w:rPr>
+        <w:t xml:space="preserve">official records </w:t>
+      </w:r>
+      <w:r>
+        <w:rPr>
+          <w:rFonts w:ascii="Times New Roman" w:hAnsi="Times New Roman"/>
+          <w:sz w:val="24"/>
+          <w:szCs w:val="24"/>
+        </w:rPr>
+        <w:t xml:space="preserve">of any </w:t>
+      </w:r>
+      <w:r>
+        <w:rPr>
+          <w:rFonts w:ascii="Times New Roman" w:hAnsi="Times New Roman"/>
+          <w:strike/>
+          <w:color w:val="C00000"/>
+          <w:sz w:val="24"/>
+          <w:szCs w:val="24"/>
+        </w:rPr>
+        <w:t xml:space="preserve">person (and no guarantee of </w:t>
+      </w:r>
+      <w:r>
+        <w:rPr>
+          <w:rFonts w:ascii="Times New Roman" w:hAnsi="Times New Roman"/>
+          <w:color w:val="0645AD"/>
+          <w:u w:val="single"/>
+          <w:sz w:val="24"/>
+          <w:szCs w:val="24"/>
+        </w:rPr>
+        <w:t xml:space="preserve">county in which </w:t>
+      </w:r>
+      <w:r>
+        <w:rPr>
+          <w:rFonts w:ascii="Times New Roman" w:hAnsi="Times New Roman"/>
+          <w:sz w:val="24"/>
+          <w:szCs w:val="24"/>
+        </w:rPr>
+        <w:t xml:space="preserve">the </w:t>
+      </w:r>
+      <w:r>
+        <w:rPr>
+          <w:rFonts w:ascii="Times New Roman" w:hAnsi="Times New Roman"/>
+          <w:strike/>
+          <w:color w:val="C00000"/>
+          <w:sz w:val="24"/>
+          <w:szCs w:val="24"/>
+        </w:rPr>
+        <w:t xml:space="preserve">obligations of one Protected Series by another or by the Company </w:t>
+      </w:r>
+      <w:r>
+        <w:rPr>
+          <w:rFonts w:ascii="Times New Roman" w:hAnsi="Times New Roman"/>
+          <w:color w:val="0645AD"/>
+          <w:u w:val="single"/>
+          <w:sz w:val="24"/>
+          <w:szCs w:val="24"/>
+        </w:rPr>
+        <w:t xml:space="preserve">real property is located. A statement so filed </w:t>
+      </w:r>
+      <w:r>
+        <w:rPr>
+          <w:rFonts w:ascii="Times New Roman" w:hAnsi="Times New Roman"/>
+          <w:sz w:val="24"/>
+          <w:szCs w:val="24"/>
+        </w:rPr>
+        <w:t xml:space="preserve">shall be </w:t>
+      </w:r>
+      <w:r>
+        <w:rPr>
+          <w:rFonts w:ascii="Times New Roman" w:hAnsi="Times New Roman"/>
+          <w:strike/>
+          <w:color w:val="C00000"/>
+          <w:sz w:val="24"/>
+          <w:szCs w:val="24"/>
+        </w:rPr>
+        <w:t xml:space="preserve">made except by an express written instrument approved under </w:t>
+      </w:r>
+      <w:r>
+        <w:rPr>
+          <w:rFonts w:ascii="Times New Roman" w:hAnsi="Times New Roman"/>
+          <w:color w:val="0645AD"/>
+          <w:u w:val="single"/>
+          <w:sz w:val="24"/>
+          <w:szCs w:val="24"/>
+        </w:rPr>
+        <w:t xml:space="preserve">consistent with </w:t>
+      </w:r>
+      <w:r>
+        <w:rPr>
+          <w:rFonts w:ascii="Times New Roman" w:hAnsi="Times New Roman"/>
+          <w:sz w:val="24"/>
+          <w:szCs w:val="24"/>
+        </w:rPr>
+        <w:t xml:space="preserve">this </w:t>
+      </w:r>
+      <w:r>
+        <w:rPr>
+          <w:rFonts w:ascii="Times New Roman" w:hAnsi="Times New Roman"/>
+          <w:strike/>
+          <w:color w:val="C00000"/>
+          <w:sz w:val="24"/>
+          <w:szCs w:val="24"/>
+        </w:rPr>
+        <w:t xml:space="preserve">Section); </w:t>
+      </w:r>
+      <w:r>
+        <w:rPr>
+          <w:rFonts w:ascii="Times New Roman" w:hAnsi="Times New Roman"/>
+          <w:color w:val="0645AD"/>
+          <w:u w:val="single"/>
+          <w:sz w:val="24"/>
+          <w:szCs w:val="24"/>
+        </w:rPr>
+        <w:t xml:space="preserve">Agreement, and shall be amended </w:t>
+      </w:r>
+      <w:r>
+        <w:rPr>
+          <w:rFonts w:ascii="Times New Roman" w:hAnsi="Times New Roman"/>
+          <w:sz w:val="24"/>
+          <w:szCs w:val="24"/>
+        </w:rPr>
+        <w:t xml:space="preserve">or </w:t>
+      </w:r>
+      <w:r>
+        <w:rPr>
+          <w:rFonts w:ascii="Times New Roman" w:hAnsi="Times New Roman"/>
+          <w:color w:val="0645AD"/>
+          <w:u w:val="single"/>
+          <w:sz w:val="24"/>
+          <w:szCs w:val="24"/>
+        </w:rPr>
+        <w:t xml:space="preserve">cancelled as necessary to keep it accurate. </w:t>
+      </w:r>
+    </w:p>
+    <w:p>
+      <w:pPr>
+        <w:keepLines/>
+        <w:widowControl/>
+        <w:spacing w:after="160"/>
+        <w:jc w:val="both"/>
+      </w:pPr>
+      <w:r>
+        <w:rPr>
+          <w:rFonts w:ascii="Times New Roman" w:hAnsi="Times New Roman"/>
+          <w:strike/>
+          <w:color w:val="C00000"/>
+          <w:sz w:val="24"/>
+          <w:szCs w:val="24"/>
+        </w:rPr>
+        <w:t xml:space="preserve">(c) file, amend, or cancel a statement of authority under s. 605.0302, Florida Statutes, or record a certified copy of one.</w:t>
+      </w:r>
+    </w:p>
+    <w:p>
+      <w:pPr>
+        <w:keepLines/>
+        <w:widowControl/>
+        <w:spacing w:after="160"/>
+        <w:jc w:val="both"/>
+      </w:pPr>
+      <w:r>
+        <w:rPr>
+          <w:rFonts w:ascii="Times New Roman" w:hAnsi="Times New Roman"/>
+          <w:strike/>
+          <w:color w:val="C00000"/>
+          <w:sz w:val="24"/>
+          <w:szCs w:val="24"/>
+        </w:rPr>
+        <w:t xml:space="preserve">5.5 Standard of Conduct; Exculpation. The Manager and each Protected Series Manager shall discharge their duties consistent with the Act, including the duties applicable to managers and protected-series managers. No Manager or Protected Series Manager shall be liable to the Company, any Protected Series, or the Member for any act or omission performed or omitted in good faith and in a manner reasonably believed to be within the scope of authority conferred by this Agreement, except for conduct for which exoneration is prohibited by the Act.</w:t>
+      </w:r>
+    </w:p>
+    <w:p>
+      <w:pPr>
+        <w:keepLines/>
+        <w:widowControl/>
+        <w:spacing w:after="160"/>
+        <w:jc w:val="both"/>
+      </w:pPr>
+      <w:r>
+        <w:rPr>
+          <w:rFonts w:ascii="Times New Roman" w:hAnsi="Times New Roman"/>
+          <w:strike/>
+          <w:color w:val="C00000"/>
+          <w:sz w:val="24"/>
+          <w:szCs w:val="24"/>
+        </w:rPr>
+        <w:t xml:space="preserve">5.6 Indemnification. The Company shall indemnify the Manager, and each Protected Series shall indemnify its Protected Series Manager, to the fullest extent permitted by the Act, against losses, claims, and expenses (including reasonable attorney's fees) incurred by reason of service in that capacity, except to the extent arising from conduct for which exoneration is prohibited by the Act or from an act exceeding the authority conferred by Section 5.4; provided, that any indemnification obligation relating to the activities of a particular Protected Series is an Associated Liability of that Protected Series, payable solely from its Associated Assets, and any indemnification obligation relating to the activities of the Company generally is payable solely from the Associated Assets of the Company. A Manager who exceeds the authority conferred by Section 5.4 is liable to the Company or the affected Protected Series for any loss caused by that act, and the Company or Protected Series is entitled to indemnity from that Manager.</w:t>
+      </w:r>
+    </w:p>
+    <w:p>
+      <w:pPr>
+        <w:keepLines/>
+        <w:widowControl/>
+        <w:spacing w:after="160"/>
+        <w:jc w:val="both"/>
+      </w:pPr>
+      <w:r>
+        <w:rPr>
+          <w:rFonts w:ascii="Times New Roman" w:hAnsi="Times New Roman"/>
+          <w:strike/>
+          <w:color w:val="C00000"/>
+          <w:sz w:val="24"/>
+          <w:szCs w:val="24"/>
+        </w:rPr>
+        <w:t xml:space="preserve">5.7 Compensation; Reimbursement; Shared Expenses. The Manager shall serve without salary unless the Member consents in writing to compensation. The Manager and each Protected Series Manager shall be reimbursed for reasonable expenses properly incurred on behalf of the Company or the applicable Protected Series. Costs and expenses that benefit the Company and one or more Protected Series (including formation and filing fees, registered agent fees, accounting, insurance, and administrative overhead) shall be allocated among the Company and the Protected Series benefited on a reasonable and consistent basis determined by the Manager — by specific attribution where practicable and otherwise pro rata or by such other reasonable formula as the Manager adopts — and the allocation shall be recorded in the records maintained under Article 8.</w:t>
+      </w:r>
+    </w:p>
+    <w:p>
+      <w:pPr>
+        <w:keepLines/>
+        <w:widowControl/>
+        <w:spacing w:after="160"/>
+        <w:jc w:val="both"/>
+      </w:pPr>
+      <w:r>
+        <w:rPr>
+          <w:rFonts w:ascii="Times New Roman" w:hAnsi="Times New Roman"/>
+          <w:strike/>
+          <w:color w:val="C00000"/>
+          <w:sz w:val="24"/>
+          <w:szCs w:val="24"/>
+        </w:rPr>
+        <w:t xml:space="preserve">5.8 Statement of Authority. With the consent of the Member required by Section 5.4(c), the Manager may cause the Company to file with the Department a statement of authority under s. 605.0302, Florida Statutes, stating the authority, or the limitations on the authority, of the Manager, of any Protected Series Manager, or of any person holding a specified position, to transfer or encumber real property held in the name of the Company or of a Protected Series, and may cause a certified copy of that statement to be recorded in the official records of any county in which the real property is located. A statement so filed shall be consistent with this Agreement, and shall be amended or cancelled as necessary to keep it accurate. The limitations in Section 5.4 apply to the Manager whether or not a statement of authority is filed or recorded.</w:t>
+      </w:r>
+    </w:p>
+    <w:p>
+      <w:pPr>
+        <w:keepLines/>
+        <w:widowControl/>
+        <w:spacing w:after="160"/>
+        <w:jc w:val="both"/>
+      </w:pPr>
+      <w:r>
+        <w:rPr>
+          <w:rFonts w:ascii="Times New Roman" w:hAnsi="Times New Roman"/>
+          <w:b/>
+          <w:sz w:val="24"/>
+          <w:szCs w:val="24"/>
+        </w:rPr>
+        <w:t xml:space="preserve">ARTICLE 6 — CAPITAL</w:t>
+      </w:r>
+    </w:p>
+    <w:p>
+      <w:pPr>
+        <w:keepLines/>
+        <w:widowControl/>
+        <w:spacing w:after="160"/>
+        <w:jc w:val="both"/>
+      </w:pPr>
+      <w:r>
+        <w:rPr>
+          <w:rFonts w:ascii="Times New Roman" w:hAnsi="Times New Roman"/>
+          <w:sz w:val="24"/>
+          <w:szCs w:val="24"/>
+        </w:rPr>
+        <w:t xml:space="preserve">6.1 Contributions. The Member's contributions to the Company are set forth on Exhibit A. Contributions to a Protected Series are made by the Company and are set forth in the applicable Series Exhibit. Each contribution shall identify whether it is made to the Company or to a specific Protected Series, and shall be deposited to, and recorded in the records of, the recipient. A promise by the Member to make a contribution is enforceable only if set out in a writing signed by the Member.</w:t>
+      </w:r>
+    </w:p>
+    <w:p>
+      <w:pPr>
+        <w:keepLines/>
+        <w:widowControl/>
+        <w:spacing w:after="160"/>
+        <w:jc w:val="both"/>
+      </w:pPr>
+      <w:r>
+        <w:rPr>
+          <w:rFonts w:ascii="Times New Roman" w:hAnsi="Times New Roman"/>
+          <w:sz w:val="24"/>
+          <w:szCs w:val="24"/>
+        </w:rPr>
+        <w:t xml:space="preserve">6.2 No Obligation; No Interest. The Member is not obligated to make any additional contribution to the Company or to any Protected Series. No interest shall be paid on any contribution.</w:t>
+      </w:r>
+    </w:p>
+    <w:p>
+      <w:pPr>
+        <w:keepLines/>
+        <w:widowControl/>
+        <w:spacing w:after="160"/>
+        <w:jc w:val="both"/>
+      </w:pPr>
+      <w:r>
+        <w:rPr>
+          <w:rFonts w:ascii="Times New Roman" w:hAnsi="Times New Roman"/>
+          <w:sz w:val="24"/>
+          <w:szCs w:val="24"/>
+        </w:rPr>
+        <w:t xml:space="preserve">6.3 Separate Accounting. The Company shall maintain a separate accounting of contributions to, and the capital of, the Company and each Protected Series.</w:t>
+      </w:r>
+    </w:p>
+    <w:p>
+      <w:pPr>
+        <w:keepLines/>
+        <w:widowControl/>
+        <w:spacing w:after="160"/>
+        <w:jc w:val="both"/>
+      </w:pPr>
+      <w:r>
+        <w:rPr>
+          <w:rFonts w:ascii="Times New Roman" w:hAnsi="Times New Roman"/>
+          <w:sz w:val="24"/>
+          <w:szCs w:val="24"/>
+        </w:rPr>
+        <w:t xml:space="preserve">6.4 Member Loans. The Member may lend funds to the Company or to a specific Protected Series upon commercially reasonable terms evidenced by a written instrument identifying the borrower. A loan is not a contribution, and shall be an Associated Liability solely of the borrowing Protected Series or of the Company, as applicable.</w:t>
+      </w:r>
+    </w:p>
+    <w:p>
+      <w:pPr>
+        <w:keepLines/>
+        <w:widowControl/>
+        <w:spacing w:after="160"/>
+        <w:jc w:val="both"/>
+      </w:pPr>
+      <w:r>
+        <w:rPr>
+          <w:rFonts w:ascii="Times New Roman" w:hAnsi="Times New Roman"/>
+          <w:sz w:val="24"/>
+          <w:szCs w:val="24"/>
+        </w:rPr>
+        <w:t xml:space="preserve">6.5 No Right to Specific Property. The Member has no right to demand or receive any distribution in any specific property of the Company or of any Protected Series.</w:t>
+      </w:r>
+    </w:p>
+    <w:p>
+      <w:pPr>
+        <w:keepLines/>
+        <w:widowControl/>
+        <w:spacing w:after="160"/>
+        <w:jc w:val="both"/>
+      </w:pPr>
+      <w:r>
+        <w:rPr>
+          <w:rFonts w:ascii="Times New Roman" w:hAnsi="Times New Roman"/>
+          <w:b/>
+          <w:sz w:val="24"/>
+          <w:szCs w:val="24"/>
+        </w:rPr>
+        <w:t xml:space="preserve">ARTICLE 7 — DISTRIBUTIONS</w:t>
+      </w:r>
+    </w:p>
+    <w:p>
+      <w:pPr>
+        <w:keepLines/>
+        <w:widowControl/>
+        <w:spacing w:after="160"/>
+        <w:jc w:val="both"/>
+      </w:pPr>
+      <w:r>
+        <w:rPr>
+          <w:rFonts w:ascii="Times New Roman" w:hAnsi="Times New Roman"/>
+          <w:sz w:val="24"/>
+          <w:szCs w:val="24"/>
+        </w:rPr>
+        <w:t xml:space="preserve">7.1 Distributions. The </w:t>
+      </w:r>
+      <w:r>
+        <w:rPr>
+          <w:rFonts w:ascii="Times New Roman" w:hAnsi="Times New Roman"/>
+          <w:strike/>
+          <w:color w:val="C00000"/>
+          <w:sz w:val="24"/>
+          <w:szCs w:val="24"/>
+        </w:rPr>
+        <w:t xml:space="preserve">Manager (or, as to a Protected Series, its Protected Series Manager) </w:t>
+      </w:r>
+      <w:r>
+        <w:rPr>
+          <w:rFonts w:ascii="Times New Roman" w:hAnsi="Times New Roman"/>
+          <w:color w:val="0645AD"/>
+          <w:u w:val="single"/>
+          <w:sz w:val="24"/>
+          <w:szCs w:val="24"/>
+        </w:rPr>
+        <w:t xml:space="preserve">Member </w:t>
+      </w:r>
+      <w:r>
+        <w:rPr>
+          <w:rFonts w:ascii="Times New Roman" w:hAnsi="Times New Roman"/>
+          <w:sz w:val="24"/>
+          <w:szCs w:val="24"/>
+        </w:rPr>
+        <w:t xml:space="preserve">may from time to time determine the extent to which cash on hand of the Company or of a Protected Series exceeds current and anticipated needs, including operating expenses, debt service, acquisitions, and reserves, and may distribute any such excess. </w:t>
+      </w:r>
+    </w:p>
+    <w:p>
+      <w:pPr>
+        <w:keepLines/>
+        <w:widowControl/>
+        <w:spacing w:after="160"/>
+        <w:jc w:val="both"/>
+      </w:pPr>
+      <w:r>
+        <w:rPr>
+          <w:rFonts w:ascii="Times New Roman" w:hAnsi="Times New Roman"/>
+          <w:sz w:val="24"/>
+          <w:szCs w:val="24"/>
+        </w:rPr>
+        <w:t xml:space="preserve">7.2 Source Limitation. Distributions in respect of a Protected Series shall be made solely from the Associated Assets of that Protected Series, and solely to the Company; distributions in respect of the Company shall be made solely from the Associated Assets of the Company, to the Member. Each distribution shall be recorded in the records maintained under Article 8, identifying its source.</w:t>
+      </w:r>
+    </w:p>
+    <w:p>
+      <w:pPr>
+        <w:keepLines/>
+        <w:widowControl/>
+        <w:spacing w:after="160"/>
+        <w:jc w:val="both"/>
+      </w:pPr>
+      <w:r>
+        <w:rPr>
+          <w:rFonts w:ascii="Times New Roman" w:hAnsi="Times New Roman"/>
+          <w:b/>
+          <w:sz w:val="24"/>
+          <w:szCs w:val="24"/>
+        </w:rPr>
+        <w:t xml:space="preserve">ARTICLE 8 — RECORDS</w:t>
+      </w:r>
+    </w:p>
+    <w:p>
+      <w:pPr>
+        <w:keepLines/>
+        <w:widowControl/>
+        <w:spacing w:after="160"/>
+        <w:jc w:val="both"/>
+      </w:pPr>
+      <w:r>
+        <w:rPr>
+          <w:rFonts w:ascii="Times New Roman" w:hAnsi="Times New Roman"/>
+          <w:sz w:val="24"/>
+          <w:szCs w:val="24"/>
+        </w:rPr>
+        <w:t xml:space="preserve">8.1 Records. The </w:t>
+      </w:r>
+      <w:r>
+        <w:rPr>
+          <w:rFonts w:ascii="Times New Roman" w:hAnsi="Times New Roman"/>
+          <w:strike/>
+          <w:color w:val="C00000"/>
+          <w:sz w:val="24"/>
+          <w:szCs w:val="24"/>
+        </w:rPr>
+        <w:t xml:space="preserve">Manager </w:t>
+      </w:r>
+      <w:r>
+        <w:rPr>
+          <w:rFonts w:ascii="Times New Roman" w:hAnsi="Times New Roman"/>
+          <w:color w:val="0645AD"/>
+          <w:u w:val="single"/>
+          <w:sz w:val="24"/>
+          <w:szCs w:val="24"/>
+        </w:rPr>
+        <w:t xml:space="preserve">Member </w:t>
+      </w:r>
+      <w:r>
+        <w:rPr>
+          <w:rFonts w:ascii="Times New Roman" w:hAnsi="Times New Roman"/>
+          <w:sz w:val="24"/>
+          <w:szCs w:val="24"/>
+        </w:rPr>
+        <w:t xml:space="preserve">shall maintain, for the Company and for each Protected Series, the records described in this Article. </w:t>
+      </w:r>
+      <w:r>
+        <w:rPr>
+          <w:rFonts w:ascii="Times New Roman" w:hAnsi="Times New Roman"/>
+          <w:strike/>
+          <w:color w:val="C00000"/>
+          <w:sz w:val="24"/>
+          <w:szCs w:val="24"/>
+        </w:rPr>
+        <w:t xml:space="preserve">The records of the Company that the Member may inspect include the records maintained under this Article for every Protected Series. </w:t>
+      </w:r>
+    </w:p>
+    <w:p>
+      <w:pPr>
+        <w:keepLines/>
+        <w:widowControl/>
+        <w:spacing w:after="160"/>
+        <w:jc w:val="both"/>
+      </w:pPr>
+      <w:r>
+        <w:rPr>
+          <w:rFonts w:ascii="Times New Roman" w:hAnsi="Times New Roman"/>
+          <w:sz w:val="24"/>
+          <w:szCs w:val="24"/>
+        </w:rPr>
+        <w:t xml:space="preserve">8.2 Asset Association Records. The </w:t>
+      </w:r>
+      <w:r>
+        <w:rPr>
+          <w:rFonts w:ascii="Times New Roman" w:hAnsi="Times New Roman"/>
+          <w:strike/>
+          <w:color w:val="C00000"/>
+          <w:sz w:val="24"/>
+          <w:szCs w:val="24"/>
+        </w:rPr>
+        <w:t xml:space="preserve">Manager </w:t>
+      </w:r>
+      <w:r>
+        <w:rPr>
+          <w:rFonts w:ascii="Times New Roman" w:hAnsi="Times New Roman"/>
+          <w:color w:val="0645AD"/>
+          <w:u w:val="single"/>
+          <w:sz w:val="24"/>
+          <w:szCs w:val="24"/>
+        </w:rPr>
+        <w:t xml:space="preserve">Member </w:t>
+      </w:r>
+      <w:r>
+        <w:rPr>
+          <w:rFonts w:ascii="Times New Roman" w:hAnsi="Times New Roman"/>
+          <w:sz w:val="24"/>
+          <w:szCs w:val="24"/>
+        </w:rPr>
+        <w:t xml:space="preserve">shall create and maintain, </w:t>
+      </w:r>
+      <w:r>
+        <w:rPr>
+          <w:rFonts w:ascii="Times New Roman" w:hAnsi="Times New Roman"/>
+          <w:color w:val="0645AD"/>
+          <w:u w:val="single"/>
+          <w:sz w:val="24"/>
+          <w:szCs w:val="24"/>
+        </w:rPr>
+        <w:t xml:space="preserve">for the Company </w:t>
+      </w:r>
+      <w:r>
+        <w:rPr>
+          <w:rFonts w:ascii="Times New Roman" w:hAnsi="Times New Roman"/>
+          <w:sz w:val="24"/>
+          <w:szCs w:val="24"/>
+        </w:rPr>
+        <w:t xml:space="preserve">and </w:t>
+      </w:r>
+      <w:r>
+        <w:rPr>
+          <w:rFonts w:ascii="Times New Roman" w:hAnsi="Times New Roman"/>
+          <w:strike/>
+          <w:color w:val="C00000"/>
+          <w:sz w:val="24"/>
+          <w:szCs w:val="24"/>
+        </w:rPr>
+        <w:t xml:space="preserve">shall cause </w:t>
+      </w:r>
+      <w:r>
+        <w:rPr>
+          <w:rFonts w:ascii="Times New Roman" w:hAnsi="Times New Roman"/>
+          <w:color w:val="0645AD"/>
+          <w:u w:val="single"/>
+          <w:sz w:val="24"/>
+          <w:szCs w:val="24"/>
+        </w:rPr>
+        <w:t xml:space="preserve">for </w:t>
+      </w:r>
+      <w:r>
+        <w:rPr>
+          <w:rFonts w:ascii="Times New Roman" w:hAnsi="Times New Roman"/>
+          <w:sz w:val="24"/>
+          <w:szCs w:val="24"/>
+        </w:rPr>
+        <w:t xml:space="preserve">each Protected </w:t>
+      </w:r>
+      <w:r>
+        <w:rPr>
+          <w:rFonts w:ascii="Times New Roman" w:hAnsi="Times New Roman"/>
+          <w:strike/>
+          <w:color w:val="C00000"/>
+          <w:sz w:val="24"/>
+          <w:szCs w:val="24"/>
+        </w:rPr>
+        <w:t xml:space="preserve">Series Manager to create and maintain, </w:t>
+      </w:r>
+      <w:r>
+        <w:rPr>
+          <w:rFonts w:ascii="Times New Roman" w:hAnsi="Times New Roman"/>
+          <w:color w:val="0645AD"/>
+          <w:u w:val="single"/>
+          <w:sz w:val="24"/>
+          <w:szCs w:val="24"/>
+        </w:rPr>
+        <w:t xml:space="preserve">Series, </w:t>
+      </w:r>
+      <w:r>
+        <w:rPr>
+          <w:rFonts w:ascii="Times New Roman" w:hAnsi="Times New Roman"/>
+          <w:sz w:val="24"/>
+          <w:szCs w:val="24"/>
+        </w:rPr>
+        <w:t xml:space="preserve">records that state the name of the Company or of the applicable Protected Series and describe each of its assets with sufficient specificity to permit a disinterested, reasonable individual to: </w:t>
+      </w:r>
+    </w:p>
+    <w:p>
+      <w:pPr>
+        <w:keepLines/>
+        <w:widowControl/>
+        <w:spacing w:after="160"/>
+        <w:jc w:val="both"/>
+      </w:pPr>
+      <w:r>
+        <w:rPr>
+          <w:rFonts w:ascii="Times New Roman" w:hAnsi="Times New Roman"/>
+          <w:sz w:val="24"/>
+          <w:szCs w:val="24"/>
+        </w:rPr>
+        <w:t xml:space="preserve">(a) identify the asset and distinguish it from any other asset of the Company, of that Protected Series, and of every other Protected Series;</w:t>
+      </w:r>
+    </w:p>
+    <w:p>
+      <w:pPr>
+        <w:keepLines/>
+        <w:widowControl/>
+        <w:spacing w:after="160"/>
+        <w:jc w:val="both"/>
+      </w:pPr>
+      <w:r>
+        <w:rPr>
+          <w:rFonts w:ascii="Times New Roman" w:hAnsi="Times New Roman"/>
+          <w:sz w:val="24"/>
+          <w:szCs w:val="24"/>
+        </w:rPr>
+        <w:t xml:space="preserve">(b) determine when and from which person the asset was acquired, or how the asset otherwise became an asset of the Company or that Protected Series; and</w:t>
+      </w:r>
+    </w:p>
+    <w:p>
+      <w:pPr>
+        <w:keepLines/>
+        <w:widowControl/>
+        <w:spacing w:after="160"/>
+        <w:jc w:val="both"/>
+      </w:pPr>
+      <w:r>
+        <w:rPr>
+          <w:rFonts w:ascii="Times New Roman" w:hAnsi="Times New Roman"/>
+          <w:sz w:val="24"/>
+          <w:szCs w:val="24"/>
+        </w:rPr>
+        <w:t xml:space="preserve">(c) for any asset acquired from the Company or from another Protected Series, determine the consideration paid, the payor, and the payee.</w:t>
+      </w:r>
+    </w:p>
+    <w:p>
+      <w:pPr>
+        <w:keepLines/>
+        <w:widowControl/>
+        <w:spacing w:after="160"/>
+        <w:jc w:val="both"/>
+      </w:pPr>
+      <w:r>
+        <w:rPr>
+          <w:rFonts w:ascii="Times New Roman" w:hAnsi="Times New Roman"/>
+          <w:sz w:val="24"/>
+          <w:szCs w:val="24"/>
+        </w:rPr>
+        <w:t xml:space="preserve">Records may be organized by specific listing, category, type, quantity, or computational or allocative formula or procedure (including a percentage or share of any asset), or in any other reasonable manner, consistent with s. 605.2301(4), Florida Statutes, provided the standard of this Section is met.</w:t>
+      </w:r>
+    </w:p>
+    <w:p>
+      <w:pPr>
+        <w:keepLines/>
+        <w:widowControl/>
+        <w:spacing w:after="160"/>
+        <w:jc w:val="both"/>
+      </w:pPr>
+      <w:r>
+        <w:rPr>
+          <w:rFonts w:ascii="Times New Roman" w:hAnsi="Times New Roman"/>
+          <w:sz w:val="24"/>
+          <w:szCs w:val="24"/>
+        </w:rPr>
+        <w:t xml:space="preserve">8.3 Real Property. A properly recorded instrument naming the acquiring or conveying Protected Series (by its full statutory name) or the Company, as applicable, serves as an association record and is conclusive of the signer's authority in favor of a person giving value without knowledge of a lack of authority (ss. 605.2301(2)(b) and 605.2301(3)(b), Florida Statutes). Where an interest in real property is held through a representative, nominee, or similar arrangement as permitted by s. 605.2301(5), Florida Statutes, the arrangement shall be documented under Section 8.4, and the association of the interest shall be established by those records.</w:t>
+      </w:r>
+    </w:p>
+    <w:p>
+      <w:pPr>
+        <w:keepLines/>
+        <w:widowControl/>
+        <w:spacing w:after="160"/>
+        <w:jc w:val="both"/>
+      </w:pPr>
+      <w:r>
+        <w:rPr>
+          <w:rFonts w:ascii="Times New Roman" w:hAnsi="Times New Roman"/>
+          <w:sz w:val="24"/>
+          <w:szCs w:val="24"/>
+        </w:rPr>
+        <w:t xml:space="preserve">8.4 Holding Associated Assets. An Associated Asset may be held directly, or indirectly through a representative, nominee, or similar arrangement, as permitted by s. 605.2301(5), Florida Statutes. Any such indirect arrangement shall be documented in the records maintained under this Article, identifying the holder, the Protected Series or the Company for which the asset is held, and the date the arrangement began. No property of the Company or of any Protected Series shall be held in the individual name of the Member </w:t>
+      </w:r>
+      <w:r>
+        <w:rPr>
+          <w:rFonts w:ascii="Times New Roman" w:hAnsi="Times New Roman"/>
+          <w:strike/>
+          <w:color w:val="C00000"/>
+          <w:sz w:val="24"/>
+          <w:szCs w:val="24"/>
+        </w:rPr>
+        <w:t xml:space="preserve">or the Manager </w:t>
+      </w:r>
+      <w:r>
+        <w:rPr>
+          <w:rFonts w:ascii="Times New Roman" w:hAnsi="Times New Roman"/>
+          <w:sz w:val="24"/>
+          <w:szCs w:val="24"/>
+        </w:rPr>
+        <w:t xml:space="preserve">other than under an arrangement documented under this Section. </w:t>
+      </w:r>
+    </w:p>
+    <w:p>
+      <w:pPr>
+        <w:keepLines/>
+        <w:widowControl/>
+        <w:spacing w:after="160"/>
+        <w:jc w:val="both"/>
+      </w:pPr>
+      <w:r>
+        <w:rPr>
+          <w:rFonts w:ascii="Times New Roman" w:hAnsi="Times New Roman"/>
+          <w:sz w:val="24"/>
+          <w:szCs w:val="24"/>
+        </w:rPr>
+        <w:t xml:space="preserve">8.5 Standing Association Rules; Savings Provisions.</w:t>
+      </w:r>
+    </w:p>
+    <w:p>
+      <w:pPr>
+        <w:keepLines/>
+        <w:widowControl/>
+        <w:spacing w:after="160"/>
+        <w:jc w:val="both"/>
+      </w:pPr>
+      <w:r>
+        <w:rPr>
+          <w:rFonts w:ascii="Times New Roman" w:hAnsi="Times New Roman"/>
+          <w:sz w:val="24"/>
+          <w:szCs w:val="24"/>
+        </w:rPr>
+        <w:t xml:space="preserve">(a) Association; interpretation. Section 605.2301, Florida Statutes, requires records, not any particular record: it is satisfied by records that, read together, permit a disinterested, reasonable individual to make the determinations described in Section 8.2, and s. 605.2301(4), Florida Statutes, permits those records to be organized by specific listing, category, type, quantity, or computational or allocative formula or procedure, or in any other reasonable manner. As used in this Article, "record" has the meaning given in s. 605.0102(59), Florida Statutes, and shall be construed broadly to include anything of any type, kind, or nature that could reasonably associate an asset, debt, or any other thing with a Protected Series or the Company. Accordingly: (i) this Agreement, each Series Exhibit, each asset schedule, and the account, titling, tax, insurance, and transaction records of the Company or of a Protected Series are records within the meaning of s. 605.2301, Florida Statutes, may be read together and in combination to satisfy its requirements, and no single document, form, or sequence is required; (ii) an asset is an Associated Asset of the Company or of the Protected Series that any such record identifies, from the date the asset was acquired or otherwise became an asset; (iii) association established by any record is not defeated by the absence or incompleteness of any other record; (iv) the standing rules in paragraph (b) are a procedure adopted under s. 605.2301(4), Florida Statutes, and apply to every asset they reach, whether or not any other record exists; and (v) where the records permit more than one reading, the reading that associates an asset with the Company or Protected Series that acquired, holds, or uses it controls. This Agreement shall be interpreted and applied to give the fullest effect permitted by law to the association of assets under this Article, to the separateness of the Company and of each Protected Series, and to the limitations of liability described in Section 3.3.</w:t>
+      </w:r>
+    </w:p>
+    <w:p>
+      <w:pPr>
+        <w:keepLines/>
+        <w:widowControl/>
+        <w:spacing w:after="160"/>
+        <w:jc w:val="both"/>
+      </w:pPr>
+      <w:r>
+        <w:rPr>
+          <w:rFonts w:ascii="Times New Roman" w:hAnsi="Times New Roman"/>
+          <w:sz w:val="24"/>
+          <w:szCs w:val="24"/>
+        </w:rPr>
+        <w:t xml:space="preserve">(b) Standing association rules. As a standing procedure adopted pursuant to s. 605.2301(4), Florida Statutes, and without limiting any other record: (i) an asset acquired by an instrument naming a Protected Series, or titled in the name of a Protected Series, is an Associated Asset of that Protected Series from the date of acquisition; (ii) an asset acquired with consideration paid from a deposit account of a Protected Series is an Associated Asset of that Protected Series; (iii) funds on deposit in an account established in the name of a Protected Series, and interest thereon, are Associated Assets of that Protected Series; (iv) the income, rents, profits, proceeds, and products of, the insurance proceeds relating to, and every replacement or substitution for, an Associated Asset are Associated Assets of the same person; and (v) every asset acquired in the name of the Company, and every asset not associated with a Protected Series under clauses (i) through (iv) or under any other record maintained under this Article, is an Associated Asset of the Company.</w:t>
+      </w:r>
+    </w:p>
+    <w:p>
+      <w:pPr>
+        <w:keepLines/>
+        <w:widowControl/>
+        <w:spacing w:after="160"/>
+        <w:jc w:val="both"/>
+      </w:pPr>
+      <w:r>
+        <w:rPr>
+          <w:rFonts w:ascii="Times New Roman" w:hAnsi="Times New Roman"/>
+          <w:sz w:val="24"/>
+          <w:szCs w:val="24"/>
+        </w:rPr>
+        <w:t xml:space="preserve">(c) Correction of records. The </w:t>
+      </w:r>
+      <w:r>
+        <w:rPr>
+          <w:rFonts w:ascii="Times New Roman" w:hAnsi="Times New Roman"/>
+          <w:strike/>
+          <w:color w:val="C00000"/>
+          <w:sz w:val="24"/>
+          <w:szCs w:val="24"/>
+        </w:rPr>
+        <w:t xml:space="preserve">Manager </w:t>
+      </w:r>
+      <w:r>
+        <w:rPr>
+          <w:rFonts w:ascii="Times New Roman" w:hAnsi="Times New Roman"/>
+          <w:color w:val="0645AD"/>
+          <w:u w:val="single"/>
+          <w:sz w:val="24"/>
+          <w:szCs w:val="24"/>
+        </w:rPr>
+        <w:t xml:space="preserve">Member </w:t>
+      </w:r>
+      <w:r>
+        <w:rPr>
+          <w:rFonts w:ascii="Times New Roman" w:hAnsi="Times New Roman"/>
+          <w:sz w:val="24"/>
+          <w:szCs w:val="24"/>
+        </w:rPr>
+        <w:t xml:space="preserve">may, and upon discovery of any inaccuracy or omission shall, supplement or correct any record maintained under this Article so that it accurately reflects the association of assets and liabilities, and records as so supplemented or corrected shall be given effect to the fullest extent permitted by law. A record supplemented or corrected under this paragraph relates back to, and is given effect from, the date of the record it supplements or corrects, to the fullest extent permitted by law. </w:t>
+      </w:r>
+    </w:p>
+    <w:p>
+      <w:pPr>
+        <w:keepLines/>
+        <w:widowControl/>
+        <w:spacing w:after="160"/>
+        <w:jc w:val="both"/>
+      </w:pPr>
+      <w:r>
+        <w:rPr>
+          <w:rFonts w:ascii="Times New Roman" w:hAnsi="Times New Roman"/>
+          <w:sz w:val="24"/>
+          <w:szCs w:val="24"/>
+        </w:rPr>
+        <w:t xml:space="preserve">(d) Reformation; severability in favor of association and separateness. If any provision of this Agreement or of any Series Exhibit, or any act taken under either, would otherwise be construed to impair the association of an asset under this Article, the separateness of the Company or of any Protected Series, or the limitations of liability described in Section 3.3, this Agreement shall be applied and, to the minimum extent necessary, deemed modified so as to preserve them, and the provision or act shall be given effect as so modified from the time it was made. To the extent a provision cannot be so conformed, it is null and void ab initio and shall be given no force or effect for any purpose, and every other provision of this Agreement and of each Series Exhibit remains in full force.</w:t>
+      </w:r>
+    </w:p>
+    <w:p>
+      <w:pPr>
+        <w:keepLines/>
+        <w:widowControl/>
+        <w:spacing w:after="160"/>
+        <w:jc w:val="both"/>
+      </w:pPr>
+      <w:r>
+        <w:rPr>
+          <w:rFonts w:ascii="Times New Roman" w:hAnsi="Times New Roman"/>
+          <w:sz w:val="24"/>
+          <w:szCs w:val="24"/>
+        </w:rPr>
+        <w:t xml:space="preserve">8.6 Movement of an Asset Between Protected Series. If an Associated Asset of a Protected Series becomes an Associated Asset of another Protected Series, however the transaction is denominated, then to the extent the fair market value of what one Protected Series gives exceeds the fair market value of what it receives, the excess is deemed for all purposes of this Agreement to have been distributed by that Protected Series to the Company as provided in Section 7.2 and, immediately thereafter, contributed by the Company to the other Protected Series as provided in Section 6.1.</w:t>
+      </w:r>
+    </w:p>
+    <w:p>
+      <w:pPr>
+        <w:keepLines/>
+        <w:widowControl/>
+        <w:spacing w:after="160"/>
+        <w:jc w:val="both"/>
+      </w:pPr>
+      <w:r>
+        <w:rPr>
+          <w:rFonts w:ascii="Times New Roman" w:hAnsi="Times New Roman"/>
+          <w:b/>
+          <w:sz w:val="24"/>
+          <w:szCs w:val="24"/>
+        </w:rPr>
+        <w:t xml:space="preserve">ARTICLE 9 — TAX MATTERS</w:t>
+      </w:r>
+    </w:p>
+    <w:p>
+      <w:pPr>
+        <w:keepLines/>
+        <w:widowControl/>
+        <w:spacing w:after="160"/>
+        <w:jc w:val="both"/>
+      </w:pPr>
+      <w:r>
+        <w:rPr>
+          <w:rFonts w:ascii="Times New Roman" w:hAnsi="Times New Roman"/>
+          <w:sz w:val="24"/>
+          <w:szCs w:val="24"/>
+        </w:rPr>
+        <w:t xml:space="preserve">9.1 Intended Classification. It is intended that the Company be disregarded as an entity separate from the Member for federal income tax purposes. Each Protected Series is wholly owned by the Company. If a Protected Series is treated as an entity separate from the Company for federal income tax purposes, it is intended that the Protected Series be disregarded as an entity separate from its owner. Accordingly, all items of income, gain, loss, deduction, and credit of the Company and of each Protected Series are reported directly by the Member.</w:t>
+      </w:r>
+    </w:p>
+    <w:p>
+      <w:pPr>
+        <w:keepLines/>
+        <w:widowControl/>
+        <w:spacing w:after="160"/>
+        <w:jc w:val="both"/>
+      </w:pPr>
+      <w:r>
+        <w:rPr>
+          <w:rFonts w:ascii="Times New Roman" w:hAnsi="Times New Roman"/>
+          <w:sz w:val="24"/>
+          <w:szCs w:val="24"/>
+        </w:rPr>
+        <w:t xml:space="preserve">9.2 Tax Filings and Elections. The </w:t>
+      </w:r>
+      <w:r>
+        <w:rPr>
+          <w:rFonts w:ascii="Times New Roman" w:hAnsi="Times New Roman"/>
+          <w:strike/>
+          <w:color w:val="C00000"/>
+          <w:sz w:val="24"/>
+          <w:szCs w:val="24"/>
+        </w:rPr>
+        <w:t xml:space="preserve">Manager </w:t>
+      </w:r>
+      <w:r>
+        <w:rPr>
+          <w:rFonts w:ascii="Times New Roman" w:hAnsi="Times New Roman"/>
+          <w:color w:val="0645AD"/>
+          <w:u w:val="single"/>
+          <w:sz w:val="24"/>
+          <w:szCs w:val="24"/>
+        </w:rPr>
+        <w:t xml:space="preserve">Member </w:t>
+      </w:r>
+      <w:r>
+        <w:rPr>
+          <w:rFonts w:ascii="Times New Roman" w:hAnsi="Times New Roman"/>
+          <w:sz w:val="24"/>
+          <w:szCs w:val="24"/>
+        </w:rPr>
+        <w:t xml:space="preserve">shall make, or cause to be made, all tax filings required of the Company or of any Protected Series and may make any tax election the </w:t>
+      </w:r>
+      <w:r>
+        <w:rPr>
+          <w:rFonts w:ascii="Times New Roman" w:hAnsi="Times New Roman"/>
+          <w:strike/>
+          <w:color w:val="C00000"/>
+          <w:sz w:val="24"/>
+          <w:szCs w:val="24"/>
+        </w:rPr>
+        <w:t xml:space="preserve">Manager </w:t>
+      </w:r>
+      <w:r>
+        <w:rPr>
+          <w:rFonts w:ascii="Times New Roman" w:hAnsi="Times New Roman"/>
+          <w:color w:val="0645AD"/>
+          <w:u w:val="single"/>
+          <w:sz w:val="24"/>
+          <w:szCs w:val="24"/>
+        </w:rPr>
+        <w:t xml:space="preserve">Member </w:t>
+      </w:r>
+      <w:r>
+        <w:rPr>
+          <w:rFonts w:ascii="Times New Roman" w:hAnsi="Times New Roman"/>
+          <w:sz w:val="24"/>
+          <w:szCs w:val="24"/>
+        </w:rPr>
+        <w:t xml:space="preserve">determines to be in the </w:t>
+      </w:r>
+      <w:r>
+        <w:rPr>
+          <w:rFonts w:ascii="Times New Roman" w:hAnsi="Times New Roman"/>
+          <w:color w:val="0645AD"/>
+          <w:u w:val="single"/>
+          <w:sz w:val="24"/>
+          <w:szCs w:val="24"/>
+        </w:rPr>
+        <w:t xml:space="preserve">Member's </w:t>
+      </w:r>
+      <w:r>
+        <w:rPr>
+          <w:rFonts w:ascii="Times New Roman" w:hAnsi="Times New Roman"/>
+          <w:sz w:val="24"/>
+          <w:szCs w:val="24"/>
+        </w:rPr>
+        <w:t xml:space="preserve">best </w:t>
+      </w:r>
+      <w:r>
+        <w:rPr>
+          <w:rFonts w:ascii="Times New Roman" w:hAnsi="Times New Roman"/>
+          <w:strike/>
+          <w:color w:val="C00000"/>
+          <w:sz w:val="24"/>
+          <w:szCs w:val="24"/>
+        </w:rPr>
+        <w:t xml:space="preserve">interests of the Member, </w:t>
+      </w:r>
+      <w:r>
+        <w:rPr>
+          <w:rFonts w:ascii="Times New Roman" w:hAnsi="Times New Roman"/>
+          <w:color w:val="0645AD"/>
+          <w:u w:val="single"/>
+          <w:sz w:val="24"/>
+          <w:szCs w:val="24"/>
+        </w:rPr>
+        <w:t xml:space="preserve">interests, </w:t>
+      </w:r>
+      <w:r>
+        <w:rPr>
+          <w:rFonts w:ascii="Times New Roman" w:hAnsi="Times New Roman"/>
+          <w:sz w:val="24"/>
+          <w:szCs w:val="24"/>
+        </w:rPr>
+        <w:t xml:space="preserve">consistent with Section 9.1. </w:t>
+      </w:r>
+    </w:p>
+    <w:p>
+      <w:pPr>
+        <w:keepLines/>
+        <w:widowControl/>
+        <w:spacing w:after="160"/>
+        <w:jc w:val="both"/>
+      </w:pPr>
+      <w:r>
+        <w:rPr>
+          <w:rFonts w:ascii="Times New Roman" w:hAnsi="Times New Roman"/>
+          <w:sz w:val="24"/>
+          <w:szCs w:val="24"/>
+        </w:rPr>
+        <w:t xml:space="preserve">9.3 Fiscal Year. The fiscal year of the Company and of each Protected Series is the calendar year unless the </w:t>
+      </w:r>
+      <w:r>
+        <w:rPr>
+          <w:rFonts w:ascii="Times New Roman" w:hAnsi="Times New Roman"/>
+          <w:strike/>
+          <w:color w:val="C00000"/>
+          <w:sz w:val="24"/>
+          <w:szCs w:val="24"/>
+        </w:rPr>
+        <w:t xml:space="preserve">Manager </w:t>
+      </w:r>
+      <w:r>
+        <w:rPr>
+          <w:rFonts w:ascii="Times New Roman" w:hAnsi="Times New Roman"/>
+          <w:color w:val="0645AD"/>
+          <w:u w:val="single"/>
+          <w:sz w:val="24"/>
+          <w:szCs w:val="24"/>
+        </w:rPr>
+        <w:t xml:space="preserve">Member </w:t>
+      </w:r>
+      <w:r>
+        <w:rPr>
+          <w:rFonts w:ascii="Times New Roman" w:hAnsi="Times New Roman"/>
+          <w:sz w:val="24"/>
+          <w:szCs w:val="24"/>
+        </w:rPr>
+        <w:t xml:space="preserve">selects another permitted year. </w:t>
+      </w:r>
+    </w:p>
+    <w:p>
+      <w:pPr>
+        <w:keepLines/>
+        <w:widowControl/>
+        <w:spacing w:after="160"/>
+        <w:jc w:val="both"/>
+      </w:pPr>
+      <w:r>
+        <w:rPr>
+          <w:rFonts w:ascii="Times New Roman" w:hAnsi="Times New Roman"/>
+          <w:b/>
+          <w:sz w:val="24"/>
+          <w:szCs w:val="24"/>
+        </w:rPr>
+        <w:t xml:space="preserve">ARTICLE 10 — ADMISSION OF ADDITIONAL MEMBERS</w:t>
+      </w:r>
+    </w:p>
+    <w:p>
+      <w:pPr>
+        <w:keepLines/>
+        <w:widowControl/>
+        <w:spacing w:after="160"/>
+        <w:jc w:val="both"/>
+      </w:pPr>
+      <w:r>
+        <w:rPr>
+          <w:rFonts w:ascii="Times New Roman" w:hAnsi="Times New Roman"/>
+          <w:sz w:val="24"/>
+          <w:szCs w:val="24"/>
+        </w:rPr>
+        <w:t xml:space="preserve">10.1 Admission. One or more additional members may be admitted to the Company only with the written consent of the Member and upon the admitted person's delivery of a signed agreement to be bound by this Agreement.</w:t>
+      </w:r>
+    </w:p>
+    <w:p>
+      <w:pPr>
+        <w:keepLines/>
+        <w:widowControl/>
+        <w:spacing w:after="160"/>
+        <w:jc w:val="both"/>
+      </w:pPr>
+      <w:r>
+        <w:rPr>
+          <w:rFonts w:ascii="Times New Roman" w:hAnsi="Times New Roman"/>
+          <w:sz w:val="24"/>
+          <w:szCs w:val="24"/>
+        </w:rPr>
+        <w:t xml:space="preserve">10.2 No Association with a Protected Series. No Member may be associated with a Protected Series. A Protected Series may not be established with, and may not admit, an Associated Member.</w:t>
+      </w:r>
+    </w:p>
+    <w:p>
+      <w:pPr>
+        <w:keepLines/>
+        <w:widowControl/>
+        <w:spacing w:after="160"/>
+        <w:jc w:val="both"/>
+      </w:pPr>
+      <w:r>
+        <w:rPr>
+          <w:rFonts w:ascii="Times New Roman" w:hAnsi="Times New Roman"/>
+          <w:sz w:val="24"/>
+          <w:szCs w:val="24"/>
+        </w:rPr>
+        <w:t xml:space="preserve">10.3 Continuation on Termination of Last Member. Upon the termination of the membership of the last remaining member, the Company shall not be dissolved, and the legal representative of the last remaining member shall agree in writing to continue the Company, and the representative (or an Immediate Family Member designated by the representative who is not a creditor of the last remaining member) shall be admitted as a member effective as of the terminating event, all as permitted by the Act.</w:t>
+      </w:r>
+    </w:p>
+    <w:p>
+      <w:pPr>
+        <w:keepLines/>
+        <w:widowControl/>
+        <w:spacing w:after="160"/>
+        <w:jc w:val="both"/>
+      </w:pPr>
+      <w:r>
+        <w:rPr>
+          <w:rFonts w:ascii="Times New Roman" w:hAnsi="Times New Roman"/>
+          <w:b/>
+          <w:sz w:val="24"/>
+          <w:szCs w:val="24"/>
+        </w:rPr>
+        <w:t xml:space="preserve">ARTICLE 11 — DISSOLUTION AND WINDING UP</w:t>
+      </w:r>
+    </w:p>
+    <w:p>
+      <w:pPr>
+        <w:keepLines/>
+        <w:widowControl/>
+        <w:spacing w:after="160"/>
+        <w:jc w:val="both"/>
+      </w:pPr>
+      <w:r>
+        <w:rPr>
+          <w:rFonts w:ascii="Times New Roman" w:hAnsi="Times New Roman"/>
+          <w:sz w:val="24"/>
+          <w:szCs w:val="24"/>
+        </w:rPr>
+        <w:t xml:space="preserve">11.1 Dissolution of a Protected Series. A Protected Series is dissolved, and its activities and affairs shall be wound up, upon the first to occur of: (a) the dissolution of the Company; (b) an event or circumstance specified in its Series Exhibit; (c) the affirmative vote or consent of the Member; or (d) entry of a judicial order dissolving the Protected Series as provided by the Act.</w:t>
+      </w:r>
+    </w:p>
+    <w:p>
+      <w:pPr>
+        <w:keepLines/>
+        <w:widowControl/>
+        <w:spacing w:after="160"/>
+        <w:jc w:val="both"/>
+      </w:pPr>
+      <w:r>
+        <w:rPr>
+          <w:rFonts w:ascii="Times New Roman" w:hAnsi="Times New Roman"/>
+          <w:sz w:val="24"/>
+          <w:szCs w:val="24"/>
+        </w:rPr>
+        <w:t xml:space="preserve">11.2 Winding Up a Protected Series. Upon dissolution of a Protected Series, </w:t>
+      </w:r>
+      <w:r>
+        <w:rPr>
+          <w:rFonts w:ascii="Times New Roman" w:hAnsi="Times New Roman"/>
+          <w:strike/>
+          <w:color w:val="C00000"/>
+          <w:sz w:val="24"/>
+          <w:szCs w:val="24"/>
+        </w:rPr>
+        <w:t xml:space="preserve">its Protected Series Manager (or another person designated by </w:t>
+      </w:r>
+      <w:r>
+        <w:rPr>
+          <w:rFonts w:ascii="Times New Roman" w:hAnsi="Times New Roman"/>
+          <w:sz w:val="24"/>
+          <w:szCs w:val="24"/>
+        </w:rPr>
+        <w:t xml:space="preserve">the </w:t>
+      </w:r>
+      <w:r>
+        <w:rPr>
+          <w:rFonts w:ascii="Times New Roman" w:hAnsi="Times New Roman"/>
+          <w:strike/>
+          <w:color w:val="C00000"/>
+          <w:sz w:val="24"/>
+          <w:szCs w:val="24"/>
+        </w:rPr>
+        <w:t xml:space="preserve">Member) </w:t>
+      </w:r>
+      <w:r>
+        <w:rPr>
+          <w:rFonts w:ascii="Times New Roman" w:hAnsi="Times New Roman"/>
+          <w:color w:val="0645AD"/>
+          <w:u w:val="single"/>
+          <w:sz w:val="24"/>
+          <w:szCs w:val="24"/>
+        </w:rPr>
+        <w:t xml:space="preserve">Member </w:t>
+      </w:r>
+      <w:r>
+        <w:rPr>
+          <w:rFonts w:ascii="Times New Roman" w:hAnsi="Times New Roman"/>
+          <w:sz w:val="24"/>
+          <w:szCs w:val="24"/>
+        </w:rPr>
+        <w:t xml:space="preserve">shall wind up its activities and affairs in the manner provided by the Act for winding up a limited liability company, applied to that Protected Series. Its Associated Assets shall be applied: first, to pay or provide for its Associated Liabilities to creditors (including the Member as a creditor, to the extent permitted by law); and then the balance to the Company. The </w:t>
+      </w:r>
+      <w:r>
+        <w:rPr>
+          <w:rFonts w:ascii="Times New Roman" w:hAnsi="Times New Roman"/>
+          <w:strike/>
+          <w:color w:val="C00000"/>
+          <w:sz w:val="24"/>
+          <w:szCs w:val="24"/>
+        </w:rPr>
+        <w:t xml:space="preserve">Manager </w:t>
+      </w:r>
+      <w:r>
+        <w:rPr>
+          <w:rFonts w:ascii="Times New Roman" w:hAnsi="Times New Roman"/>
+          <w:color w:val="0645AD"/>
+          <w:u w:val="single"/>
+          <w:sz w:val="24"/>
+          <w:szCs w:val="24"/>
+        </w:rPr>
+        <w:t xml:space="preserve">Member </w:t>
+      </w:r>
+      <w:r>
+        <w:rPr>
+          <w:rFonts w:ascii="Times New Roman" w:hAnsi="Times New Roman"/>
+          <w:sz w:val="24"/>
+          <w:szCs w:val="24"/>
+        </w:rPr>
+        <w:t xml:space="preserve">shall cause any statement or filing required by the Act or the Department in connection with the dissolution of the Protected Series to be made. The winding up of a Protected Series shall not draw upon, and its creditors shall have no recourse to, the Associated Assets of the Company or of any other Protected Series. </w:t>
+      </w:r>
+    </w:p>
+    <w:p>
+      <w:pPr>
+        <w:keepLines/>
+        <w:widowControl/>
+        <w:spacing w:after="160"/>
+        <w:jc w:val="both"/>
+      </w:pPr>
+      <w:r>
+        <w:rPr>
+          <w:rFonts w:ascii="Times New Roman" w:hAnsi="Times New Roman"/>
+          <w:sz w:val="24"/>
+          <w:szCs w:val="24"/>
+        </w:rPr>
+        <w:t xml:space="preserve">11.3 Dissolution of the Company. The Company is dissolved, and its activities and affairs shall be wound up, upon the first to occur of: (a) the written consent of the Member; (b) entry of a decree of judicial dissolution under the Act; or (c) any other event that under the Act requires dissolution. The death, incapacity, bankruptcy, dissociation, or withdrawal of the Member does not by itself dissolve the Company. Dissolution of the Company causes the dissolution of each Protected Series, and the winding up of the Company is not complete until the winding up of each Protected Series is complete.</w:t>
+      </w:r>
+    </w:p>
+    <w:p>
+      <w:pPr>
+        <w:keepLines/>
+        <w:widowControl/>
+        <w:spacing w:after="160"/>
+        <w:jc w:val="both"/>
+      </w:pPr>
+      <w:r>
+        <w:rPr>
+          <w:rFonts w:ascii="Times New Roman" w:hAnsi="Times New Roman"/>
+          <w:sz w:val="24"/>
+          <w:szCs w:val="24"/>
+        </w:rPr>
+        <w:t xml:space="preserve">11.4 Winding Up the Company. Upon dissolution of the Company, the </w:t>
+      </w:r>
+      <w:r>
+        <w:rPr>
+          <w:rFonts w:ascii="Times New Roman" w:hAnsi="Times New Roman"/>
+          <w:strike/>
+          <w:color w:val="C00000"/>
+          <w:sz w:val="24"/>
+          <w:szCs w:val="24"/>
+        </w:rPr>
+        <w:t xml:space="preserve">Manager (or, if there is none, a person designated by the Member) </w:t>
+      </w:r>
+      <w:r>
+        <w:rPr>
+          <w:rFonts w:ascii="Times New Roman" w:hAnsi="Times New Roman"/>
+          <w:color w:val="0645AD"/>
+          <w:u w:val="single"/>
+          <w:sz w:val="24"/>
+          <w:szCs w:val="24"/>
+        </w:rPr>
+        <w:t xml:space="preserve">Member </w:t>
+      </w:r>
+      <w:r>
+        <w:rPr>
+          <w:rFonts w:ascii="Times New Roman" w:hAnsi="Times New Roman"/>
+          <w:sz w:val="24"/>
+          <w:szCs w:val="24"/>
+        </w:rPr>
+        <w:t xml:space="preserve">shall wind up the Company and each Protected Series. After the winding up of each Protected Series under Section 11.2, the remaining Associated Assets of the Company shall be applied: first, to pay or provide for the Company's Associated Liabilities to creditors; and then the balance to the Member. Articles of dissolution shall be filed as the Act requires, and the Company shall terminate when winding up is complete. </w:t>
+      </w:r>
+    </w:p>
+    <w:p>
+      <w:pPr>
+        <w:keepLines/>
+        <w:widowControl/>
+        <w:spacing w:after="160"/>
+        <w:jc w:val="both"/>
+      </w:pPr>
+      <w:r>
+        <w:rPr>
+          <w:rFonts w:ascii="Times New Roman" w:hAnsi="Times New Roman"/>
+          <w:sz w:val="24"/>
+          <w:szCs w:val="24"/>
+        </w:rPr>
+        <w:t xml:space="preserve">11.5 Recourse Limited. The Member shall have no obligation to contribute capital in connection with any winding up, and each creditor of the Company or of any Protected Series shall look solely to the Associated Assets of its obligor.</w:t>
+      </w:r>
+    </w:p>
+    <w:p>
+      <w:pPr>
+        <w:keepLines/>
+        <w:widowControl/>
+        <w:spacing w:after="160"/>
+        <w:jc w:val="both"/>
+      </w:pPr>
+      <w:r>
+        <w:rPr>
+          <w:rFonts w:ascii="Times New Roman" w:hAnsi="Times New Roman"/>
+          <w:b/>
+          <w:sz w:val="24"/>
+          <w:szCs w:val="24"/>
+        </w:rPr>
+        <w:t xml:space="preserve">ARTICLE 12 — AMENDMENTS; CONSENTS</w:t>
+      </w:r>
+    </w:p>
+    <w:p>
+      <w:pPr>
+        <w:keepLines/>
+        <w:widowControl/>
+        <w:spacing w:after="160"/>
+        <w:jc w:val="both"/>
+      </w:pPr>
+      <w:r>
+        <w:rPr>
+          <w:rFonts w:ascii="Times New Roman" w:hAnsi="Times New Roman"/>
+          <w:sz w:val="24"/>
+          <w:szCs w:val="24"/>
+        </w:rPr>
+        <w:t xml:space="preserve">12.1 Amendments. This Agreement, including any Series Exhibit, may be amended only by a written instrument signed by the </w:t>
+      </w:r>
+      <w:r>
+        <w:rPr>
+          <w:rFonts w:ascii="Times New Roman" w:hAnsi="Times New Roman"/>
+          <w:strike/>
+          <w:color w:val="C00000"/>
+          <w:sz w:val="24"/>
+          <w:szCs w:val="24"/>
+        </w:rPr>
+        <w:t xml:space="preserve">Member; provided, that (a) the Manager may amend Exhibit A and each Series Exhibit without further consent solely to record changes duly made under this Agreement (admissions, Transfers, and TOD designations); and (b) any amendment changing the rights or obligations of the Manager may not impose new obligations on the Manager without the Manager's written consent. </w:t>
+      </w:r>
+      <w:r>
+        <w:rPr>
+          <w:rFonts w:ascii="Times New Roman" w:hAnsi="Times New Roman"/>
+          <w:color w:val="0645AD"/>
+          <w:u w:val="single"/>
           <w:sz w:val="24"/>
           <w:szCs w:val="24"/>
         </w:rPr>
@@ -2996,142 +5287,161 @@
       <w:r>
         <w:rPr>
           <w:rFonts w:ascii="Times New Roman" w:hAnsi="Times New Roman"/>
-          <w:strike/>
-          <w:color w:val="C00000"/>
-          <w:sz w:val="24"/>
-          <w:szCs w:val="24"/>
-        </w:rPr>
-        <w:t xml:space="preserve">A Manager serves until that Manager's resignation, removal by the Member, death, or Incapacity; the Member may remove and replace a Manager, appoint an additional Manager, and shall fill any vacancy, by a signed writing delivered to the Company. If a Manager ceases to serve as Manager for any reason, the remaining Managers shall continue to serve. </w:t>
-      </w:r>
-    </w:p>
-    <w:p>
-      <w:pPr>
-        <w:keepLines/>
-        <w:widowControl/>
-        <w:spacing w:after="160"/>
-        <w:jc w:val="both"/>
-      </w:pPr>
-      <w:r>
-        <w:rPr>
-          <w:rFonts w:ascii="Times New Roman" w:hAnsi="Times New Roman"/>
-          <w:strike/>
-          <w:color w:val="C00000"/>
-          <w:sz w:val="24"/>
-          <w:szCs w:val="24"/>
-        </w:rPr>
-        <w:t xml:space="preserve">5.2 Management of Each Protected Series. Each Protected Series </w:t>
-      </w:r>
-      <w:r>
-        <w:rPr>
-          <w:rFonts w:ascii="Times New Roman" w:hAnsi="Times New Roman"/>
-          <w:color w:val="0645AD"/>
-          <w:u w:val="single"/>
-          <w:sz w:val="24"/>
-          <w:szCs w:val="24"/>
-        </w:rPr>
-        <w:t xml:space="preserve">5.3 Authority to Act. The Member </w:t>
-      </w:r>
-      <w:r>
-        <w:rPr>
-          <w:rFonts w:ascii="Times New Roman" w:hAnsi="Times New Roman"/>
-          <w:sz w:val="24"/>
-          <w:szCs w:val="24"/>
-        </w:rPr>
-        <w:t xml:space="preserve">is </w:t>
-      </w:r>
-      <w:r>
-        <w:rPr>
-          <w:rFonts w:ascii="Times New Roman" w:hAnsi="Times New Roman"/>
-          <w:strike/>
-          <w:color w:val="C00000"/>
-          <w:sz w:val="24"/>
-          <w:szCs w:val="24"/>
-        </w:rPr>
-        <w:t xml:space="preserve">manager-managed. The Series Exhibit for a Protected Series may name one or more Protected Series Managers of that Protected Series. If it names none, each person then serving as a Manager </w:t>
-      </w:r>
-      <w:r>
-        <w:rPr>
-          <w:rFonts w:ascii="Times New Roman" w:hAnsi="Times New Roman"/>
-          <w:color w:val="0645AD"/>
-          <w:u w:val="single"/>
-          <w:sz w:val="24"/>
-          <w:szCs w:val="24"/>
-        </w:rPr>
-        <w:t xml:space="preserve">an agent </w:t>
-      </w:r>
-      <w:r>
-        <w:rPr>
-          <w:rFonts w:ascii="Times New Roman" w:hAnsi="Times New Roman"/>
-          <w:sz w:val="24"/>
-          <w:szCs w:val="24"/>
-        </w:rPr>
-        <w:t xml:space="preserve">of the Company </w:t>
-      </w:r>
-      <w:r>
-        <w:rPr>
-          <w:rFonts w:ascii="Times New Roman" w:hAnsi="Times New Roman"/>
-          <w:strike/>
-          <w:color w:val="C00000"/>
-          <w:sz w:val="24"/>
-          <w:szCs w:val="24"/>
-        </w:rPr>
-        <w:t xml:space="preserve">is a Protected Series Manager </w:t>
-      </w:r>
-      <w:r>
-        <w:rPr>
-          <w:rFonts w:ascii="Times New Roman" w:hAnsi="Times New Roman"/>
-          <w:color w:val="0645AD"/>
-          <w:u w:val="single"/>
-          <w:sz w:val="24"/>
-          <w:szCs w:val="24"/>
-        </w:rPr>
-        <w:t xml:space="preserve">for the purpose </w:t>
-      </w:r>
-      <w:r>
-        <w:rPr>
-          <w:rFonts w:ascii="Times New Roman" w:hAnsi="Times New Roman"/>
-          <w:sz w:val="24"/>
-          <w:szCs w:val="24"/>
-        </w:rPr>
-        <w:t xml:space="preserve">of </w:t>
-      </w:r>
-      <w:r>
-        <w:rPr>
-          <w:rFonts w:ascii="Times New Roman" w:hAnsi="Times New Roman"/>
-          <w:strike/>
-          <w:color w:val="C00000"/>
-          <w:sz w:val="24"/>
-          <w:szCs w:val="24"/>
-        </w:rPr>
-        <w:t xml:space="preserve">that Protected Series. As permitted </w:t>
-      </w:r>
-      <w:r>
-        <w:rPr>
-          <w:rFonts w:ascii="Times New Roman" w:hAnsi="Times New Roman"/>
-          <w:color w:val="0645AD"/>
-          <w:u w:val="single"/>
-          <w:sz w:val="24"/>
-          <w:szCs w:val="24"/>
-        </w:rPr>
-        <w:t xml:space="preserve">its activities and affairs to the extent provided </w:t>
-      </w:r>
-      <w:r>
-        <w:rPr>
-          <w:rFonts w:ascii="Times New Roman" w:hAnsi="Times New Roman"/>
-          <w:sz w:val="24"/>
-          <w:szCs w:val="24"/>
-        </w:rPr>
-        <w:t xml:space="preserve">by </w:t>
-      </w:r>
-      <w:r>
-        <w:rPr>
-          <w:rFonts w:ascii="Times New Roman" w:hAnsi="Times New Roman"/>
-          <w:strike/>
-          <w:color w:val="C00000"/>
-          <w:sz w:val="24"/>
-          <w:szCs w:val="24"/>
-        </w:rPr>
-        <w:t xml:space="preserve">s. 605.2107(1)(n), Florida Statutes, this Section varies s. 605.2304(2) so that </w:t>
+          <w:sz w:val="24"/>
+          <w:szCs w:val="24"/>
+        </w:rPr>
+        <w:t xml:space="preserve">Oral, implied, or course-of-dealing amendments are of no effect. </w:t>
+      </w:r>
+    </w:p>
+    <w:p>
+      <w:pPr>
+        <w:keepLines/>
+        <w:widowControl/>
+        <w:spacing w:after="160"/>
+        <w:jc w:val="both"/>
+      </w:pPr>
+      <w:r>
+        <w:rPr>
+          <w:rFonts w:ascii="Times New Roman" w:hAnsi="Times New Roman"/>
+          <w:sz w:val="24"/>
+          <w:szCs w:val="24"/>
+        </w:rPr>
+        <w:t xml:space="preserve">12.2 Action by Written Consent. Any action of the Member, or of the Company, under this Agreement may be taken by a written consent signed by the Member and maintained with the Company's records. No meetings are required.</w:t>
+      </w:r>
+    </w:p>
+    <w:p>
+      <w:pPr>
+        <w:keepLines/>
+        <w:widowControl/>
+        <w:spacing w:after="160"/>
+        <w:jc w:val="both"/>
+      </w:pPr>
+      <w:r>
+        <w:rPr>
+          <w:rFonts w:ascii="Times New Roman" w:hAnsi="Times New Roman"/>
+          <w:b/>
+          <w:sz w:val="24"/>
+          <w:szCs w:val="24"/>
+        </w:rPr>
+        <w:t xml:space="preserve">ARTICLE 13 — MISCELLANEOUS</w:t>
+      </w:r>
+    </w:p>
+    <w:p>
+      <w:pPr>
+        <w:keepLines/>
+        <w:widowControl/>
+        <w:spacing w:after="160"/>
+        <w:jc w:val="both"/>
+      </w:pPr>
+      <w:r>
+        <w:rPr>
+          <w:rFonts w:ascii="Times New Roman" w:hAnsi="Times New Roman"/>
+          <w:sz w:val="24"/>
+          <w:szCs w:val="24"/>
+        </w:rPr>
+        <w:t xml:space="preserve">13.1 Governing Law; Internal Affairs. This Agreement, the internal affairs of the Company and of each Protected Series, and the relations among the Member, the </w:t>
+      </w:r>
+      <w:r>
+        <w:rPr>
+          <w:rFonts w:ascii="Times New Roman" w:hAnsi="Times New Roman"/>
+          <w:strike/>
+          <w:color w:val="C00000"/>
+          <w:sz w:val="24"/>
+          <w:szCs w:val="24"/>
+        </w:rPr>
+        <w:t xml:space="preserve">Manager, each Protected Series Manager, the </w:t>
+      </w:r>
+      <w:r>
+        <w:rPr>
+          <w:rFonts w:ascii="Times New Roman" w:hAnsi="Times New Roman"/>
+          <w:sz w:val="24"/>
+          <w:szCs w:val="24"/>
+        </w:rPr>
+        <w:t xml:space="preserve">Company, and each Protected Series, are governed by the laws of the State of Florida, without regard to conflict-of-laws principles. </w:t>
+      </w:r>
+    </w:p>
+    <w:p>
+      <w:pPr>
+        <w:keepLines/>
+        <w:widowControl/>
+        <w:spacing w:after="160"/>
+        <w:jc w:val="both"/>
+      </w:pPr>
+      <w:r>
+        <w:rPr>
+          <w:rFonts w:ascii="Times New Roman" w:hAnsi="Times New Roman"/>
+          <w:sz w:val="24"/>
+          <w:szCs w:val="24"/>
+        </w:rPr>
+        <w:t xml:space="preserve">13.2 Venue. Any action or proceeding arising out of or relating to this Agreement, the Company, or any Protected Series shall be brought exclusively in the courts of the county in Florida in which the Company's principal office is located, and each party consents to the jurisdiction of such courts and waives any objection to venue there.</w:t>
+      </w:r>
+    </w:p>
+    <w:p>
+      <w:pPr>
+        <w:keepLines/>
+        <w:widowControl/>
+        <w:spacing w:after="160"/>
+        <w:jc w:val="both"/>
+      </w:pPr>
+      <w:r>
+        <w:rPr>
+          <w:rFonts w:ascii="Times New Roman" w:hAnsi="Times New Roman"/>
+          <w:sz w:val="24"/>
+          <w:szCs w:val="24"/>
+        </w:rPr>
+        <w:t xml:space="preserve">13.3 Severability. If any provision of this Agreement is held invalid or unenforceable, that provision shall be modified to the minimum extent necessary to make it enforceable, and the remainder of this Agreement shall remain in full force; provided, that nothing in this Agreement shall be construed to vary any provision of the Act that may not be varied by an operating agreement.</w:t>
+      </w:r>
+    </w:p>
+    <w:p>
+      <w:pPr>
+        <w:keepLines/>
+        <w:widowControl/>
+        <w:spacing w:after="160"/>
+        <w:jc w:val="both"/>
+      </w:pPr>
+      <w:r>
+        <w:rPr>
+          <w:rFonts w:ascii="Times New Roman" w:hAnsi="Times New Roman"/>
+          <w:sz w:val="24"/>
+          <w:szCs w:val="24"/>
+        </w:rPr>
+        <w:t xml:space="preserve">13.4 Entire Agreement. This Agreement, including Exhibit A and each Series Exhibit, constitutes the entire agreement governing the Company and each Protected Series and supersedes all prior agreements and understandings with respect to their subject matter.</w:t>
+      </w:r>
+    </w:p>
+    <w:p>
+      <w:pPr>
+        <w:keepLines/>
+        <w:widowControl/>
+        <w:spacing w:after="160"/>
+        <w:jc w:val="both"/>
+      </w:pPr>
+      <w:r>
+        <w:rPr>
+          <w:rFonts w:ascii="Times New Roman" w:hAnsi="Times New Roman"/>
+          <w:sz w:val="24"/>
+          <w:szCs w:val="24"/>
+        </w:rPr>
+        <w:t xml:space="preserve">13.5 Binding Effect. This Agreement binds and benefits the </w:t>
+      </w:r>
+      <w:r>
+        <w:rPr>
+          <w:rFonts w:ascii="Times New Roman" w:hAnsi="Times New Roman"/>
+          <w:strike/>
+          <w:color w:val="C00000"/>
+          <w:sz w:val="24"/>
+          <w:szCs w:val="24"/>
+        </w:rPr>
+        <w:t xml:space="preserve">Member, </w:t>
+      </w:r>
+      <w:r>
+        <w:rPr>
+          <w:rFonts w:ascii="Times New Roman" w:hAnsi="Times New Roman"/>
+          <w:color w:val="0645AD"/>
+          <w:u w:val="single"/>
+          <w:sz w:val="24"/>
+          <w:szCs w:val="24"/>
+        </w:rPr>
+        <w:t xml:space="preserve">Member and </w:t>
       </w:r>
       <w:r>
         <w:rPr>
@@ -3149,1065 +5459,105 @@
           <w:sz w:val="24"/>
           <w:szCs w:val="24"/>
         </w:rPr>
-        <w:t xml:space="preserve">Protected Series Managers are </w:t>
-      </w:r>
-      <w:r>
-        <w:rPr>
-          <w:rFonts w:ascii="Times New Roman" w:hAnsi="Times New Roman"/>
-          <w:color w:val="0645AD"/>
-          <w:u w:val="single"/>
-          <w:sz w:val="24"/>
-          <w:szCs w:val="24"/>
-        </w:rPr>
-        <w:t xml:space="preserve">Act, and may acquire, hold, improve, lease, sell, exchange, and convey property; borrow money and grant liens and security interests on Associated Assets; open, maintain, and close bank and investment accounts and designate signatories; engage and compensate employees, attorneys, accountants, and other agents; procure insurance; prosecute, defend, settle, and compromise claims; make tax filings and elections consistent with Article 9; execute and deliver instruments of every kind; and do all other acts necessary, appropriate, or convenient to </w:t>
-      </w:r>
-      <w:r>
-        <w:rPr>
-          <w:rFonts w:ascii="Times New Roman" w:hAnsi="Times New Roman"/>
-          <w:sz w:val="24"/>
-          <w:szCs w:val="24"/>
-        </w:rPr>
-        <w:t xml:space="preserve">the </w:t>
-      </w:r>
-      <w:r>
-        <w:rPr>
-          <w:rFonts w:ascii="Times New Roman" w:hAnsi="Times New Roman"/>
-          <w:strike/>
-          <w:color w:val="C00000"/>
-          <w:sz w:val="24"/>
-          <w:szCs w:val="24"/>
-        </w:rPr>
-        <w:t xml:space="preserve">Manager or Managers </w:t>
-      </w:r>
-      <w:r>
-        <w:rPr>
-          <w:rFonts w:ascii="Times New Roman" w:hAnsi="Times New Roman"/>
-          <w:color w:val="0645AD"/>
-          <w:u w:val="single"/>
-          <w:sz w:val="24"/>
-          <w:szCs w:val="24"/>
-        </w:rPr>
-        <w:t xml:space="preserve">conduct of the activities and affairs </w:t>
-      </w:r>
-      <w:r>
-        <w:rPr>
-          <w:rFonts w:ascii="Times New Roman" w:hAnsi="Times New Roman"/>
-          <w:sz w:val="24"/>
-          <w:szCs w:val="24"/>
-        </w:rPr>
-        <w:t xml:space="preserve">of the Company </w:t>
-      </w:r>
-      <w:r>
-        <w:rPr>
-          <w:rFonts w:ascii="Times New Roman" w:hAnsi="Times New Roman"/>
-          <w:strike/>
-          <w:color w:val="C00000"/>
-          <w:sz w:val="24"/>
-          <w:szCs w:val="24"/>
-        </w:rPr>
-        <w:t xml:space="preserve">rather than the Company itself. A </w:t>
-      </w:r>
-      <w:r>
-        <w:rPr>
-          <w:rFonts w:ascii="Times New Roman" w:hAnsi="Times New Roman"/>
-          <w:color w:val="0645AD"/>
-          <w:u w:val="single"/>
-          <w:sz w:val="24"/>
-          <w:szCs w:val="24"/>
-        </w:rPr>
-        <w:t xml:space="preserve">or of any </w:t>
-      </w:r>
-      <w:r>
-        <w:rPr>
-          <w:rFonts w:ascii="Times New Roman" w:hAnsi="Times New Roman"/>
-          <w:sz w:val="24"/>
-          <w:szCs w:val="24"/>
-        </w:rPr>
-        <w:t xml:space="preserve">Protected </w:t>
-      </w:r>
-      <w:r>
-        <w:rPr>
-          <w:rFonts w:ascii="Times New Roman" w:hAnsi="Times New Roman"/>
-          <w:strike/>
-          <w:color w:val="C00000"/>
-          <w:sz w:val="24"/>
-          <w:szCs w:val="24"/>
-        </w:rPr>
-        <w:t xml:space="preserve">Series Manager has, with respect to its Protected Series, the rights, powers, and duties that a manager of a manager-managed limited liability company has under the Act, subject to this Agreement and the Series Exhibit, and may be removed and replaced with respect to that Protected Series by the Member. </w:t>
-      </w:r>
-      <w:r>
-        <w:rPr>
-          <w:rFonts w:ascii="Times New Roman" w:hAnsi="Times New Roman"/>
-          <w:color w:val="0645AD"/>
-          <w:u w:val="single"/>
-          <w:sz w:val="24"/>
-          <w:szCs w:val="24"/>
-        </w:rPr>
-        <w:t xml:space="preserve">Series. </w:t>
-      </w:r>
-    </w:p>
-    <w:p>
-      <w:pPr>
-        <w:keepLines/>
-        <w:widowControl/>
-        <w:spacing w:after="160"/>
-        <w:jc w:val="both"/>
-      </w:pPr>
-      <w:r>
-        <w:rPr>
-          <w:rFonts w:ascii="Times New Roman" w:hAnsi="Times New Roman"/>
-          <w:strike/>
-          <w:color w:val="C00000"/>
-          <w:sz w:val="24"/>
-          <w:szCs w:val="24"/>
-        </w:rPr>
-        <w:t xml:space="preserve">5.3 Authority </w:t>
-      </w:r>
-      <w:r>
-        <w:rPr>
-          <w:rFonts w:ascii="Times New Roman" w:hAnsi="Times New Roman"/>
-          <w:color w:val="0645AD"/>
-          <w:u w:val="single"/>
-          <w:sz w:val="24"/>
-          <w:szCs w:val="24"/>
-        </w:rPr>
-        <w:t xml:space="preserve">5.4 Standard </w:t>
-      </w:r>
-      <w:r>
-        <w:rPr>
-          <w:rFonts w:ascii="Times New Roman" w:hAnsi="Times New Roman"/>
-          <w:sz w:val="24"/>
-          <w:szCs w:val="24"/>
-        </w:rPr>
-        <w:t xml:space="preserve">of </w:t>
-      </w:r>
-      <w:r>
-        <w:rPr>
-          <w:rFonts w:ascii="Times New Roman" w:hAnsi="Times New Roman"/>
-          <w:color w:val="0645AD"/>
-          <w:u w:val="single"/>
-          <w:sz w:val="24"/>
-          <w:szCs w:val="24"/>
-        </w:rPr>
-        <w:t xml:space="preserve">Conduct; Exculpation. The Member shall discharge </w:t>
-      </w:r>
-      <w:r>
-        <w:rPr>
-          <w:rFonts w:ascii="Times New Roman" w:hAnsi="Times New Roman"/>
-          <w:sz w:val="24"/>
-          <w:szCs w:val="24"/>
-        </w:rPr>
-        <w:t xml:space="preserve">the </w:t>
-      </w:r>
-      <w:r>
-        <w:rPr>
-          <w:rFonts w:ascii="Times New Roman" w:hAnsi="Times New Roman"/>
-          <w:strike/>
-          <w:color w:val="C00000"/>
-          <w:sz w:val="24"/>
-          <w:szCs w:val="24"/>
-        </w:rPr>
-        <w:t xml:space="preserve">Manager. Except as </w:t>
-      </w:r>
-      <w:r>
-        <w:rPr>
-          <w:rFonts w:ascii="Times New Roman" w:hAnsi="Times New Roman"/>
-          <w:color w:val="0645AD"/>
-          <w:u w:val="single"/>
-          <w:sz w:val="24"/>
-          <w:szCs w:val="24"/>
-        </w:rPr>
-        <w:t xml:space="preserve">duties of a member of a member-managed </w:t>
-      </w:r>
-      <w:r>
-        <w:rPr>
-          <w:rFonts w:ascii="Times New Roman" w:hAnsi="Times New Roman"/>
-          <w:sz w:val="24"/>
-          <w:szCs w:val="24"/>
-        </w:rPr>
-        <w:t xml:space="preserve">limited </w:t>
-      </w:r>
-      <w:r>
-        <w:rPr>
-          <w:rFonts w:ascii="Times New Roman" w:hAnsi="Times New Roman"/>
-          <w:strike/>
-          <w:color w:val="C00000"/>
-          <w:sz w:val="24"/>
-          <w:szCs w:val="24"/>
-        </w:rPr>
-        <w:t xml:space="preserve">by Section 5.4 or an applicable Series Exhibit, </w:t>
-      </w:r>
-      <w:r>
-        <w:rPr>
-          <w:rFonts w:ascii="Times New Roman" w:hAnsi="Times New Roman"/>
-          <w:color w:val="0645AD"/>
-          <w:u w:val="single"/>
-          <w:sz w:val="24"/>
-          <w:szCs w:val="24"/>
-        </w:rPr>
-        <w:t xml:space="preserve">liability company consistent with </w:t>
-      </w:r>
-      <w:r>
-        <w:rPr>
-          <w:rFonts w:ascii="Times New Roman" w:hAnsi="Times New Roman"/>
-          <w:sz w:val="24"/>
-          <w:szCs w:val="24"/>
-        </w:rPr>
-        <w:t xml:space="preserve">the </w:t>
-      </w:r>
-      <w:r>
-        <w:rPr>
-          <w:rFonts w:ascii="Times New Roman" w:hAnsi="Times New Roman"/>
-          <w:strike/>
-          <w:color w:val="C00000"/>
-          <w:sz w:val="24"/>
-          <w:szCs w:val="24"/>
-        </w:rPr>
-        <w:t xml:space="preserve">Manager (and, as </w:t>
-      </w:r>
-      <w:r>
-        <w:rPr>
-          <w:rFonts w:ascii="Times New Roman" w:hAnsi="Times New Roman"/>
-          <w:color w:val="0645AD"/>
-          <w:u w:val="single"/>
-          <w:sz w:val="24"/>
-          <w:szCs w:val="24"/>
-        </w:rPr>
-        <w:t xml:space="preserve">Act. The Member shall not be liable </w:t>
-      </w:r>
-      <w:r>
-        <w:rPr>
-          <w:rFonts w:ascii="Times New Roman" w:hAnsi="Times New Roman"/>
-          <w:sz w:val="24"/>
-          <w:szCs w:val="24"/>
-        </w:rPr>
-        <w:t xml:space="preserve">to </w:t>
-      </w:r>
-      <w:r>
-        <w:rPr>
-          <w:rFonts w:ascii="Times New Roman" w:hAnsi="Times New Roman"/>
-          <w:strike/>
-          <w:color w:val="C00000"/>
-          <w:sz w:val="24"/>
-          <w:szCs w:val="24"/>
-        </w:rPr>
-        <w:t xml:space="preserve">a Protected Series, its Protected Series Manager) has full and exclusive authority to manage and conduct the activities and affairs of </w:t>
-      </w:r>
-      <w:r>
-        <w:rPr>
-          <w:rFonts w:ascii="Times New Roman" w:hAnsi="Times New Roman"/>
-          <w:sz w:val="24"/>
-          <w:szCs w:val="24"/>
-        </w:rPr>
-        <w:t xml:space="preserve">the Company or </w:t>
-      </w:r>
-      <w:r>
-        <w:rPr>
-          <w:rFonts w:ascii="Times New Roman" w:hAnsi="Times New Roman"/>
-          <w:strike/>
-          <w:color w:val="C00000"/>
-          <w:sz w:val="24"/>
-          <w:szCs w:val="24"/>
-        </w:rPr>
-        <w:t xml:space="preserve">that </w:t>
-      </w:r>
-      <w:r>
-        <w:rPr>
-          <w:rFonts w:ascii="Times New Roman" w:hAnsi="Times New Roman"/>
-          <w:color w:val="0645AD"/>
-          <w:u w:val="single"/>
-          <w:sz w:val="24"/>
-          <w:szCs w:val="24"/>
-        </w:rPr>
-        <w:t xml:space="preserve">to any </w:t>
-      </w:r>
-      <w:r>
-        <w:rPr>
-          <w:rFonts w:ascii="Times New Roman" w:hAnsi="Times New Roman"/>
-          <w:sz w:val="24"/>
-          <w:szCs w:val="24"/>
-        </w:rPr>
-        <w:t xml:space="preserve">Protected </w:t>
-      </w:r>
-      <w:r>
-        <w:rPr>
-          <w:rFonts w:ascii="Times New Roman" w:hAnsi="Times New Roman"/>
-          <w:strike/>
-          <w:color w:val="C00000"/>
-          <w:sz w:val="24"/>
-          <w:szCs w:val="24"/>
-        </w:rPr>
-        <w:t xml:space="preserve">Series, including </w:t>
-      </w:r>
-      <w:r>
-        <w:rPr>
-          <w:rFonts w:ascii="Times New Roman" w:hAnsi="Times New Roman"/>
-          <w:color w:val="0645AD"/>
-          <w:u w:val="single"/>
-          <w:sz w:val="24"/>
-          <w:szCs w:val="24"/>
-        </w:rPr>
-        <w:t xml:space="preserve">Series for any act or omission performed or omitted in good faith and in a manner reasonably believed to be within the scope of </w:t>
-      </w:r>
-      <w:r>
-        <w:rPr>
-          <w:rFonts w:ascii="Times New Roman" w:hAnsi="Times New Roman"/>
-          <w:sz w:val="24"/>
-          <w:szCs w:val="24"/>
-        </w:rPr>
-        <w:t xml:space="preserve">authority </w:t>
-      </w:r>
-      <w:r>
-        <w:rPr>
-          <w:rFonts w:ascii="Times New Roman" w:hAnsi="Times New Roman"/>
-          <w:strike/>
-          <w:color w:val="C00000"/>
-          <w:sz w:val="24"/>
-          <w:szCs w:val="24"/>
-        </w:rPr>
-        <w:t xml:space="preserve">to: acquire, hold, improve, lease, sell, exchange, and convey property; borrow money and grant liens and security interests on Associated Assets; open, maintain, and close bank and investment accounts and designate signatories; engage and compensate employees, attorneys, accountants, and other agents; procure insurance; prosecute, defend, settle, and compromise claims; make tax filings and elections consistent with Article 9; execute and deliver instruments of every kind; and do all other acts necessary, appropriate, or convenient to </w:t>
-      </w:r>
-      <w:r>
-        <w:rPr>
-          <w:rFonts w:ascii="Times New Roman" w:hAnsi="Times New Roman"/>
-          <w:color w:val="0645AD"/>
-          <w:u w:val="single"/>
-          <w:sz w:val="24"/>
-          <w:szCs w:val="24"/>
-        </w:rPr>
-        <w:t xml:space="preserve">conferred by this Agreement, except for conduct for which exoneration is prohibited by </w:t>
-      </w:r>
-      <w:r>
-        <w:rPr>
-          <w:rFonts w:ascii="Times New Roman" w:hAnsi="Times New Roman"/>
-          <w:sz w:val="24"/>
-          <w:szCs w:val="24"/>
-        </w:rPr>
-        <w:t xml:space="preserve">the </w:t>
-      </w:r>
-      <w:r>
-        <w:rPr>
-          <w:rFonts w:ascii="Times New Roman" w:hAnsi="Times New Roman"/>
-          <w:strike/>
-          <w:color w:val="C00000"/>
-          <w:sz w:val="24"/>
-          <w:szCs w:val="24"/>
-        </w:rPr>
-        <w:t xml:space="preserve">conduct of the activities and affairs of the Company or the applicable Protected Series. </w:t>
-      </w:r>
-      <w:r>
-        <w:rPr>
-          <w:rFonts w:ascii="Times New Roman" w:hAnsi="Times New Roman"/>
-          <w:color w:val="0645AD"/>
-          <w:u w:val="single"/>
-          <w:sz w:val="24"/>
-          <w:szCs w:val="24"/>
-        </w:rPr>
-        <w:t xml:space="preserve">Act. </w:t>
-      </w:r>
-    </w:p>
-    <w:p>
-      <w:pPr>
-        <w:keepLines/>
-        <w:widowControl/>
-        <w:spacing w:after="160"/>
-        <w:jc w:val="both"/>
-      </w:pPr>
-      <w:r>
-        <w:rPr>
-          <w:rFonts w:ascii="Times New Roman" w:hAnsi="Times New Roman"/>
-          <w:strike/>
-          <w:color w:val="C00000"/>
-          <w:sz w:val="24"/>
-          <w:szCs w:val="24"/>
-        </w:rPr>
-        <w:t xml:space="preserve">5.4 Actions Requiring Member Approval. Notwithstanding Section 5.3, neither </w:t>
-      </w:r>
-      <w:r>
-        <w:rPr>
-          <w:rFonts w:ascii="Times New Roman" w:hAnsi="Times New Roman"/>
-          <w:color w:val="0645AD"/>
-          <w:u w:val="single"/>
-          <w:sz w:val="24"/>
-          <w:szCs w:val="24"/>
-        </w:rPr>
-        <w:t xml:space="preserve">5.5 Indemnification. The Company shall indemnify </w:t>
-      </w:r>
-      <w:r>
-        <w:rPr>
-          <w:rFonts w:ascii="Times New Roman" w:hAnsi="Times New Roman"/>
-          <w:sz w:val="24"/>
-          <w:szCs w:val="24"/>
-        </w:rPr>
-        <w:t xml:space="preserve">the </w:t>
-      </w:r>
-      <w:r>
-        <w:rPr>
-          <w:rFonts w:ascii="Times New Roman" w:hAnsi="Times New Roman"/>
-          <w:strike/>
-          <w:color w:val="C00000"/>
-          <w:sz w:val="24"/>
-          <w:szCs w:val="24"/>
-        </w:rPr>
-        <w:t xml:space="preserve">Manager nor any </w:t>
-      </w:r>
-      <w:r>
-        <w:rPr>
-          <w:rFonts w:ascii="Times New Roman" w:hAnsi="Times New Roman"/>
-          <w:color w:val="0645AD"/>
-          <w:u w:val="single"/>
-          <w:sz w:val="24"/>
-          <w:szCs w:val="24"/>
-        </w:rPr>
-        <w:t xml:space="preserve">Member, and each </w:t>
-      </w:r>
-      <w:r>
-        <w:rPr>
-          <w:rFonts w:ascii="Times New Roman" w:hAnsi="Times New Roman"/>
-          <w:sz w:val="24"/>
-          <w:szCs w:val="24"/>
-        </w:rPr>
-        <w:t xml:space="preserve">Protected Series </w:t>
-      </w:r>
-      <w:r>
-        <w:rPr>
-          <w:rFonts w:ascii="Times New Roman" w:hAnsi="Times New Roman"/>
-          <w:strike/>
-          <w:color w:val="C00000"/>
-          <w:sz w:val="24"/>
-          <w:szCs w:val="24"/>
-        </w:rPr>
-        <w:t xml:space="preserve">Manager </w:t>
-      </w:r>
-      <w:r>
-        <w:rPr>
-          <w:rFonts w:ascii="Times New Roman" w:hAnsi="Times New Roman"/>
-          <w:sz w:val="24"/>
-          <w:szCs w:val="24"/>
-        </w:rPr>
-        <w:t xml:space="preserve">shall </w:t>
-      </w:r>
-      <w:r>
-        <w:rPr>
-          <w:rFonts w:ascii="Times New Roman" w:hAnsi="Times New Roman"/>
-          <w:strike/>
-          <w:color w:val="C00000"/>
-          <w:sz w:val="24"/>
-          <w:szCs w:val="24"/>
-        </w:rPr>
-        <w:t xml:space="preserve">do any </w:t>
-      </w:r>
-      <w:r>
-        <w:rPr>
-          <w:rFonts w:ascii="Times New Roman" w:hAnsi="Times New Roman"/>
-          <w:color w:val="0645AD"/>
-          <w:u w:val="single"/>
-          <w:sz w:val="24"/>
-          <w:szCs w:val="24"/>
-        </w:rPr>
-        <w:t xml:space="preserve">indemnify the Member acting for the Company with respect to that Protected Series, to the fullest extent permitted by the Act, against losses, claims, and expenses (including reasonable attorney's fees) incurred by reason of acting in the management </w:t>
-      </w:r>
-      <w:r>
-        <w:rPr>
-          <w:rFonts w:ascii="Times New Roman" w:hAnsi="Times New Roman"/>
-          <w:sz w:val="24"/>
-          <w:szCs w:val="24"/>
-        </w:rPr>
-        <w:t xml:space="preserve">of the </w:t>
-      </w:r>
-      <w:r>
-        <w:rPr>
-          <w:rFonts w:ascii="Times New Roman" w:hAnsi="Times New Roman"/>
-          <w:strike/>
-          <w:color w:val="C00000"/>
-          <w:sz w:val="24"/>
-          <w:szCs w:val="24"/>
-        </w:rPr>
-        <w:t xml:space="preserve">following without </w:t>
-      </w:r>
-      <w:r>
-        <w:rPr>
-          <w:rFonts w:ascii="Times New Roman" w:hAnsi="Times New Roman"/>
-          <w:color w:val="0645AD"/>
-          <w:u w:val="single"/>
-          <w:sz w:val="24"/>
-          <w:szCs w:val="24"/>
-        </w:rPr>
-        <w:t xml:space="preserve">Company or that Protected Series, except to </w:t>
-      </w:r>
-      <w:r>
-        <w:rPr>
-          <w:rFonts w:ascii="Times New Roman" w:hAnsi="Times New Roman"/>
-          <w:sz w:val="24"/>
-          <w:szCs w:val="24"/>
-        </w:rPr>
-        <w:t xml:space="preserve">the </w:t>
-      </w:r>
-      <w:r>
-        <w:rPr>
-          <w:rFonts w:ascii="Times New Roman" w:hAnsi="Times New Roman"/>
-          <w:strike/>
-          <w:color w:val="C00000"/>
-          <w:sz w:val="24"/>
-          <w:szCs w:val="24"/>
-        </w:rPr>
-        <w:t xml:space="preserve">written consent </w:t>
-      </w:r>
-      <w:r>
-        <w:rPr>
-          <w:rFonts w:ascii="Times New Roman" w:hAnsi="Times New Roman"/>
-          <w:color w:val="0645AD"/>
-          <w:u w:val="single"/>
-          <w:sz w:val="24"/>
-          <w:szCs w:val="24"/>
-        </w:rPr>
-        <w:t xml:space="preserve">extent arising from conduct for which exoneration is prohibited by the Act; provided, that any indemnification obligation relating to the activities of a particular Protected Series is an Associated Liability of that Protected Series, payable solely from its Associated Assets, and any indemnification obligation relating to the activities </w:t>
-      </w:r>
-      <w:r>
-        <w:rPr>
-          <w:rFonts w:ascii="Times New Roman" w:hAnsi="Times New Roman"/>
-          <w:sz w:val="24"/>
-          <w:szCs w:val="24"/>
-        </w:rPr>
-        <w:t xml:space="preserve">of the </w:t>
-      </w:r>
-      <w:r>
-        <w:rPr>
-          <w:rFonts w:ascii="Times New Roman" w:hAnsi="Times New Roman"/>
-          <w:strike/>
-          <w:color w:val="C00000"/>
-          <w:sz w:val="24"/>
-          <w:szCs w:val="24"/>
-        </w:rPr>
-        <w:t xml:space="preserve">Member: </w:t>
-      </w:r>
-      <w:r>
-        <w:rPr>
-          <w:rFonts w:ascii="Times New Roman" w:hAnsi="Times New Roman"/>
-          <w:color w:val="0645AD"/>
-          <w:u w:val="single"/>
-          <w:sz w:val="24"/>
-          <w:szCs w:val="24"/>
-        </w:rPr>
-        <w:t xml:space="preserve">Company generally is payable solely from the Associated Assets of the Company. </w:t>
-      </w:r>
-    </w:p>
-    <w:p>
-      <w:pPr>
-        <w:keepLines/>
-        <w:widowControl/>
-        <w:spacing w:after="160"/>
-        <w:jc w:val="both"/>
-      </w:pPr>
-      <w:r>
-        <w:rPr>
-          <w:rFonts w:ascii="Times New Roman" w:hAnsi="Times New Roman"/>
-          <w:strike/>
-          <w:color w:val="C00000"/>
-          <w:sz w:val="24"/>
-          <w:szCs w:val="24"/>
-        </w:rPr>
-        <w:t xml:space="preserve">(a) sell, exchange, or otherwise dispose of all or substantially all of the Associated Assets </w:t>
-      </w:r>
-      <w:r>
-        <w:rPr>
-          <w:rFonts w:ascii="Times New Roman" w:hAnsi="Times New Roman"/>
-          <w:color w:val="0645AD"/>
-          <w:u w:val="single"/>
-          <w:sz w:val="24"/>
-          <w:szCs w:val="24"/>
-        </w:rPr>
-        <w:t xml:space="preserve">5.6 Reimbursement; Shared Expenses. The Member shall be reimbursed for reasonable expenses properly incurred on behalf </w:t>
-      </w:r>
-      <w:r>
-        <w:rPr>
-          <w:rFonts w:ascii="Times New Roman" w:hAnsi="Times New Roman"/>
-          <w:sz w:val="24"/>
-          <w:szCs w:val="24"/>
-        </w:rPr>
-        <w:t xml:space="preserve">of the Company or </w:t>
-      </w:r>
-      <w:r>
-        <w:rPr>
-          <w:rFonts w:ascii="Times New Roman" w:hAnsi="Times New Roman"/>
-          <w:strike/>
-          <w:color w:val="C00000"/>
-          <w:sz w:val="24"/>
-          <w:szCs w:val="24"/>
-        </w:rPr>
-        <w:t xml:space="preserve">of any </w:t>
-      </w:r>
-      <w:r>
-        <w:rPr>
-          <w:rFonts w:ascii="Times New Roman" w:hAnsi="Times New Roman"/>
-          <w:color w:val="0645AD"/>
-          <w:u w:val="single"/>
-          <w:sz w:val="24"/>
-          <w:szCs w:val="24"/>
-        </w:rPr>
-        <w:t xml:space="preserve">the applicable </w:t>
-      </w:r>
-      <w:r>
-        <w:rPr>
-          <w:rFonts w:ascii="Times New Roman" w:hAnsi="Times New Roman"/>
-          <w:sz w:val="24"/>
-          <w:szCs w:val="24"/>
-        </w:rPr>
-        <w:t xml:space="preserve">Protected </w:t>
-      </w:r>
-      <w:r>
-        <w:rPr>
-          <w:rFonts w:ascii="Times New Roman" w:hAnsi="Times New Roman"/>
-          <w:strike/>
-          <w:color w:val="C00000"/>
-          <w:sz w:val="24"/>
-          <w:szCs w:val="24"/>
-        </w:rPr>
-        <w:t xml:space="preserve">Series, </w:t>
-      </w:r>
-      <w:r>
-        <w:rPr>
-          <w:rFonts w:ascii="Times New Roman" w:hAnsi="Times New Roman"/>
-          <w:color w:val="0645AD"/>
-          <w:u w:val="single"/>
-          <w:sz w:val="24"/>
-          <w:szCs w:val="24"/>
-        </w:rPr>
-        <w:t xml:space="preserve">Series. Costs and expenses that benefit the Company and one or more Protected Series (including formation and filing fees, registered agent fees, accounting, insurance, and administrative overhead) shall be allocated among the Company and the Protected Series benefited on a reasonable and consistent basis determined by the Member — by specific attribution where practicable and otherwise pro rata or by such </w:t>
-      </w:r>
-      <w:r>
-        <w:rPr>
-          <w:rFonts w:ascii="Times New Roman" w:hAnsi="Times New Roman"/>
-          <w:sz w:val="24"/>
-          <w:szCs w:val="24"/>
-        </w:rPr>
-        <w:t xml:space="preserve">other </w:t>
-      </w:r>
-      <w:r>
-        <w:rPr>
-          <w:rFonts w:ascii="Times New Roman" w:hAnsi="Times New Roman"/>
-          <w:strike/>
-          <w:color w:val="C00000"/>
-          <w:sz w:val="24"/>
-          <w:szCs w:val="24"/>
-        </w:rPr>
-        <w:t xml:space="preserve">than </w:t>
-      </w:r>
-      <w:r>
-        <w:rPr>
-          <w:rFonts w:ascii="Times New Roman" w:hAnsi="Times New Roman"/>
-          <w:color w:val="0645AD"/>
-          <w:u w:val="single"/>
-          <w:sz w:val="24"/>
-          <w:szCs w:val="24"/>
-        </w:rPr>
-        <w:t xml:space="preserve">reasonable formula as the Member adopts — and the allocation shall be recorded </w:t>
-      </w:r>
-      <w:r>
-        <w:rPr>
-          <w:rFonts w:ascii="Times New Roman" w:hAnsi="Times New Roman"/>
-          <w:sz w:val="24"/>
-          <w:szCs w:val="24"/>
-        </w:rPr>
-        <w:t xml:space="preserve">in the </w:t>
-      </w:r>
-      <w:r>
-        <w:rPr>
-          <w:rFonts w:ascii="Times New Roman" w:hAnsi="Times New Roman"/>
-          <w:strike/>
-          <w:color w:val="C00000"/>
-          <w:sz w:val="24"/>
-          <w:szCs w:val="24"/>
-        </w:rPr>
-        <w:t xml:space="preserve">ordinary course of business; </w:t>
-      </w:r>
-      <w:r>
-        <w:rPr>
-          <w:rFonts w:ascii="Times New Roman" w:hAnsi="Times New Roman"/>
-          <w:color w:val="0645AD"/>
-          <w:u w:val="single"/>
-          <w:sz w:val="24"/>
-          <w:szCs w:val="24"/>
-        </w:rPr>
-        <w:t xml:space="preserve">records maintained under Article 8. </w:t>
-      </w:r>
-    </w:p>
-    <w:p>
-      <w:pPr>
-        <w:keepLines/>
-        <w:widowControl/>
-        <w:spacing w:after="160"/>
-        <w:jc w:val="both"/>
-      </w:pPr>
-      <w:r>
-        <w:rPr>
-          <w:rFonts w:ascii="Times New Roman" w:hAnsi="Times New Roman"/>
-          <w:strike/>
-          <w:color w:val="C00000"/>
-          <w:sz w:val="24"/>
-          <w:szCs w:val="24"/>
-        </w:rPr>
-        <w:t xml:space="preserve">(b) incur, </w:t>
-      </w:r>
-      <w:r>
-        <w:rPr>
-          <w:rFonts w:ascii="Times New Roman" w:hAnsi="Times New Roman"/>
-          <w:color w:val="0645AD"/>
-          <w:u w:val="single"/>
-          <w:sz w:val="24"/>
-          <w:szCs w:val="24"/>
-        </w:rPr>
-        <w:t xml:space="preserve">5.7 Statement of Authority. The Member may cause the Company to file with the Department a statement of authority under s. 605.0302, Florida Statutes, stating the authority, or the limitations </w:t>
-      </w:r>
-      <w:r>
-        <w:rPr>
-          <w:rFonts w:ascii="Times New Roman" w:hAnsi="Times New Roman"/>
-          <w:sz w:val="24"/>
-          <w:szCs w:val="24"/>
-        </w:rPr>
-        <w:t xml:space="preserve">on </w:t>
-      </w:r>
-      <w:r>
-        <w:rPr>
-          <w:rFonts w:ascii="Times New Roman" w:hAnsi="Times New Roman"/>
-          <w:strike/>
-          <w:color w:val="C00000"/>
-          <w:sz w:val="24"/>
-          <w:szCs w:val="24"/>
-        </w:rPr>
-        <w:t xml:space="preserve">behalf </w:t>
-      </w:r>
-      <w:r>
-        <w:rPr>
-          <w:rFonts w:ascii="Times New Roman" w:hAnsi="Times New Roman"/>
-          <w:color w:val="0645AD"/>
-          <w:u w:val="single"/>
-          <w:sz w:val="24"/>
-          <w:szCs w:val="24"/>
-        </w:rPr>
-        <w:t xml:space="preserve">the authority, of the Member or of any person holding a specified position, to transfer or encumber real property held in the name </w:t>
-      </w:r>
-      <w:r>
-        <w:rPr>
-          <w:rFonts w:ascii="Times New Roman" w:hAnsi="Times New Roman"/>
-          <w:sz w:val="24"/>
-          <w:szCs w:val="24"/>
-        </w:rPr>
-        <w:t xml:space="preserve">of the Company or </w:t>
-      </w:r>
-      <w:r>
-        <w:rPr>
-          <w:rFonts w:ascii="Times New Roman" w:hAnsi="Times New Roman"/>
-          <w:strike/>
-          <w:color w:val="C00000"/>
-          <w:sz w:val="24"/>
-          <w:szCs w:val="24"/>
-        </w:rPr>
-        <w:t xml:space="preserve">any </w:t>
-      </w:r>
-      <w:r>
-        <w:rPr>
-          <w:rFonts w:ascii="Times New Roman" w:hAnsi="Times New Roman"/>
-          <w:color w:val="0645AD"/>
-          <w:u w:val="single"/>
-          <w:sz w:val="24"/>
-          <w:szCs w:val="24"/>
-        </w:rPr>
-        <w:t xml:space="preserve">of a </w:t>
-      </w:r>
-      <w:r>
-        <w:rPr>
-          <w:rFonts w:ascii="Times New Roman" w:hAnsi="Times New Roman"/>
-          <w:sz w:val="24"/>
-          <w:szCs w:val="24"/>
-        </w:rPr>
-        <w:t xml:space="preserve">Protected Series, </w:t>
-      </w:r>
-      <w:r>
-        <w:rPr>
-          <w:rFonts w:ascii="Times New Roman" w:hAnsi="Times New Roman"/>
-          <w:strike/>
-          <w:color w:val="C00000"/>
-          <w:sz w:val="24"/>
-          <w:szCs w:val="24"/>
-        </w:rPr>
-        <w:t xml:space="preserve">indebtedness </w:t>
-      </w:r>
-      <w:r>
-        <w:rPr>
-          <w:rFonts w:ascii="Times New Roman" w:hAnsi="Times New Roman"/>
-          <w:color w:val="0645AD"/>
-          <w:u w:val="single"/>
-          <w:sz w:val="24"/>
-          <w:szCs w:val="24"/>
-        </w:rPr>
-        <w:t xml:space="preserve">and may cause a certified copy of that statement to be recorded </w:t>
-      </w:r>
-      <w:r>
-        <w:rPr>
-          <w:rFonts w:ascii="Times New Roman" w:hAnsi="Times New Roman"/>
-          <w:sz w:val="24"/>
-          <w:szCs w:val="24"/>
-        </w:rPr>
-        <w:t xml:space="preserve">in </w:t>
-      </w:r>
-      <w:r>
-        <w:rPr>
-          <w:rFonts w:ascii="Times New Roman" w:hAnsi="Times New Roman"/>
-          <w:strike/>
-          <w:color w:val="C00000"/>
-          <w:sz w:val="24"/>
-          <w:szCs w:val="24"/>
-        </w:rPr>
-        <w:t xml:space="preserve">excess of $[THRESHOLD] in a single transaction or series of related transactions, or guarantee </w:t>
-      </w:r>
-      <w:r>
-        <w:rPr>
-          <w:rFonts w:ascii="Times New Roman" w:hAnsi="Times New Roman"/>
-          <w:sz w:val="24"/>
-          <w:szCs w:val="24"/>
-        </w:rPr>
-        <w:t xml:space="preserve">the </w:t>
-      </w:r>
-      <w:r>
-        <w:rPr>
-          <w:rFonts w:ascii="Times New Roman" w:hAnsi="Times New Roman"/>
-          <w:strike/>
-          <w:color w:val="C00000"/>
-          <w:sz w:val="24"/>
-          <w:szCs w:val="24"/>
-        </w:rPr>
-        <w:t xml:space="preserve">obligation </w:t>
-      </w:r>
-      <w:r>
-        <w:rPr>
-          <w:rFonts w:ascii="Times New Roman" w:hAnsi="Times New Roman"/>
-          <w:color w:val="0645AD"/>
-          <w:u w:val="single"/>
-          <w:sz w:val="24"/>
-          <w:szCs w:val="24"/>
-        </w:rPr>
-        <w:t xml:space="preserve">official records </w:t>
-      </w:r>
-      <w:r>
-        <w:rPr>
-          <w:rFonts w:ascii="Times New Roman" w:hAnsi="Times New Roman"/>
-          <w:sz w:val="24"/>
-          <w:szCs w:val="24"/>
-        </w:rPr>
-        <w:t xml:space="preserve">of any </w:t>
-      </w:r>
-      <w:r>
-        <w:rPr>
-          <w:rFonts w:ascii="Times New Roman" w:hAnsi="Times New Roman"/>
-          <w:strike/>
-          <w:color w:val="C00000"/>
-          <w:sz w:val="24"/>
-          <w:szCs w:val="24"/>
-        </w:rPr>
-        <w:t xml:space="preserve">person (and no guarantee of </w:t>
-      </w:r>
-      <w:r>
-        <w:rPr>
-          <w:rFonts w:ascii="Times New Roman" w:hAnsi="Times New Roman"/>
-          <w:color w:val="0645AD"/>
-          <w:u w:val="single"/>
-          <w:sz w:val="24"/>
-          <w:szCs w:val="24"/>
-        </w:rPr>
-        <w:t xml:space="preserve">county in which </w:t>
-      </w:r>
-      <w:r>
-        <w:rPr>
-          <w:rFonts w:ascii="Times New Roman" w:hAnsi="Times New Roman"/>
-          <w:sz w:val="24"/>
-          <w:szCs w:val="24"/>
-        </w:rPr>
-        <w:t xml:space="preserve">the </w:t>
-      </w:r>
-      <w:r>
-        <w:rPr>
-          <w:rFonts w:ascii="Times New Roman" w:hAnsi="Times New Roman"/>
-          <w:strike/>
-          <w:color w:val="C00000"/>
-          <w:sz w:val="24"/>
-          <w:szCs w:val="24"/>
-        </w:rPr>
-        <w:t xml:space="preserve">obligations of one Protected Series by another or by the Company </w:t>
-      </w:r>
-      <w:r>
-        <w:rPr>
-          <w:rFonts w:ascii="Times New Roman" w:hAnsi="Times New Roman"/>
-          <w:color w:val="0645AD"/>
-          <w:u w:val="single"/>
-          <w:sz w:val="24"/>
-          <w:szCs w:val="24"/>
-        </w:rPr>
-        <w:t xml:space="preserve">real property is located. A statement so filed </w:t>
-      </w:r>
-      <w:r>
-        <w:rPr>
-          <w:rFonts w:ascii="Times New Roman" w:hAnsi="Times New Roman"/>
-          <w:sz w:val="24"/>
-          <w:szCs w:val="24"/>
-        </w:rPr>
-        <w:t xml:space="preserve">shall be </w:t>
-      </w:r>
-      <w:r>
-        <w:rPr>
-          <w:rFonts w:ascii="Times New Roman" w:hAnsi="Times New Roman"/>
-          <w:strike/>
-          <w:color w:val="C00000"/>
-          <w:sz w:val="24"/>
-          <w:szCs w:val="24"/>
-        </w:rPr>
-        <w:t xml:space="preserve">made except by an express written instrument approved under </w:t>
-      </w:r>
-      <w:r>
-        <w:rPr>
-          <w:rFonts w:ascii="Times New Roman" w:hAnsi="Times New Roman"/>
-          <w:color w:val="0645AD"/>
-          <w:u w:val="single"/>
-          <w:sz w:val="24"/>
-          <w:szCs w:val="24"/>
-        </w:rPr>
-        <w:t xml:space="preserve">consistent with </w:t>
-      </w:r>
-      <w:r>
-        <w:rPr>
-          <w:rFonts w:ascii="Times New Roman" w:hAnsi="Times New Roman"/>
-          <w:sz w:val="24"/>
-          <w:szCs w:val="24"/>
-        </w:rPr>
-        <w:t xml:space="preserve">this </w:t>
-      </w:r>
-      <w:r>
-        <w:rPr>
-          <w:rFonts w:ascii="Times New Roman" w:hAnsi="Times New Roman"/>
-          <w:strike/>
-          <w:color w:val="C00000"/>
-          <w:sz w:val="24"/>
-          <w:szCs w:val="24"/>
-        </w:rPr>
-        <w:t xml:space="preserve">Section); </w:t>
-      </w:r>
-      <w:r>
-        <w:rPr>
-          <w:rFonts w:ascii="Times New Roman" w:hAnsi="Times New Roman"/>
-          <w:color w:val="0645AD"/>
-          <w:u w:val="single"/>
-          <w:sz w:val="24"/>
-          <w:szCs w:val="24"/>
-        </w:rPr>
-        <w:t xml:space="preserve">Agreement, and shall be amended </w:t>
-      </w:r>
-      <w:r>
-        <w:rPr>
-          <w:rFonts w:ascii="Times New Roman" w:hAnsi="Times New Roman"/>
-          <w:sz w:val="24"/>
-          <w:szCs w:val="24"/>
-        </w:rPr>
-        <w:t xml:space="preserve">or </w:t>
-      </w:r>
-      <w:r>
-        <w:rPr>
-          <w:rFonts w:ascii="Times New Roman" w:hAnsi="Times New Roman"/>
-          <w:color w:val="0645AD"/>
-          <w:u w:val="single"/>
-          <w:sz w:val="24"/>
-          <w:szCs w:val="24"/>
-        </w:rPr>
-        <w:t xml:space="preserve">cancelled as necessary to keep it accurate. </w:t>
-      </w:r>
-    </w:p>
-    <w:p>
-      <w:pPr>
-        <w:keepLines/>
-        <w:widowControl/>
-        <w:spacing w:after="160"/>
-        <w:jc w:val="both"/>
-      </w:pPr>
-      <w:r>
-        <w:rPr>
-          <w:rFonts w:ascii="Times New Roman" w:hAnsi="Times New Roman"/>
-          <w:strike/>
-          <w:color w:val="C00000"/>
-          <w:sz w:val="24"/>
-          <w:szCs w:val="24"/>
-        </w:rPr>
-        <w:t xml:space="preserve">(c) file, amend, or cancel a statement of authority under s. 605.0302, Florida Statutes, or record a certified copy of one.</w:t>
-      </w:r>
-    </w:p>
-    <w:p>
-      <w:pPr>
-        <w:keepLines/>
-        <w:widowControl/>
-        <w:spacing w:after="160"/>
-        <w:jc w:val="both"/>
-      </w:pPr>
-      <w:r>
-        <w:rPr>
-          <w:rFonts w:ascii="Times New Roman" w:hAnsi="Times New Roman"/>
-          <w:strike/>
-          <w:color w:val="C00000"/>
-          <w:sz w:val="24"/>
-          <w:szCs w:val="24"/>
-        </w:rPr>
-        <w:t xml:space="preserve">5.5 Standard of Conduct; Exculpation. The Manager and each Protected Series Manager shall discharge their duties consistent with the Act, including the duties applicable to managers and protected-series managers. No Manager or Protected Series Manager shall be liable to the Company, any Protected Series, or the Member for any act or omission performed or omitted in good faith and in a manner reasonably believed to be within the scope of authority conferred by this Agreement, except for conduct for which exoneration is prohibited by the Act.</w:t>
-      </w:r>
-    </w:p>
-    <w:p>
-      <w:pPr>
-        <w:keepLines/>
-        <w:widowControl/>
-        <w:spacing w:after="160"/>
-        <w:jc w:val="both"/>
-      </w:pPr>
-      <w:r>
-        <w:rPr>
-          <w:rFonts w:ascii="Times New Roman" w:hAnsi="Times New Roman"/>
-          <w:strike/>
-          <w:color w:val="C00000"/>
-          <w:sz w:val="24"/>
-          <w:szCs w:val="24"/>
-        </w:rPr>
-        <w:t xml:space="preserve">5.6 Indemnification. The Company shall indemnify the Manager, and each Protected Series shall indemnify its Protected Series Manager, to the fullest extent permitted by the Act, against losses, claims, and expenses (including reasonable attorney's fees) incurred by reason of service in that capacity, except to the extent arising from conduct for which exoneration is prohibited by the Act or from an act exceeding the authority conferred by Section 5.4; provided, that any indemnification obligation relating to the activities of a particular Protected Series is an Associated Liability of that Protected Series, payable solely from its Associated Assets, and any indemnification obligation relating to the activities of the Company generally is payable solely from the Associated Assets of the Company. A Manager who exceeds the authority conferred by Section 5.4 is liable to the Company or the affected Protected Series for any loss caused by that act, and the Company or Protected Series is entitled to indemnity from that Manager.</w:t>
-      </w:r>
-    </w:p>
-    <w:p>
-      <w:pPr>
-        <w:keepLines/>
-        <w:widowControl/>
-        <w:spacing w:after="160"/>
-        <w:jc w:val="both"/>
-      </w:pPr>
-      <w:r>
-        <w:rPr>
-          <w:rFonts w:ascii="Times New Roman" w:hAnsi="Times New Roman"/>
-          <w:strike/>
-          <w:color w:val="C00000"/>
-          <w:sz w:val="24"/>
-          <w:szCs w:val="24"/>
-        </w:rPr>
-        <w:t xml:space="preserve">5.7 Compensation; Reimbursement; Shared Expenses. The Manager shall serve without salary unless the Member consents in writing to compensation. The Manager and each Protected Series Manager shall be reimbursed for reasonable expenses properly incurred on behalf of the Company or the applicable Protected Series. Costs and expenses that benefit the Company and one or more Protected Series (including formation and filing fees, registered agent fees, accounting, insurance, and administrative overhead) shall be allocated among the Company and the Protected Series benefited on a reasonable and consistent basis determined by the Manager — by specific attribution where practicable and otherwise pro rata or by such other reasonable formula as the Manager adopts — and the allocation shall be recorded in the records maintained under Article 8.</w:t>
-      </w:r>
-    </w:p>
-    <w:p>
-      <w:pPr>
-        <w:keepLines/>
-        <w:widowControl/>
-        <w:spacing w:after="160"/>
-        <w:jc w:val="both"/>
-      </w:pPr>
-      <w:r>
-        <w:rPr>
-          <w:rFonts w:ascii="Times New Roman" w:hAnsi="Times New Roman"/>
-          <w:strike/>
-          <w:color w:val="C00000"/>
-          <w:sz w:val="24"/>
-          <w:szCs w:val="24"/>
-        </w:rPr>
-        <w:t xml:space="preserve">5.8 Statement of Authority. With the consent of the Member required by Section 5.4(c), the Manager may cause the Company to file with the Department a statement of authority under s. 605.0302, Florida Statutes, stating the authority, or the limitations on the authority, of the Manager, of any Protected Series Manager, or of any person holding a specified position, to transfer or encumber real property held in the name of the Company or of a Protected Series, and may cause a certified copy of that statement to be recorded in the official records of any county in which the real property is located. A statement so filed shall be consistent with this Agreement, and shall be amended or cancelled as necessary to keep it accurate. The limitations in Section 5.4 apply to the Manager whether or not a statement of authority is filed or recorded.</w:t>
+        <w:t xml:space="preserve">Manager, and their respective </w:t>
+      </w:r>
+      <w:r>
+        <w:rPr>
+          <w:rFonts w:ascii="Times New Roman" w:hAnsi="Times New Roman"/>
+          <w:color w:val="0645AD"/>
+          <w:u w:val="single"/>
+          <w:sz w:val="24"/>
+          <w:szCs w:val="24"/>
+        </w:rPr>
+        <w:t xml:space="preserve">Member's </w:t>
+      </w:r>
+      <w:r>
+        <w:rPr>
+          <w:rFonts w:ascii="Times New Roman" w:hAnsi="Times New Roman"/>
+          <w:sz w:val="24"/>
+          <w:szCs w:val="24"/>
+        </w:rPr>
+        <w:t xml:space="preserve">heirs, personal representatives, successors, and permitted assigns, and any person who acquires an interest in the Company or is admitted as a member. </w:t>
+      </w:r>
+    </w:p>
+    <w:p>
+      <w:pPr>
+        <w:keepLines/>
+        <w:widowControl/>
+        <w:spacing w:after="160"/>
+        <w:jc w:val="both"/>
+      </w:pPr>
+      <w:r>
+        <w:rPr>
+          <w:rFonts w:ascii="Times New Roman" w:hAnsi="Times New Roman"/>
+          <w:sz w:val="24"/>
+          <w:szCs w:val="24"/>
+        </w:rPr>
+        <w:t xml:space="preserve">13.6 Counterparts; Electronic Signatures. This Agreement may be executed in counterparts, each of which is an original and all of which together constitute one instrument. Electronic signatures and electronic records have the same effect as originals.</w:t>
+      </w:r>
+    </w:p>
+    <w:p>
+      <w:pPr>
+        <w:keepLines/>
+        <w:widowControl/>
+        <w:spacing w:after="160"/>
+        <w:jc w:val="both"/>
+      </w:pPr>
+      <w:r>
+        <w:rPr>
+          <w:rFonts w:ascii="Times New Roman" w:hAnsi="Times New Roman"/>
+          <w:sz w:val="24"/>
+          <w:szCs w:val="24"/>
+        </w:rPr>
+        <w:t xml:space="preserve">13.7 Notices. Any notice under this Agreement shall be in writing and is effective upon delivery to the recipient's address on Exhibit A (or another address designated in writing), whether delivered personally, by nationally recognized courier, by certified mail, or by e-mail with confirmation of transmission.</w:t>
+      </w:r>
+    </w:p>
+    <w:p>
+      <w:pPr>
+        <w:keepLines/>
+        <w:widowControl/>
+        <w:spacing w:after="160"/>
+        <w:jc w:val="both"/>
+      </w:pPr>
+      <w:r>
+        <w:rPr>
+          <w:rFonts w:ascii="Times New Roman" w:hAnsi="Times New Roman"/>
+          <w:sz w:val="24"/>
+          <w:szCs w:val="24"/>
+        </w:rPr>
+        <w:t xml:space="preserve">13.8 No Third-Party Beneficiaries. This Agreement is for the exclusive benefit of the parties and confers no rights on any creditor or other third party.</w:t>
+      </w:r>
+    </w:p>
+    <w:p>
+      <w:pPr>
+        <w:keepLines/>
+        <w:widowControl/>
+        <w:spacing w:after="160"/>
+        <w:jc w:val="both"/>
+      </w:pPr>
+      <w:r>
+        <w:rPr>
+          <w:rFonts w:ascii="Times New Roman" w:hAnsi="Times New Roman"/>
+          <w:sz w:val="24"/>
+          <w:szCs w:val="24"/>
+        </w:rPr>
+        <w:t xml:space="preserve">13.9 Interpretation. Headings are for convenience only. "Including" means "including without limitation." References to statutes include amendments and successor provisions.</w:t>
+      </w:r>
+    </w:p>
+    <w:p>
+      <w:pPr>
+        <w:keepLines/>
+        <w:widowControl/>
+        <w:spacing w:after="160"/>
+        <w:jc w:val="both"/>
+      </w:pPr>
+      <w:r>
+        <w:rPr>
+          <w:rFonts w:ascii="Times New Roman" w:hAnsi="Times New Roman"/>
+          <w:sz w:val="24"/>
+          <w:szCs w:val="24"/>
+        </w:rPr>
+        <w:t xml:space="preserve">13.10 Unregistered Interests. The Membership Interest has not been registered under federal or state securities laws and may not be offered, sold, or transferred except in compliance with this Agreement and applicable law.</w:t>
       </w:r>
     </w:p>
     <w:p>
@@ -4224,87 +5574,135 @@
           <w:sz w:val="24"/>
           <w:szCs w:val="24"/>
         </w:rPr>
-        <w:t xml:space="preserve">ARTICLE 6 — CAPITAL</w:t>
-      </w:r>
-    </w:p>
-    <w:p>
-      <w:pPr>
-        <w:keepLines/>
-        <w:widowControl/>
-        <w:spacing w:after="160"/>
-        <w:jc w:val="both"/>
-      </w:pPr>
-      <w:r>
-        <w:rPr>
-          <w:rFonts w:ascii="Times New Roman" w:hAnsi="Times New Roman"/>
-          <w:sz w:val="24"/>
-          <w:szCs w:val="24"/>
-        </w:rPr>
-        <w:t xml:space="preserve">6.1 Contributions. The Member's contributions to the Company are set forth on Exhibit A. Contributions to a Protected Series are made by the Company and are set forth in the applicable Series Exhibit. Each contribution shall identify whether it is made to the Company or to a specific Protected Series, and shall be deposited to, and recorded in the records of, the recipient. A promise by the Member to make a contribution is enforceable only if set out in a writing signed by the Member.</w:t>
-      </w:r>
-    </w:p>
-    <w:p>
-      <w:pPr>
-        <w:keepLines/>
-        <w:widowControl/>
-        <w:spacing w:after="160"/>
-        <w:jc w:val="both"/>
-      </w:pPr>
-      <w:r>
-        <w:rPr>
-          <w:rFonts w:ascii="Times New Roman" w:hAnsi="Times New Roman"/>
-          <w:sz w:val="24"/>
-          <w:szCs w:val="24"/>
-        </w:rPr>
-        <w:t xml:space="preserve">6.2 No Obligation; No Interest. The Member is not obligated to make any additional contribution to the Company or to any Protected Series. No interest shall be paid on any contribution.</w:t>
-      </w:r>
-    </w:p>
-    <w:p>
-      <w:pPr>
-        <w:keepLines/>
-        <w:widowControl/>
-        <w:spacing w:after="160"/>
-        <w:jc w:val="both"/>
-      </w:pPr>
-      <w:r>
-        <w:rPr>
-          <w:rFonts w:ascii="Times New Roman" w:hAnsi="Times New Roman"/>
-          <w:sz w:val="24"/>
-          <w:szCs w:val="24"/>
-        </w:rPr>
-        <w:t xml:space="preserve">6.3 Separate Accounting. The Company shall maintain a separate accounting of contributions to, and the capital of, the Company and each Protected Series.</w:t>
-      </w:r>
-    </w:p>
-    <w:p>
-      <w:pPr>
-        <w:keepLines/>
-        <w:widowControl/>
-        <w:spacing w:after="160"/>
-        <w:jc w:val="both"/>
-      </w:pPr>
-      <w:r>
-        <w:rPr>
-          <w:rFonts w:ascii="Times New Roman" w:hAnsi="Times New Roman"/>
-          <w:sz w:val="24"/>
-          <w:szCs w:val="24"/>
-        </w:rPr>
-        <w:t xml:space="preserve">6.4 Member Loans. The Member may lend funds to the Company or to a specific Protected Series upon commercially reasonable terms evidenced by a written instrument identifying the borrower. A loan is not a contribution, and shall be an Associated Liability solely of the borrowing Protected Series or of the Company, as applicable.</w:t>
-      </w:r>
-    </w:p>
-    <w:p>
-      <w:pPr>
-        <w:keepLines/>
-        <w:widowControl/>
-        <w:spacing w:after="160"/>
-        <w:jc w:val="both"/>
-      </w:pPr>
-      <w:r>
-        <w:rPr>
-          <w:rFonts w:ascii="Times New Roman" w:hAnsi="Times New Roman"/>
-          <w:sz w:val="24"/>
-          <w:szCs w:val="24"/>
-        </w:rPr>
-        <w:t xml:space="preserve">6.5 No Right to Specific Property. The Member has no right to demand or receive any distribution in any specific property of the Company or of any Protected Series.</w:t>
+        <w:t xml:space="preserve">SIGNATURES</w:t>
+      </w:r>
+    </w:p>
+    <w:p>
+      <w:pPr>
+        <w:keepLines/>
+        <w:widowControl/>
+        <w:spacing w:after="160"/>
+        <w:jc w:val="both"/>
+      </w:pPr>
+      <w:r>
+        <w:rPr>
+          <w:rFonts w:ascii="Times New Roman" w:hAnsi="Times New Roman"/>
+          <w:sz w:val="24"/>
+          <w:szCs w:val="24"/>
+        </w:rPr>
+        <w:t xml:space="preserve">IN WITNESS WHEREOF, the undersigned </w:t>
+      </w:r>
+      <w:r>
+        <w:rPr>
+          <w:rFonts w:ascii="Times New Roman" w:hAnsi="Times New Roman"/>
+          <w:strike/>
+          <w:color w:val="C00000"/>
+          <w:sz w:val="24"/>
+          <w:szCs w:val="24"/>
+        </w:rPr>
+        <w:t xml:space="preserve">have </w:t>
+      </w:r>
+      <w:r>
+        <w:rPr>
+          <w:rFonts w:ascii="Times New Roman" w:hAnsi="Times New Roman"/>
+          <w:color w:val="0645AD"/>
+          <w:u w:val="single"/>
+          <w:sz w:val="24"/>
+          <w:szCs w:val="24"/>
+        </w:rPr>
+        <w:t xml:space="preserve">has </w:t>
+      </w:r>
+      <w:r>
+        <w:rPr>
+          <w:rFonts w:ascii="Times New Roman" w:hAnsi="Times New Roman"/>
+          <w:sz w:val="24"/>
+          <w:szCs w:val="24"/>
+        </w:rPr>
+        <w:t xml:space="preserve">executed this Agreement effective as of the Effective Date. </w:t>
+      </w:r>
+    </w:p>
+    <w:p>
+      <w:pPr>
+        <w:keepLines/>
+        <w:widowControl/>
+        <w:spacing w:after="160"/>
+        <w:jc w:val="both"/>
+      </w:pPr>
+      <w:r>
+        <w:rPr>
+          <w:rFonts w:ascii="Times New Roman" w:hAnsi="Times New Roman"/>
+          <w:sz w:val="24"/>
+          <w:szCs w:val="24"/>
+        </w:rPr>
+        <w:t xml:space="preserve">MEMBER:</w:t>
+      </w:r>
+    </w:p>
+    <w:p>
+      <w:pPr>
+        <w:keepLines/>
+        <w:widowControl/>
+        <w:spacing w:after="160"/>
+        <w:jc w:val="both"/>
+      </w:pPr>
+      <w:r>
+        <w:rPr>
+          <w:rFonts w:ascii="Times New Roman" w:hAnsi="Times New Roman"/>
+          <w:sz w:val="24"/>
+          <w:szCs w:val="24"/>
+        </w:rPr>
+        <w:t xml:space="preserve">_____________________________</w:t>
+      </w:r>
+    </w:p>
+    <w:p>
+      <w:pPr>
+        <w:keepLines/>
+        <w:widowControl/>
+        <w:spacing w:after="160"/>
+        <w:jc w:val="both"/>
+      </w:pPr>
+      <w:r>
+        <w:rPr>
+          <w:rFonts w:ascii="Times New Roman" w:hAnsi="Times New Roman"/>
+          <w:sz w:val="24"/>
+          <w:szCs w:val="24"/>
+        </w:rPr>
+        <w:t xml:space="preserve">[MEMBER NAME]</w:t>
+      </w:r>
+    </w:p>
+    <w:p>
+      <w:pPr>
+        <w:keepLines/>
+        <w:widowControl/>
+        <w:spacing w:after="160"/>
+        <w:jc w:val="both"/>
+      </w:pPr>
+      <w:r>
+        <w:rPr>
+          <w:rFonts w:ascii="Times New Roman" w:hAnsi="Times New Roman"/>
+          <w:strike/>
+          <w:color w:val="C00000"/>
+          <w:sz w:val="24"/>
+          <w:szCs w:val="24"/>
+        </w:rPr>
+        <w:t xml:space="preserve">ACKNOWLEDGED AND AGREED BY MANAGER:</w:t>
+      </w:r>
+    </w:p>
+    <w:p>
+      <w:pPr>
+        <w:keepLines/>
+        <w:widowControl/>
+        <w:spacing w:after="160"/>
+        <w:jc w:val="both"/>
+      </w:pPr>
+      <w:r>
+        <w:rPr>
+          <w:rFonts w:ascii="Times New Roman" w:hAnsi="Times New Roman"/>
+          <w:strike/>
+          <w:color w:val="C00000"/>
+          <w:sz w:val="24"/>
+          <w:szCs w:val="24"/>
+        </w:rPr>
+        <w:t xml:space="preserve">[MANAGER SIGNATURE BLOCKS]</w:t>
       </w:r>
     </w:p>
     <w:p>
@@ -4321,67 +5719,167 @@
           <w:sz w:val="24"/>
           <w:szCs w:val="24"/>
         </w:rPr>
-        <w:t xml:space="preserve">ARTICLE 7 — DISTRIBUTIONS</w:t>
-      </w:r>
-    </w:p>
-    <w:p>
-      <w:pPr>
-        <w:keepLines/>
-        <w:widowControl/>
-        <w:spacing w:after="160"/>
-        <w:jc w:val="both"/>
-      </w:pPr>
-      <w:r>
-        <w:rPr>
-          <w:rFonts w:ascii="Times New Roman" w:hAnsi="Times New Roman"/>
-          <w:sz w:val="24"/>
-          <w:szCs w:val="24"/>
-        </w:rPr>
-        <w:t xml:space="preserve">7.1 Distributions. The </w:t>
-      </w:r>
-      <w:r>
-        <w:rPr>
-          <w:rFonts w:ascii="Times New Roman" w:hAnsi="Times New Roman"/>
-          <w:strike/>
-          <w:color w:val="C00000"/>
-          <w:sz w:val="24"/>
-          <w:szCs w:val="24"/>
-        </w:rPr>
-        <w:t xml:space="preserve">Manager (or, as to a Protected Series, its Protected Series Manager) </w:t>
-      </w:r>
-      <w:r>
-        <w:rPr>
-          <w:rFonts w:ascii="Times New Roman" w:hAnsi="Times New Roman"/>
-          <w:color w:val="0645AD"/>
-          <w:u w:val="single"/>
-          <w:sz w:val="24"/>
-          <w:szCs w:val="24"/>
-        </w:rPr>
-        <w:t xml:space="preserve">Member </w:t>
-      </w:r>
-      <w:r>
-        <w:rPr>
-          <w:rFonts w:ascii="Times New Roman" w:hAnsi="Times New Roman"/>
-          <w:sz w:val="24"/>
-          <w:szCs w:val="24"/>
-        </w:rPr>
-        <w:t xml:space="preserve">may from time to time determine the extent to which cash on hand of the Company or of a Protected Series exceeds current and anticipated needs, including operating expenses, debt service, acquisitions, and reserves, and may distribute any such excess. </w:t>
-      </w:r>
-    </w:p>
-    <w:p>
-      <w:pPr>
-        <w:keepLines/>
-        <w:widowControl/>
-        <w:spacing w:after="160"/>
-        <w:jc w:val="both"/>
-      </w:pPr>
-      <w:r>
-        <w:rPr>
-          <w:rFonts w:ascii="Times New Roman" w:hAnsi="Times New Roman"/>
-          <w:sz w:val="24"/>
-          <w:szCs w:val="24"/>
-        </w:rPr>
-        <w:t xml:space="preserve">7.2 Source Limitation. Distributions in respect of a Protected Series shall be made solely from the Associated Assets of that Protected Series, and solely to the Company; distributions in respect of the Company shall be made solely from the Associated Assets of the Company, to the Member. Each distribution shall be recorded in the records maintained under Article 8, identifying its source.</w:t>
+        <w:t xml:space="preserve">EXHIBIT A — MEMBER; CONTRIBUTIONS; TOD DESIGNATION</w:t>
+      </w:r>
+    </w:p>
+    <w:p>
+      <w:pPr>
+        <w:keepLines/>
+        <w:widowControl/>
+        <w:spacing w:after="160"/>
+        <w:jc w:val="both"/>
+      </w:pPr>
+      <w:r>
+        <w:rPr>
+          <w:rFonts w:ascii="Times New Roman" w:hAnsi="Times New Roman"/>
+          <w:sz w:val="24"/>
+          <w:szCs w:val="24"/>
+        </w:rPr>
+        <w:t xml:space="preserve">Company: [COMPANY NAME], LLC</w:t>
+      </w:r>
+    </w:p>
+    <w:p>
+      <w:pPr>
+        <w:keepLines/>
+        <w:widowControl/>
+        <w:spacing w:after="160"/>
+        <w:jc w:val="both"/>
+      </w:pPr>
+      <w:r>
+        <w:rPr>
+          <w:rFonts w:ascii="Times New Roman" w:hAnsi="Times New Roman"/>
+          <w:sz w:val="24"/>
+          <w:szCs w:val="24"/>
+        </w:rPr>
+        <w:t xml:space="preserve">| Item | Information |</w:t>
+      </w:r>
+    </w:p>
+    <w:p>
+      <w:pPr>
+        <w:keepLines/>
+        <w:widowControl/>
+        <w:spacing w:after="160"/>
+        <w:jc w:val="both"/>
+      </w:pPr>
+      <w:r>
+        <w:rPr>
+          <w:rFonts w:ascii="Times New Roman" w:hAnsi="Times New Roman"/>
+          <w:sz w:val="24"/>
+          <w:szCs w:val="24"/>
+        </w:rPr>
+        <w:t xml:space="preserve">|---|---|</w:t>
+      </w:r>
+    </w:p>
+    <w:p>
+      <w:pPr>
+        <w:keepLines/>
+        <w:widowControl/>
+        <w:spacing w:after="160"/>
+        <w:jc w:val="both"/>
+      </w:pPr>
+      <w:r>
+        <w:rPr>
+          <w:rFonts w:ascii="Times New Roman" w:hAnsi="Times New Roman"/>
+          <w:sz w:val="24"/>
+          <w:szCs w:val="24"/>
+        </w:rPr>
+        <w:t xml:space="preserve">| Member name | [MEMBER NAME] |</w:t>
+      </w:r>
+    </w:p>
+    <w:p>
+      <w:pPr>
+        <w:keepLines/>
+        <w:widowControl/>
+        <w:spacing w:after="160"/>
+        <w:jc w:val="both"/>
+      </w:pPr>
+      <w:r>
+        <w:rPr>
+          <w:rFonts w:ascii="Times New Roman" w:hAnsi="Times New Roman"/>
+          <w:sz w:val="24"/>
+          <w:szCs w:val="24"/>
+        </w:rPr>
+        <w:t xml:space="preserve">| Member address | [ADDRESS] |</w:t>
+      </w:r>
+    </w:p>
+    <w:p>
+      <w:pPr>
+        <w:keepLines/>
+        <w:widowControl/>
+        <w:spacing w:after="160"/>
+        <w:jc w:val="both"/>
+      </w:pPr>
+      <w:r>
+        <w:rPr>
+          <w:rFonts w:ascii="Times New Roman" w:hAnsi="Times New Roman"/>
+          <w:sz w:val="24"/>
+          <w:szCs w:val="24"/>
+        </w:rPr>
+        <w:t xml:space="preserve">| Membership Interest | 100% (single class) |</w:t>
+      </w:r>
+    </w:p>
+    <w:p>
+      <w:pPr>
+        <w:keepLines/>
+        <w:widowControl/>
+        <w:spacing w:after="160"/>
+        <w:jc w:val="both"/>
+      </w:pPr>
+      <w:r>
+        <w:rPr>
+          <w:rFonts w:ascii="Times New Roman" w:hAnsi="Times New Roman"/>
+          <w:sz w:val="24"/>
+          <w:szCs w:val="24"/>
+        </w:rPr>
+        <w:t xml:space="preserve">| Initial contribution to the Company | $[AMOUNT] [and/or described property] |</w:t>
+      </w:r>
+    </w:p>
+    <w:p>
+      <w:pPr>
+        <w:keepLines/>
+        <w:widowControl/>
+        <w:spacing w:after="160"/>
+        <w:jc w:val="both"/>
+      </w:pPr>
+      <w:r>
+        <w:rPr>
+          <w:rFonts w:ascii="Times New Roman" w:hAnsi="Times New Roman"/>
+          <w:sz w:val="24"/>
+          <w:szCs w:val="24"/>
+        </w:rPr>
+        <w:t xml:space="preserve">| Date of contribution | [DATE] |</w:t>
+      </w:r>
+    </w:p>
+    <w:p>
+      <w:pPr>
+        <w:keepLines/>
+        <w:widowControl/>
+        <w:spacing w:after="160"/>
+        <w:jc w:val="both"/>
+      </w:pPr>
+      <w:r>
+        <w:rPr>
+          <w:rFonts w:ascii="Times New Roman" w:hAnsi="Times New Roman"/>
+          <w:sz w:val="24"/>
+          <w:szCs w:val="24"/>
+        </w:rPr>
+        <w:t xml:space="preserve">Transfer on Death designation (ss. 711.50–711.512, Fla. Stat.):</w:t>
+      </w:r>
+    </w:p>
+    <w:p>
+      <w:pPr>
+        <w:keepLines/>
+        <w:widowControl/>
+        <w:spacing w:after="160"/>
+        <w:jc w:val="both"/>
+      </w:pPr>
+      <w:r>
+        <w:rPr>
+          <w:rFonts w:ascii="Times New Roman" w:hAnsi="Times New Roman"/>
+          <w:sz w:val="24"/>
+          <w:szCs w:val="24"/>
+        </w:rPr>
+        <w:t xml:space="preserve">Upon the death of the Member, the Membership Interest shall pass to: [TOD BENEFICIARY NAME(S)], or if none is designated or the designation fails, the Membership Interest passes as provided by law.</w:t>
       </w:r>
     </w:p>
     <w:p>
@@ -4398,1398 +5896,55 @@
           <w:sz w:val="24"/>
           <w:szCs w:val="24"/>
         </w:rPr>
-        <w:t xml:space="preserve">ARTICLE 8 — RECORDS</w:t>
-      </w:r>
-    </w:p>
-    <w:p>
-      <w:pPr>
-        <w:keepLines/>
-        <w:widowControl/>
-        <w:spacing w:after="160"/>
-        <w:jc w:val="both"/>
-      </w:pPr>
-      <w:r>
-        <w:rPr>
-          <w:rFonts w:ascii="Times New Roman" w:hAnsi="Times New Roman"/>
-          <w:sz w:val="24"/>
-          <w:szCs w:val="24"/>
-        </w:rPr>
-        <w:t xml:space="preserve">8.1 Records. The </w:t>
-      </w:r>
-      <w:r>
-        <w:rPr>
-          <w:rFonts w:ascii="Times New Roman" w:hAnsi="Times New Roman"/>
-          <w:strike/>
-          <w:color w:val="C00000"/>
-          <w:sz w:val="24"/>
-          <w:szCs w:val="24"/>
-        </w:rPr>
-        <w:t xml:space="preserve">Manager </w:t>
-      </w:r>
-      <w:r>
-        <w:rPr>
-          <w:rFonts w:ascii="Times New Roman" w:hAnsi="Times New Roman"/>
-          <w:color w:val="0645AD"/>
-          <w:u w:val="single"/>
-          <w:sz w:val="24"/>
-          <w:szCs w:val="24"/>
-        </w:rPr>
-        <w:t xml:space="preserve">Member </w:t>
-      </w:r>
-      <w:r>
-        <w:rPr>
-          <w:rFonts w:ascii="Times New Roman" w:hAnsi="Times New Roman"/>
-          <w:sz w:val="24"/>
-          <w:szCs w:val="24"/>
-        </w:rPr>
-        <w:t xml:space="preserve">shall maintain, for the Company and for each Protected Series, the records described in this Article. </w:t>
-      </w:r>
-      <w:r>
-        <w:rPr>
-          <w:rFonts w:ascii="Times New Roman" w:hAnsi="Times New Roman"/>
-          <w:strike/>
-          <w:color w:val="C00000"/>
-          <w:sz w:val="24"/>
-          <w:szCs w:val="24"/>
-        </w:rPr>
-        <w:t xml:space="preserve">The records of the Company that the Member may inspect include the records maintained under this Article for every Protected Series. </w:t>
-      </w:r>
-    </w:p>
-    <w:p>
-      <w:pPr>
-        <w:keepLines/>
-        <w:widowControl/>
-        <w:spacing w:after="160"/>
-        <w:jc w:val="both"/>
-      </w:pPr>
-      <w:r>
-        <w:rPr>
-          <w:rFonts w:ascii="Times New Roman" w:hAnsi="Times New Roman"/>
-          <w:sz w:val="24"/>
-          <w:szCs w:val="24"/>
-        </w:rPr>
-        <w:t xml:space="preserve">8.2 Asset Association Records. The </w:t>
-      </w:r>
-      <w:r>
-        <w:rPr>
-          <w:rFonts w:ascii="Times New Roman" w:hAnsi="Times New Roman"/>
-          <w:strike/>
-          <w:color w:val="C00000"/>
-          <w:sz w:val="24"/>
-          <w:szCs w:val="24"/>
-        </w:rPr>
-        <w:t xml:space="preserve">Manager </w:t>
-      </w:r>
-      <w:r>
-        <w:rPr>
-          <w:rFonts w:ascii="Times New Roman" w:hAnsi="Times New Roman"/>
-          <w:color w:val="0645AD"/>
-          <w:u w:val="single"/>
-          <w:sz w:val="24"/>
-          <w:szCs w:val="24"/>
-        </w:rPr>
-        <w:t xml:space="preserve">Member </w:t>
-      </w:r>
-      <w:r>
-        <w:rPr>
-          <w:rFonts w:ascii="Times New Roman" w:hAnsi="Times New Roman"/>
-          <w:sz w:val="24"/>
-          <w:szCs w:val="24"/>
-        </w:rPr>
-        <w:t xml:space="preserve">shall create and maintain, </w:t>
-      </w:r>
-      <w:r>
-        <w:rPr>
-          <w:rFonts w:ascii="Times New Roman" w:hAnsi="Times New Roman"/>
-          <w:color w:val="0645AD"/>
-          <w:u w:val="single"/>
-          <w:sz w:val="24"/>
-          <w:szCs w:val="24"/>
-        </w:rPr>
-        <w:t xml:space="preserve">for the Company </w:t>
-      </w:r>
-      <w:r>
-        <w:rPr>
-          <w:rFonts w:ascii="Times New Roman" w:hAnsi="Times New Roman"/>
-          <w:sz w:val="24"/>
-          <w:szCs w:val="24"/>
-        </w:rPr>
-        <w:t xml:space="preserve">and </w:t>
-      </w:r>
-      <w:r>
-        <w:rPr>
-          <w:rFonts w:ascii="Times New Roman" w:hAnsi="Times New Roman"/>
-          <w:strike/>
-          <w:color w:val="C00000"/>
-          <w:sz w:val="24"/>
-          <w:szCs w:val="24"/>
-        </w:rPr>
-        <w:t xml:space="preserve">shall cause </w:t>
-      </w:r>
-      <w:r>
-        <w:rPr>
-          <w:rFonts w:ascii="Times New Roman" w:hAnsi="Times New Roman"/>
-          <w:color w:val="0645AD"/>
-          <w:u w:val="single"/>
-          <w:sz w:val="24"/>
-          <w:szCs w:val="24"/>
-        </w:rPr>
-        <w:t xml:space="preserve">for </w:t>
-      </w:r>
-      <w:r>
-        <w:rPr>
-          <w:rFonts w:ascii="Times New Roman" w:hAnsi="Times New Roman"/>
-          <w:sz w:val="24"/>
-          <w:szCs w:val="24"/>
-        </w:rPr>
-        <w:t xml:space="preserve">each Protected </w:t>
-      </w:r>
-      <w:r>
-        <w:rPr>
-          <w:rFonts w:ascii="Times New Roman" w:hAnsi="Times New Roman"/>
-          <w:strike/>
-          <w:color w:val="C00000"/>
-          <w:sz w:val="24"/>
-          <w:szCs w:val="24"/>
-        </w:rPr>
-        <w:t xml:space="preserve">Series Manager to create and maintain, </w:t>
-      </w:r>
-      <w:r>
-        <w:rPr>
-          <w:rFonts w:ascii="Times New Roman" w:hAnsi="Times New Roman"/>
-          <w:color w:val="0645AD"/>
-          <w:u w:val="single"/>
-          <w:sz w:val="24"/>
-          <w:szCs w:val="24"/>
-        </w:rPr>
-        <w:t xml:space="preserve">Series, </w:t>
-      </w:r>
-      <w:r>
-        <w:rPr>
-          <w:rFonts w:ascii="Times New Roman" w:hAnsi="Times New Roman"/>
-          <w:sz w:val="24"/>
-          <w:szCs w:val="24"/>
-        </w:rPr>
-        <w:t xml:space="preserve">records that state the name of the Company or of the applicable Protected Series and describe each of its assets with sufficient specificity to permit a disinterested, reasonable individual to: </w:t>
-      </w:r>
-    </w:p>
-    <w:p>
-      <w:pPr>
-        <w:keepLines/>
-        <w:widowControl/>
-        <w:spacing w:after="160"/>
-        <w:jc w:val="both"/>
-      </w:pPr>
-      <w:r>
-        <w:rPr>
-          <w:rFonts w:ascii="Times New Roman" w:hAnsi="Times New Roman"/>
-          <w:sz w:val="24"/>
-          <w:szCs w:val="24"/>
-        </w:rPr>
-        <w:t xml:space="preserve">(a) identify the asset and distinguish it from any other asset of the Company, of that Protected Series, and of every other Protected Series;</w:t>
-      </w:r>
-    </w:p>
-    <w:p>
-      <w:pPr>
-        <w:keepLines/>
-        <w:widowControl/>
-        <w:spacing w:after="160"/>
-        <w:jc w:val="both"/>
-      </w:pPr>
-      <w:r>
-        <w:rPr>
-          <w:rFonts w:ascii="Times New Roman" w:hAnsi="Times New Roman"/>
-          <w:sz w:val="24"/>
-          <w:szCs w:val="24"/>
-        </w:rPr>
-        <w:t xml:space="preserve">(b) determine when and from which person the asset was acquired, or how the asset otherwise became an asset of the Company or that Protected Series; and</w:t>
-      </w:r>
-    </w:p>
-    <w:p>
-      <w:pPr>
-        <w:keepLines/>
-        <w:widowControl/>
-        <w:spacing w:after="160"/>
-        <w:jc w:val="both"/>
-      </w:pPr>
-      <w:r>
-        <w:rPr>
-          <w:rFonts w:ascii="Times New Roman" w:hAnsi="Times New Roman"/>
-          <w:sz w:val="24"/>
-          <w:szCs w:val="24"/>
-        </w:rPr>
-        <w:t xml:space="preserve">(c) for any asset acquired from the Company or from another Protected Series, determine the consideration paid, the payor, and the payee.</w:t>
-      </w:r>
-    </w:p>
-    <w:p>
-      <w:pPr>
-        <w:keepLines/>
-        <w:widowControl/>
-        <w:spacing w:after="160"/>
-        <w:jc w:val="both"/>
-      </w:pPr>
-      <w:r>
-        <w:rPr>
-          <w:rFonts w:ascii="Times New Roman" w:hAnsi="Times New Roman"/>
-          <w:sz w:val="24"/>
-          <w:szCs w:val="24"/>
-        </w:rPr>
-        <w:t xml:space="preserve">Records may be organized by specific listing, category, type, quantity, or computational or allocative formula or procedure (including a percentage or share of any asset), or in any other reasonable manner, consistent with s. 605.2301(4), Florida Statutes, provided the standard of this Section is met.</w:t>
-      </w:r>
-    </w:p>
-    <w:p>
-      <w:pPr>
-        <w:keepLines/>
-        <w:widowControl/>
-        <w:spacing w:after="160"/>
-        <w:jc w:val="both"/>
-      </w:pPr>
-      <w:r>
-        <w:rPr>
-          <w:rFonts w:ascii="Times New Roman" w:hAnsi="Times New Roman"/>
-          <w:sz w:val="24"/>
-          <w:szCs w:val="24"/>
-        </w:rPr>
-        <w:t xml:space="preserve">8.3 Real Property. A properly recorded instrument naming the acquiring or conveying Protected Series (by its full statutory name) or the Company, as applicable, serves as an association record and is conclusive of the signer's authority in favor of a person giving value without knowledge of a lack of authority (ss. 605.2301(2)(b) and 605.2301(3)(b), Florida Statutes). Where an interest in real property is held through a representative, nominee, or similar arrangement as permitted by s. 605.2301(5), Florida Statutes, the arrangement shall be documented under Section 8.4, and the association of the interest shall be established by those records.</w:t>
-      </w:r>
-    </w:p>
-    <w:p>
-      <w:pPr>
-        <w:keepLines/>
-        <w:widowControl/>
-        <w:spacing w:after="160"/>
-        <w:jc w:val="both"/>
-      </w:pPr>
-      <w:r>
-        <w:rPr>
-          <w:rFonts w:ascii="Times New Roman" w:hAnsi="Times New Roman"/>
-          <w:sz w:val="24"/>
-          <w:szCs w:val="24"/>
-        </w:rPr>
-        <w:t xml:space="preserve">8.4 Holding Associated Assets. An Associated Asset may be held directly, or indirectly through a representative, nominee, or similar arrangement, as permitted by s. 605.2301(5), Florida Statutes. Any such indirect arrangement shall be documented in the records maintained under this Article, identifying the holder, the Protected Series or the Company for which the asset is held, and the date the arrangement began. No property of the Company or of any Protected Series shall be held in the individual name of the Member </w:t>
-      </w:r>
-      <w:r>
-        <w:rPr>
-          <w:rFonts w:ascii="Times New Roman" w:hAnsi="Times New Roman"/>
-          <w:strike/>
-          <w:color w:val="C00000"/>
-          <w:sz w:val="24"/>
-          <w:szCs w:val="24"/>
-        </w:rPr>
-        <w:t xml:space="preserve">or the Manager </w:t>
-      </w:r>
-      <w:r>
-        <w:rPr>
-          <w:rFonts w:ascii="Times New Roman" w:hAnsi="Times New Roman"/>
-          <w:sz w:val="24"/>
-          <w:szCs w:val="24"/>
-        </w:rPr>
-        <w:t xml:space="preserve">other than under an arrangement documented under this Section. </w:t>
-      </w:r>
-    </w:p>
-    <w:p>
-      <w:pPr>
-        <w:keepLines/>
-        <w:widowControl/>
-        <w:spacing w:after="160"/>
-        <w:jc w:val="both"/>
-      </w:pPr>
-      <w:r>
-        <w:rPr>
-          <w:rFonts w:ascii="Times New Roman" w:hAnsi="Times New Roman"/>
-          <w:sz w:val="24"/>
-          <w:szCs w:val="24"/>
-        </w:rPr>
-        <w:t xml:space="preserve">8.5 Standing Association Rules; Savings Provisions.</w:t>
-      </w:r>
-    </w:p>
-    <w:p>
-      <w:pPr>
-        <w:keepLines/>
-        <w:widowControl/>
-        <w:spacing w:after="160"/>
-        <w:jc w:val="both"/>
-      </w:pPr>
-      <w:r>
-        <w:rPr>
-          <w:rFonts w:ascii="Times New Roman" w:hAnsi="Times New Roman"/>
-          <w:sz w:val="24"/>
-          <w:szCs w:val="24"/>
-        </w:rPr>
-        <w:t xml:space="preserve">(a) Association; interpretation. Section 605.2301, Florida Statutes, requires records, not any particular record: it is satisfied by records that, read together, permit a disinterested, reasonable individual to make the determinations described in Section 8.2, and s. 605.2301(4), Florida Statutes, permits those records to be organized by specific listing, category, type, quantity, or computational or allocative formula or procedure, or in any other reasonable manner. As used in this Article, "record" has the meaning given in s. 605.0102(59), Florida Statutes, and shall be construed broadly to include anything of any type, kind, or nature that could reasonably associate an asset, debt, or any other thing with a Protected Series or the Company. Accordingly: (i) this Agreement, each Series Exhibit, each asset schedule, and the account, titling, tax, insurance, and transaction records of the Company or of a Protected Series are records within the meaning of s. 605.2301, Florida Statutes, may be read together and in combination to satisfy its requirements, and no single document, form, or sequence is required; (ii) an asset is an Associated Asset of the Company or of the Protected Series that any such record identifies, from the date the asset was acquired or otherwise became an asset; (iii) association established by any record is not defeated by the absence or incompleteness of any other record; (iv) the standing rules in paragraph (b) are a procedure adopted under s. 605.2301(4), Florida Statutes, and apply to every asset they reach, whether or not any other record exists; and (v) where the records permit more than one reading, the reading that associates an asset with the Company or Protected Series that acquired, holds, or uses it controls. This Agreement shall be interpreted and applied to give the fullest effect permitted by law to the association of assets under this Article, to the separateness of the Company and of each Protected Series, and to the limitations of liability described in Section 3.3.</w:t>
-      </w:r>
-    </w:p>
-    <w:p>
-      <w:pPr>
-        <w:keepLines/>
-        <w:widowControl/>
-        <w:spacing w:after="160"/>
-        <w:jc w:val="both"/>
-      </w:pPr>
-      <w:r>
-        <w:rPr>
-          <w:rFonts w:ascii="Times New Roman" w:hAnsi="Times New Roman"/>
-          <w:sz w:val="24"/>
-          <w:szCs w:val="24"/>
-        </w:rPr>
-        <w:t xml:space="preserve">(b) Standing association rules. As a standing procedure adopted pursuant to s. 605.2301(4), Florida Statutes, and without limiting any other record: (i) an asset acquired by an instrument naming a Protected Series, or titled in the name of a Protected Series, is an Associated Asset of that Protected Series from the date of acquisition; (ii) an asset acquired with consideration paid from a deposit account of a Protected Series is an Associated Asset of that Protected Series; (iii) funds on deposit in an account established in the name of a Protected Series, and interest thereon, are Associated Assets of that Protected Series; (iv) the income, rents, profits, proceeds, and products of, the insurance proceeds relating to, and every replacement or substitution for, an Associated Asset are Associated Assets of the same person; and (v) every asset acquired in the name of the Company, and every asset not associated with a Protected Series under clauses (i) through (iv) or under any other record maintained under this Article, is an Associated Asset of the Company.</w:t>
-      </w:r>
-    </w:p>
-    <w:p>
-      <w:pPr>
-        <w:keepLines/>
-        <w:widowControl/>
-        <w:spacing w:after="160"/>
-        <w:jc w:val="both"/>
-      </w:pPr>
-      <w:r>
-        <w:rPr>
-          <w:rFonts w:ascii="Times New Roman" w:hAnsi="Times New Roman"/>
-          <w:sz w:val="24"/>
-          <w:szCs w:val="24"/>
-        </w:rPr>
-        <w:t xml:space="preserve">(c) Correction of records. The </w:t>
-      </w:r>
-      <w:r>
-        <w:rPr>
-          <w:rFonts w:ascii="Times New Roman" w:hAnsi="Times New Roman"/>
-          <w:strike/>
-          <w:color w:val="C00000"/>
-          <w:sz w:val="24"/>
-          <w:szCs w:val="24"/>
-        </w:rPr>
-        <w:t xml:space="preserve">Manager </w:t>
-      </w:r>
-      <w:r>
-        <w:rPr>
-          <w:rFonts w:ascii="Times New Roman" w:hAnsi="Times New Roman"/>
-          <w:color w:val="0645AD"/>
-          <w:u w:val="single"/>
-          <w:sz w:val="24"/>
-          <w:szCs w:val="24"/>
-        </w:rPr>
-        <w:t xml:space="preserve">Member </w:t>
-      </w:r>
-      <w:r>
-        <w:rPr>
-          <w:rFonts w:ascii="Times New Roman" w:hAnsi="Times New Roman"/>
-          <w:sz w:val="24"/>
-          <w:szCs w:val="24"/>
-        </w:rPr>
-        <w:t xml:space="preserve">may, and upon discovery of any inaccuracy or omission shall, supplement or correct any record maintained under this Article so that it accurately reflects the association of assets and liabilities, and records as so supplemented or corrected shall be given effect to the fullest extent permitted by law. A record supplemented or corrected under this paragraph relates back to, and is given effect from, the date of the record it supplements or corrects, to the fullest extent permitted by law. </w:t>
-      </w:r>
-    </w:p>
-    <w:p>
-      <w:pPr>
-        <w:keepLines/>
-        <w:widowControl/>
-        <w:spacing w:after="160"/>
-        <w:jc w:val="both"/>
-      </w:pPr>
-      <w:r>
-        <w:rPr>
-          <w:rFonts w:ascii="Times New Roman" w:hAnsi="Times New Roman"/>
-          <w:sz w:val="24"/>
-          <w:szCs w:val="24"/>
-        </w:rPr>
-        <w:t xml:space="preserve">(d) Reformation; severability in favor of association and separateness. If any provision of this Agreement or of any Series Exhibit, or any act taken under either, would otherwise be construed to impair the association of an asset under this Article, the separateness of the Company or of any Protected Series, or the limitations of liability described in Section 3.3, this Agreement shall be applied and, to the minimum extent necessary, deemed modified so as to preserve them, and the provision or act shall be given effect as so modified from the time it was made. To the extent a provision cannot be so conformed, it is null and void ab initio and shall be given no force or effect for any purpose, and every other provision of this Agreement and of each Series Exhibit remains in full force.</w:t>
-      </w:r>
-    </w:p>
-    <w:p>
-      <w:pPr>
-        <w:keepLines/>
-        <w:widowControl/>
-        <w:spacing w:after="160"/>
-        <w:jc w:val="both"/>
-      </w:pPr>
-      <w:r>
-        <w:rPr>
-          <w:rFonts w:ascii="Times New Roman" w:hAnsi="Times New Roman"/>
-          <w:sz w:val="24"/>
-          <w:szCs w:val="24"/>
-        </w:rPr>
-        <w:t xml:space="preserve">8.6 Movement of an Asset Between Protected Series. If an Associated Asset of a Protected Series becomes an Associated Asset of another Protected Series, however the transaction is denominated, then to the extent the fair market value of what one Protected Series gives exceeds the fair market value of what it receives, the excess is deemed for all purposes of this Agreement to have been distributed by that Protected Series to the Company as provided in Section 7.2 and, immediately thereafter, contributed by the Company to the other Protected Series as provided in Section 6.1.</w:t>
-      </w:r>
-    </w:p>
-    <w:p>
-      <w:pPr>
-        <w:keepLines/>
-        <w:widowControl/>
-        <w:spacing w:after="160"/>
-        <w:jc w:val="both"/>
-      </w:pPr>
-      <w:r>
-        <w:rPr>
-          <w:rFonts w:ascii="Times New Roman" w:hAnsi="Times New Roman"/>
-          <w:b/>
-          <w:sz w:val="24"/>
-          <w:szCs w:val="24"/>
-        </w:rPr>
-        <w:t xml:space="preserve">ARTICLE 9 — TAX MATTERS</w:t>
-      </w:r>
-    </w:p>
-    <w:p>
-      <w:pPr>
-        <w:keepLines/>
-        <w:widowControl/>
-        <w:spacing w:after="160"/>
-        <w:jc w:val="both"/>
-      </w:pPr>
-      <w:r>
-        <w:rPr>
-          <w:rFonts w:ascii="Times New Roman" w:hAnsi="Times New Roman"/>
-          <w:sz w:val="24"/>
-          <w:szCs w:val="24"/>
-        </w:rPr>
-        <w:t xml:space="preserve">9.1 Intended Classification. It is intended that the Company be disregarded as an entity separate from the Member for federal income tax purposes. Each Protected Series is wholly owned by the Company. If a Protected Series is treated as an entity separate from the Company for federal income tax purposes, it is intended that the Protected Series be disregarded as an entity separate from its owner. Accordingly, all items of income, gain, loss, deduction, and credit of the Company and of each Protected Series are reported directly by the Member.</w:t>
-      </w:r>
-    </w:p>
-    <w:p>
-      <w:pPr>
-        <w:keepLines/>
-        <w:widowControl/>
-        <w:spacing w:after="160"/>
-        <w:jc w:val="both"/>
-      </w:pPr>
-      <w:r>
-        <w:rPr>
-          <w:rFonts w:ascii="Times New Roman" w:hAnsi="Times New Roman"/>
-          <w:sz w:val="24"/>
-          <w:szCs w:val="24"/>
-        </w:rPr>
-        <w:t xml:space="preserve">9.2 Tax Filings and Elections. The </w:t>
-      </w:r>
-      <w:r>
-        <w:rPr>
-          <w:rFonts w:ascii="Times New Roman" w:hAnsi="Times New Roman"/>
-          <w:strike/>
-          <w:color w:val="C00000"/>
-          <w:sz w:val="24"/>
-          <w:szCs w:val="24"/>
-        </w:rPr>
-        <w:t xml:space="preserve">Manager </w:t>
-      </w:r>
-      <w:r>
-        <w:rPr>
-          <w:rFonts w:ascii="Times New Roman" w:hAnsi="Times New Roman"/>
-          <w:color w:val="0645AD"/>
-          <w:u w:val="single"/>
-          <w:sz w:val="24"/>
-          <w:szCs w:val="24"/>
-        </w:rPr>
-        <w:t xml:space="preserve">Member </w:t>
-      </w:r>
-      <w:r>
-        <w:rPr>
-          <w:rFonts w:ascii="Times New Roman" w:hAnsi="Times New Roman"/>
-          <w:sz w:val="24"/>
-          <w:szCs w:val="24"/>
-        </w:rPr>
-        <w:t xml:space="preserve">shall make, or cause to be made, all tax filings required of the Company or of any Protected Series and may make any tax election the </w:t>
-      </w:r>
-      <w:r>
-        <w:rPr>
-          <w:rFonts w:ascii="Times New Roman" w:hAnsi="Times New Roman"/>
-          <w:strike/>
-          <w:color w:val="C00000"/>
-          <w:sz w:val="24"/>
-          <w:szCs w:val="24"/>
-        </w:rPr>
-        <w:t xml:space="preserve">Manager </w:t>
-      </w:r>
-      <w:r>
-        <w:rPr>
-          <w:rFonts w:ascii="Times New Roman" w:hAnsi="Times New Roman"/>
-          <w:color w:val="0645AD"/>
-          <w:u w:val="single"/>
-          <w:sz w:val="24"/>
-          <w:szCs w:val="24"/>
-        </w:rPr>
-        <w:t xml:space="preserve">Member </w:t>
-      </w:r>
-      <w:r>
-        <w:rPr>
-          <w:rFonts w:ascii="Times New Roman" w:hAnsi="Times New Roman"/>
-          <w:sz w:val="24"/>
-          <w:szCs w:val="24"/>
-        </w:rPr>
-        <w:t xml:space="preserve">determines to be in the </w:t>
-      </w:r>
-      <w:r>
-        <w:rPr>
-          <w:rFonts w:ascii="Times New Roman" w:hAnsi="Times New Roman"/>
-          <w:color w:val="0645AD"/>
-          <w:u w:val="single"/>
-          <w:sz w:val="24"/>
-          <w:szCs w:val="24"/>
-        </w:rPr>
-        <w:t xml:space="preserve">Member's </w:t>
-      </w:r>
-      <w:r>
-        <w:rPr>
-          <w:rFonts w:ascii="Times New Roman" w:hAnsi="Times New Roman"/>
-          <w:sz w:val="24"/>
-          <w:szCs w:val="24"/>
-        </w:rPr>
-        <w:t xml:space="preserve">best </w:t>
-      </w:r>
-      <w:r>
-        <w:rPr>
-          <w:rFonts w:ascii="Times New Roman" w:hAnsi="Times New Roman"/>
-          <w:strike/>
-          <w:color w:val="C00000"/>
-          <w:sz w:val="24"/>
-          <w:szCs w:val="24"/>
-        </w:rPr>
-        <w:t xml:space="preserve">interests of the Member, </w:t>
-      </w:r>
-      <w:r>
-        <w:rPr>
-          <w:rFonts w:ascii="Times New Roman" w:hAnsi="Times New Roman"/>
-          <w:color w:val="0645AD"/>
-          <w:u w:val="single"/>
-          <w:sz w:val="24"/>
-          <w:szCs w:val="24"/>
-        </w:rPr>
-        <w:t xml:space="preserve">interests, </w:t>
-      </w:r>
-      <w:r>
-        <w:rPr>
-          <w:rFonts w:ascii="Times New Roman" w:hAnsi="Times New Roman"/>
-          <w:sz w:val="24"/>
-          <w:szCs w:val="24"/>
-        </w:rPr>
-        <w:t xml:space="preserve">consistent with Section 9.1. </w:t>
-      </w:r>
-    </w:p>
-    <w:p>
-      <w:pPr>
-        <w:keepLines/>
-        <w:widowControl/>
-        <w:spacing w:after="160"/>
-        <w:jc w:val="both"/>
-      </w:pPr>
-      <w:r>
-        <w:rPr>
-          <w:rFonts w:ascii="Times New Roman" w:hAnsi="Times New Roman"/>
-          <w:sz w:val="24"/>
-          <w:szCs w:val="24"/>
-        </w:rPr>
-        <w:t xml:space="preserve">9.3 Fiscal Year. The fiscal year of the Company and of each Protected Series is the calendar year unless the </w:t>
-      </w:r>
-      <w:r>
-        <w:rPr>
-          <w:rFonts w:ascii="Times New Roman" w:hAnsi="Times New Roman"/>
-          <w:strike/>
-          <w:color w:val="C00000"/>
-          <w:sz w:val="24"/>
-          <w:szCs w:val="24"/>
-        </w:rPr>
-        <w:t xml:space="preserve">Manager </w:t>
-      </w:r>
-      <w:r>
-        <w:rPr>
-          <w:rFonts w:ascii="Times New Roman" w:hAnsi="Times New Roman"/>
-          <w:color w:val="0645AD"/>
-          <w:u w:val="single"/>
-          <w:sz w:val="24"/>
-          <w:szCs w:val="24"/>
-        </w:rPr>
-        <w:t xml:space="preserve">Member </w:t>
-      </w:r>
-      <w:r>
-        <w:rPr>
-          <w:rFonts w:ascii="Times New Roman" w:hAnsi="Times New Roman"/>
-          <w:sz w:val="24"/>
-          <w:szCs w:val="24"/>
-        </w:rPr>
-        <w:t xml:space="preserve">selects another permitted year. </w:t>
-      </w:r>
-    </w:p>
-    <w:p>
-      <w:pPr>
-        <w:keepLines/>
-        <w:widowControl/>
-        <w:spacing w:after="160"/>
-        <w:jc w:val="both"/>
-      </w:pPr>
-      <w:r>
-        <w:rPr>
-          <w:rFonts w:ascii="Times New Roman" w:hAnsi="Times New Roman"/>
-          <w:b/>
-          <w:sz w:val="24"/>
-          <w:szCs w:val="24"/>
-        </w:rPr>
-        <w:t xml:space="preserve">ARTICLE 10 — ADMISSION OF ADDITIONAL MEMBERS</w:t>
-      </w:r>
-    </w:p>
-    <w:p>
-      <w:pPr>
-        <w:keepLines/>
-        <w:widowControl/>
-        <w:spacing w:after="160"/>
-        <w:jc w:val="both"/>
-      </w:pPr>
-      <w:r>
-        <w:rPr>
-          <w:rFonts w:ascii="Times New Roman" w:hAnsi="Times New Roman"/>
-          <w:sz w:val="24"/>
-          <w:szCs w:val="24"/>
-        </w:rPr>
-        <w:t xml:space="preserve">10.1 Admission. One or more additional members may be admitted to the Company only with the written consent of the Member and upon the admitted person's delivery of a signed agreement to be bound by this Agreement.</w:t>
-      </w:r>
-    </w:p>
-    <w:p>
-      <w:pPr>
-        <w:keepLines/>
-        <w:widowControl/>
-        <w:spacing w:after="160"/>
-        <w:jc w:val="both"/>
-      </w:pPr>
-      <w:r>
-        <w:rPr>
-          <w:rFonts w:ascii="Times New Roman" w:hAnsi="Times New Roman"/>
-          <w:sz w:val="24"/>
-          <w:szCs w:val="24"/>
-        </w:rPr>
-        <w:t xml:space="preserve">10.2 No Association with a Protected Series. No Member may be associated with a Protected Series. A Protected Series may not be established with, and may not admit, an Associated Member.</w:t>
-      </w:r>
-    </w:p>
-    <w:p>
-      <w:pPr>
-        <w:keepLines/>
-        <w:widowControl/>
-        <w:spacing w:after="160"/>
-        <w:jc w:val="both"/>
-      </w:pPr>
-      <w:r>
-        <w:rPr>
-          <w:rFonts w:ascii="Times New Roman" w:hAnsi="Times New Roman"/>
-          <w:sz w:val="24"/>
-          <w:szCs w:val="24"/>
-        </w:rPr>
-        <w:t xml:space="preserve">10.3 Continuation on Termination of Last Member. Upon the termination of the membership of the last remaining member, the Company shall not be dissolved, and the legal representative of the last remaining member shall agree in writing to continue the Company, and the representative (or an Immediate Family Member designated by the representative who is not a creditor of the last remaining member) shall be admitted as a member effective as of the terminating event, all as permitted by the Act.</w:t>
-      </w:r>
-    </w:p>
-    <w:p>
-      <w:pPr>
-        <w:keepLines/>
-        <w:widowControl/>
-        <w:spacing w:after="160"/>
-        <w:jc w:val="both"/>
-      </w:pPr>
-      <w:r>
-        <w:rPr>
-          <w:rFonts w:ascii="Times New Roman" w:hAnsi="Times New Roman"/>
-          <w:b/>
-          <w:sz w:val="24"/>
-          <w:szCs w:val="24"/>
-        </w:rPr>
-        <w:t xml:space="preserve">ARTICLE 11 — DISSOLUTION AND WINDING UP</w:t>
-      </w:r>
-    </w:p>
-    <w:p>
-      <w:pPr>
-        <w:keepLines/>
-        <w:widowControl/>
-        <w:spacing w:after="160"/>
-        <w:jc w:val="both"/>
-      </w:pPr>
-      <w:r>
-        <w:rPr>
-          <w:rFonts w:ascii="Times New Roman" w:hAnsi="Times New Roman"/>
-          <w:sz w:val="24"/>
-          <w:szCs w:val="24"/>
-        </w:rPr>
-        <w:t xml:space="preserve">11.1 Dissolution of a Protected Series. A Protected Series is dissolved, and its activities and affairs shall be wound up, upon the first to occur of: (a) the dissolution of the Company; (b) an event or circumstance specified in its Series Exhibit; (c) the affirmative vote or consent of the Member; or (d) entry of a judicial order dissolving the Protected Series as provided by the Act.</w:t>
-      </w:r>
-    </w:p>
-    <w:p>
-      <w:pPr>
-        <w:keepLines/>
-        <w:widowControl/>
-        <w:spacing w:after="160"/>
-        <w:jc w:val="both"/>
-      </w:pPr>
-      <w:r>
-        <w:rPr>
-          <w:rFonts w:ascii="Times New Roman" w:hAnsi="Times New Roman"/>
-          <w:sz w:val="24"/>
-          <w:szCs w:val="24"/>
-        </w:rPr>
-        <w:t xml:space="preserve">11.2 Winding Up a Protected Series. Upon dissolution of a Protected Series, </w:t>
-      </w:r>
-      <w:r>
-        <w:rPr>
-          <w:rFonts w:ascii="Times New Roman" w:hAnsi="Times New Roman"/>
-          <w:strike/>
-          <w:color w:val="C00000"/>
-          <w:sz w:val="24"/>
-          <w:szCs w:val="24"/>
-        </w:rPr>
-        <w:t xml:space="preserve">its Protected Series Manager (or another person designated by </w:t>
-      </w:r>
-      <w:r>
-        <w:rPr>
-          <w:rFonts w:ascii="Times New Roman" w:hAnsi="Times New Roman"/>
-          <w:sz w:val="24"/>
-          <w:szCs w:val="24"/>
-        </w:rPr>
-        <w:t xml:space="preserve">the </w:t>
-      </w:r>
-      <w:r>
-        <w:rPr>
-          <w:rFonts w:ascii="Times New Roman" w:hAnsi="Times New Roman"/>
-          <w:strike/>
-          <w:color w:val="C00000"/>
-          <w:sz w:val="24"/>
-          <w:szCs w:val="24"/>
-        </w:rPr>
-        <w:t xml:space="preserve">Member) </w:t>
-      </w:r>
-      <w:r>
-        <w:rPr>
-          <w:rFonts w:ascii="Times New Roman" w:hAnsi="Times New Roman"/>
-          <w:color w:val="0645AD"/>
-          <w:u w:val="single"/>
-          <w:sz w:val="24"/>
-          <w:szCs w:val="24"/>
-        </w:rPr>
-        <w:t xml:space="preserve">Member </w:t>
-      </w:r>
-      <w:r>
-        <w:rPr>
-          <w:rFonts w:ascii="Times New Roman" w:hAnsi="Times New Roman"/>
-          <w:sz w:val="24"/>
-          <w:szCs w:val="24"/>
-        </w:rPr>
-        <w:t xml:space="preserve">shall wind up its activities and affairs in the manner provided by the Act for winding up a limited liability company, applied to that Protected Series. Its Associated Assets shall be applied: first, to pay or provide for its Associated Liabilities to creditors (including the Member as a creditor, to the extent permitted by law); and then the balance to the Company. The </w:t>
-      </w:r>
-      <w:r>
-        <w:rPr>
-          <w:rFonts w:ascii="Times New Roman" w:hAnsi="Times New Roman"/>
-          <w:strike/>
-          <w:color w:val="C00000"/>
-          <w:sz w:val="24"/>
-          <w:szCs w:val="24"/>
-        </w:rPr>
-        <w:t xml:space="preserve">Manager </w:t>
-      </w:r>
-      <w:r>
-        <w:rPr>
-          <w:rFonts w:ascii="Times New Roman" w:hAnsi="Times New Roman"/>
-          <w:color w:val="0645AD"/>
-          <w:u w:val="single"/>
-          <w:sz w:val="24"/>
-          <w:szCs w:val="24"/>
-        </w:rPr>
-        <w:t xml:space="preserve">Member </w:t>
-      </w:r>
-      <w:r>
-        <w:rPr>
-          <w:rFonts w:ascii="Times New Roman" w:hAnsi="Times New Roman"/>
-          <w:sz w:val="24"/>
-          <w:szCs w:val="24"/>
-        </w:rPr>
-        <w:t xml:space="preserve">shall cause any statement or filing required by the Act or the Department in connection with the dissolution of the Protected Series to be made. The winding up of a Protected Series shall not draw upon, and its creditors shall have no recourse to, the Associated Assets of the Company or of any other Protected Series. </w:t>
-      </w:r>
-    </w:p>
-    <w:p>
-      <w:pPr>
-        <w:keepLines/>
-        <w:widowControl/>
-        <w:spacing w:after="160"/>
-        <w:jc w:val="both"/>
-      </w:pPr>
-      <w:r>
-        <w:rPr>
-          <w:rFonts w:ascii="Times New Roman" w:hAnsi="Times New Roman"/>
-          <w:sz w:val="24"/>
-          <w:szCs w:val="24"/>
-        </w:rPr>
-        <w:t xml:space="preserve">11.3 Dissolution of the Company. The Company is dissolved, and its activities and affairs shall be wound up, upon the first to occur of: (a) the written consent of the Member; (b) entry of a decree of judicial dissolution under the Act; or (c) any other event that under the Act requires dissolution. The death, incapacity, bankruptcy, dissociation, or withdrawal of the Member does not by itself dissolve the Company. Dissolution of the Company causes the dissolution of each Protected Series, and the winding up of the Company is not complete until the winding up of each Protected Series is complete.</w:t>
-      </w:r>
-    </w:p>
-    <w:p>
-      <w:pPr>
-        <w:keepLines/>
-        <w:widowControl/>
-        <w:spacing w:after="160"/>
-        <w:jc w:val="both"/>
-      </w:pPr>
-      <w:r>
-        <w:rPr>
-          <w:rFonts w:ascii="Times New Roman" w:hAnsi="Times New Roman"/>
-          <w:sz w:val="24"/>
-          <w:szCs w:val="24"/>
-        </w:rPr>
-        <w:t xml:space="preserve">11.4 Winding Up the Company. Upon dissolution of the Company, the </w:t>
-      </w:r>
-      <w:r>
-        <w:rPr>
-          <w:rFonts w:ascii="Times New Roman" w:hAnsi="Times New Roman"/>
-          <w:strike/>
-          <w:color w:val="C00000"/>
-          <w:sz w:val="24"/>
-          <w:szCs w:val="24"/>
-        </w:rPr>
-        <w:t xml:space="preserve">Manager (or, if there is none, a person designated by the Member) </w:t>
-      </w:r>
-      <w:r>
-        <w:rPr>
-          <w:rFonts w:ascii="Times New Roman" w:hAnsi="Times New Roman"/>
-          <w:color w:val="0645AD"/>
-          <w:u w:val="single"/>
-          <w:sz w:val="24"/>
-          <w:szCs w:val="24"/>
-        </w:rPr>
-        <w:t xml:space="preserve">Member </w:t>
-      </w:r>
-      <w:r>
-        <w:rPr>
-          <w:rFonts w:ascii="Times New Roman" w:hAnsi="Times New Roman"/>
-          <w:sz w:val="24"/>
-          <w:szCs w:val="24"/>
-        </w:rPr>
-        <w:t xml:space="preserve">shall wind up the Company and each Protected Series. After the winding up of each Protected Series under Section 11.2, the remaining Associated Assets of the Company shall be applied: first, to pay or provide for the Company's Associated Liabilities to creditors; and then the balance to the Member. Articles of dissolution shall be filed as the Act requires, and the Company shall terminate when winding up is complete. </w:t>
-      </w:r>
-    </w:p>
-    <w:p>
-      <w:pPr>
-        <w:keepLines/>
-        <w:widowControl/>
-        <w:spacing w:after="160"/>
-        <w:jc w:val="both"/>
-      </w:pPr>
-      <w:r>
-        <w:rPr>
-          <w:rFonts w:ascii="Times New Roman" w:hAnsi="Times New Roman"/>
-          <w:sz w:val="24"/>
-          <w:szCs w:val="24"/>
-        </w:rPr>
-        <w:t xml:space="preserve">11.5 Recourse Limited. The Member shall have no obligation to contribute capital in connection with any winding up, and each creditor of the Company or of any Protected Series shall look solely to the Associated Assets of its obligor.</w:t>
-      </w:r>
-    </w:p>
-    <w:p>
-      <w:pPr>
-        <w:keepLines/>
-        <w:widowControl/>
-        <w:spacing w:after="160"/>
-        <w:jc w:val="both"/>
-      </w:pPr>
-      <w:r>
-        <w:rPr>
-          <w:rFonts w:ascii="Times New Roman" w:hAnsi="Times New Roman"/>
-          <w:b/>
-          <w:sz w:val="24"/>
-          <w:szCs w:val="24"/>
-        </w:rPr>
-        <w:t xml:space="preserve">ARTICLE 12 — AMENDMENTS; CONSENTS</w:t>
-      </w:r>
-    </w:p>
-    <w:p>
-      <w:pPr>
-        <w:keepLines/>
-        <w:widowControl/>
-        <w:spacing w:after="160"/>
-        <w:jc w:val="both"/>
-      </w:pPr>
-      <w:r>
-        <w:rPr>
-          <w:rFonts w:ascii="Times New Roman" w:hAnsi="Times New Roman"/>
-          <w:sz w:val="24"/>
-          <w:szCs w:val="24"/>
-        </w:rPr>
-        <w:t xml:space="preserve">12.1 Amendments. This Agreement, including any Series Exhibit, may be amended only by a written instrument signed by the </w:t>
-      </w:r>
-      <w:r>
-        <w:rPr>
-          <w:rFonts w:ascii="Times New Roman" w:hAnsi="Times New Roman"/>
-          <w:strike/>
-          <w:color w:val="C00000"/>
-          <w:sz w:val="24"/>
-          <w:szCs w:val="24"/>
-        </w:rPr>
-        <w:t xml:space="preserve">Member; provided, that (a) the Manager may amend Exhibit A and each Series Exhibit without further consent solely to record changes duly made under this Agreement (admissions, Transfers, and TOD designations); and (b) any amendment changing the rights or obligations of the Manager may not impose new obligations on the Manager without the Manager's written consent. </w:t>
-      </w:r>
-      <w:r>
-        <w:rPr>
-          <w:rFonts w:ascii="Times New Roman" w:hAnsi="Times New Roman"/>
-          <w:color w:val="0645AD"/>
-          <w:u w:val="single"/>
-          <w:sz w:val="24"/>
-          <w:szCs w:val="24"/>
-        </w:rPr>
-        <w:t xml:space="preserve">Member. </w:t>
-      </w:r>
-      <w:r>
-        <w:rPr>
-          <w:rFonts w:ascii="Times New Roman" w:hAnsi="Times New Roman"/>
-          <w:sz w:val="24"/>
-          <w:szCs w:val="24"/>
-        </w:rPr>
-        <w:t xml:space="preserve">Oral, implied, or course-of-dealing amendments are of no effect. </w:t>
-      </w:r>
-    </w:p>
-    <w:p>
-      <w:pPr>
-        <w:keepLines/>
-        <w:widowControl/>
-        <w:spacing w:after="160"/>
-        <w:jc w:val="both"/>
-      </w:pPr>
-      <w:r>
-        <w:rPr>
-          <w:rFonts w:ascii="Times New Roman" w:hAnsi="Times New Roman"/>
-          <w:sz w:val="24"/>
-          <w:szCs w:val="24"/>
-        </w:rPr>
-        <w:t xml:space="preserve">12.2 Action by Written Consent. Any action of the Member, or of the Company, under this Agreement may be taken by a written consent signed by the Member and maintained with the Company's records. No meetings are required.</w:t>
-      </w:r>
-    </w:p>
-    <w:p>
-      <w:pPr>
-        <w:keepLines/>
-        <w:widowControl/>
-        <w:spacing w:after="160"/>
-        <w:jc w:val="both"/>
-      </w:pPr>
-      <w:r>
-        <w:rPr>
-          <w:rFonts w:ascii="Times New Roman" w:hAnsi="Times New Roman"/>
-          <w:b/>
-          <w:sz w:val="24"/>
-          <w:szCs w:val="24"/>
-        </w:rPr>
-        <w:t xml:space="preserve">ARTICLE 13 — MISCELLANEOUS</w:t>
-      </w:r>
-    </w:p>
-    <w:p>
-      <w:pPr>
-        <w:keepLines/>
-        <w:widowControl/>
-        <w:spacing w:after="160"/>
-        <w:jc w:val="both"/>
-      </w:pPr>
-      <w:r>
-        <w:rPr>
-          <w:rFonts w:ascii="Times New Roman" w:hAnsi="Times New Roman"/>
-          <w:sz w:val="24"/>
-          <w:szCs w:val="24"/>
-        </w:rPr>
-        <w:t xml:space="preserve">13.1 Governing Law; Internal Affairs. This Agreement, the internal affairs of the Company and of each Protected Series, and the relations among the Member, the </w:t>
-      </w:r>
-      <w:r>
-        <w:rPr>
-          <w:rFonts w:ascii="Times New Roman" w:hAnsi="Times New Roman"/>
-          <w:strike/>
-          <w:color w:val="C00000"/>
-          <w:sz w:val="24"/>
-          <w:szCs w:val="24"/>
-        </w:rPr>
-        <w:t xml:space="preserve">Manager, each Protected Series Manager, the </w:t>
-      </w:r>
-      <w:r>
-        <w:rPr>
-          <w:rFonts w:ascii="Times New Roman" w:hAnsi="Times New Roman"/>
-          <w:sz w:val="24"/>
-          <w:szCs w:val="24"/>
-        </w:rPr>
-        <w:t xml:space="preserve">Company, and each Protected Series, are governed by the laws of the State of Florida, without regard to conflict-of-laws principles. </w:t>
-      </w:r>
-    </w:p>
-    <w:p>
-      <w:pPr>
-        <w:keepLines/>
-        <w:widowControl/>
-        <w:spacing w:after="160"/>
-        <w:jc w:val="both"/>
-      </w:pPr>
-      <w:r>
-        <w:rPr>
-          <w:rFonts w:ascii="Times New Roman" w:hAnsi="Times New Roman"/>
-          <w:sz w:val="24"/>
-          <w:szCs w:val="24"/>
-        </w:rPr>
-        <w:t xml:space="preserve">13.2 Venue. Any action or proceeding arising out of or relating to this Agreement, the Company, or any Protected Series shall be brought exclusively in the courts of the county in Florida in which the Company's principal office is located, and each party consents to the jurisdiction of such courts and waives any objection to venue there.</w:t>
-      </w:r>
-    </w:p>
-    <w:p>
-      <w:pPr>
-        <w:keepLines/>
-        <w:widowControl/>
-        <w:spacing w:after="160"/>
-        <w:jc w:val="both"/>
-      </w:pPr>
-      <w:r>
-        <w:rPr>
-          <w:rFonts w:ascii="Times New Roman" w:hAnsi="Times New Roman"/>
-          <w:sz w:val="24"/>
-          <w:szCs w:val="24"/>
-        </w:rPr>
-        <w:t xml:space="preserve">13.3 Severability. If any provision of this Agreement is held invalid or unenforceable, that provision shall be modified to the minimum extent necessary to make it enforceable, and the remainder of this Agreement shall remain in full force; provided, that nothing in this Agreement shall be construed to vary any provision of the Act that may not be varied by an operating agreement.</w:t>
-      </w:r>
-    </w:p>
-    <w:p>
-      <w:pPr>
-        <w:keepLines/>
-        <w:widowControl/>
-        <w:spacing w:after="160"/>
-        <w:jc w:val="both"/>
-      </w:pPr>
-      <w:r>
-        <w:rPr>
-          <w:rFonts w:ascii="Times New Roman" w:hAnsi="Times New Roman"/>
-          <w:sz w:val="24"/>
-          <w:szCs w:val="24"/>
-        </w:rPr>
-        <w:t xml:space="preserve">13.4 Entire Agreement. This Agreement, including Exhibit A and each Series Exhibit, constitutes the entire agreement governing the Company and each Protected Series and supersedes all prior agreements and understandings with respect to their subject matter.</w:t>
-      </w:r>
-    </w:p>
-    <w:p>
-      <w:pPr>
-        <w:keepLines/>
-        <w:widowControl/>
-        <w:spacing w:after="160"/>
-        <w:jc w:val="both"/>
-      </w:pPr>
-      <w:r>
-        <w:rPr>
-          <w:rFonts w:ascii="Times New Roman" w:hAnsi="Times New Roman"/>
-          <w:sz w:val="24"/>
-          <w:szCs w:val="24"/>
-        </w:rPr>
-        <w:t xml:space="preserve">13.5 Binding Effect. This Agreement binds and benefits the </w:t>
-      </w:r>
-      <w:r>
-        <w:rPr>
-          <w:rFonts w:ascii="Times New Roman" w:hAnsi="Times New Roman"/>
-          <w:strike/>
-          <w:color w:val="C00000"/>
-          <w:sz w:val="24"/>
-          <w:szCs w:val="24"/>
-        </w:rPr>
-        <w:t xml:space="preserve">Member, </w:t>
-      </w:r>
-      <w:r>
-        <w:rPr>
-          <w:rFonts w:ascii="Times New Roman" w:hAnsi="Times New Roman"/>
-          <w:color w:val="0645AD"/>
-          <w:u w:val="single"/>
-          <w:sz w:val="24"/>
-          <w:szCs w:val="24"/>
-        </w:rPr>
-        <w:t xml:space="preserve">Member and </w:t>
-      </w:r>
-      <w:r>
-        <w:rPr>
-          <w:rFonts w:ascii="Times New Roman" w:hAnsi="Times New Roman"/>
-          <w:sz w:val="24"/>
-          <w:szCs w:val="24"/>
-        </w:rPr>
-        <w:t xml:space="preserve">the </w:t>
-      </w:r>
-      <w:r>
-        <w:rPr>
-          <w:rFonts w:ascii="Times New Roman" w:hAnsi="Times New Roman"/>
-          <w:strike/>
-          <w:color w:val="C00000"/>
-          <w:sz w:val="24"/>
-          <w:szCs w:val="24"/>
-        </w:rPr>
-        <w:t xml:space="preserve">Manager, and their respective </w:t>
-      </w:r>
-      <w:r>
-        <w:rPr>
-          <w:rFonts w:ascii="Times New Roman" w:hAnsi="Times New Roman"/>
-          <w:color w:val="0645AD"/>
-          <w:u w:val="single"/>
-          <w:sz w:val="24"/>
-          <w:szCs w:val="24"/>
-        </w:rPr>
-        <w:t xml:space="preserve">Member's </w:t>
-      </w:r>
-      <w:r>
-        <w:rPr>
-          <w:rFonts w:ascii="Times New Roman" w:hAnsi="Times New Roman"/>
-          <w:sz w:val="24"/>
-          <w:szCs w:val="24"/>
-        </w:rPr>
-        <w:t xml:space="preserve">heirs, personal representatives, successors, and permitted assigns, and any person who acquires an interest in the Company or is admitted as a member. </w:t>
-      </w:r>
-    </w:p>
-    <w:p>
-      <w:pPr>
-        <w:keepLines/>
-        <w:widowControl/>
-        <w:spacing w:after="160"/>
-        <w:jc w:val="both"/>
-      </w:pPr>
-      <w:r>
-        <w:rPr>
-          <w:rFonts w:ascii="Times New Roman" w:hAnsi="Times New Roman"/>
-          <w:sz w:val="24"/>
-          <w:szCs w:val="24"/>
-        </w:rPr>
-        <w:t xml:space="preserve">13.6 Counterparts; Electronic Signatures. This Agreement may be executed in counterparts, each of which is an original and all of which together constitute one instrument. Electronic signatures and electronic records have the same effect as originals.</w:t>
-      </w:r>
-    </w:p>
-    <w:p>
-      <w:pPr>
-        <w:keepLines/>
-        <w:widowControl/>
-        <w:spacing w:after="160"/>
-        <w:jc w:val="both"/>
-      </w:pPr>
-      <w:r>
-        <w:rPr>
-          <w:rFonts w:ascii="Times New Roman" w:hAnsi="Times New Roman"/>
-          <w:sz w:val="24"/>
-          <w:szCs w:val="24"/>
-        </w:rPr>
-        <w:t xml:space="preserve">13.7 Notices. Any notice under this Agreement shall be in writing and is effective upon delivery to the recipient's address on Exhibit A (or another address designated in writing), whether delivered personally, by nationally recognized courier, by certified mail, or by e-mail with confirmation of transmission.</w:t>
-      </w:r>
-    </w:p>
-    <w:p>
-      <w:pPr>
-        <w:keepLines/>
-        <w:widowControl/>
-        <w:spacing w:after="160"/>
-        <w:jc w:val="both"/>
-      </w:pPr>
-      <w:r>
-        <w:rPr>
-          <w:rFonts w:ascii="Times New Roman" w:hAnsi="Times New Roman"/>
-          <w:sz w:val="24"/>
-          <w:szCs w:val="24"/>
-        </w:rPr>
-        <w:t xml:space="preserve">13.8 No Third-Party Beneficiaries. This Agreement is for the exclusive benefit of the parties and confers no rights on any creditor or other third party.</w:t>
-      </w:r>
-    </w:p>
-    <w:p>
-      <w:pPr>
-        <w:keepLines/>
-        <w:widowControl/>
-        <w:spacing w:after="160"/>
-        <w:jc w:val="both"/>
-      </w:pPr>
-      <w:r>
-        <w:rPr>
-          <w:rFonts w:ascii="Times New Roman" w:hAnsi="Times New Roman"/>
-          <w:sz w:val="24"/>
-          <w:szCs w:val="24"/>
-        </w:rPr>
-        <w:t xml:space="preserve">13.9 Interpretation. Headings are for convenience only. "Including" means "including without limitation." References to statutes include amendments and successor provisions.</w:t>
-      </w:r>
-    </w:p>
-    <w:p>
-      <w:pPr>
-        <w:keepLines/>
-        <w:widowControl/>
-        <w:spacing w:after="160"/>
-        <w:jc w:val="both"/>
-      </w:pPr>
-      <w:r>
-        <w:rPr>
-          <w:rFonts w:ascii="Times New Roman" w:hAnsi="Times New Roman"/>
-          <w:sz w:val="24"/>
-          <w:szCs w:val="24"/>
-        </w:rPr>
-        <w:t xml:space="preserve">13.10 Unregistered Interests. The Membership Interest has not been registered under federal or state securities laws and may not be offered, sold, or transferred except in compliance with this Agreement and applicable law.</w:t>
-      </w:r>
-    </w:p>
-    <w:p>
-      <w:pPr>
-        <w:keepLines/>
-        <w:widowControl/>
-        <w:spacing w:after="160"/>
-        <w:jc w:val="both"/>
-      </w:pPr>
-      <w:r>
-        <w:rPr>
-          <w:rFonts w:ascii="Times New Roman" w:hAnsi="Times New Roman"/>
-          <w:b/>
-          <w:sz w:val="24"/>
-          <w:szCs w:val="24"/>
-        </w:rPr>
-        <w:t xml:space="preserve">SIGNATURES</w:t>
-      </w:r>
-    </w:p>
-    <w:p>
-      <w:pPr>
-        <w:keepLines/>
-        <w:widowControl/>
-        <w:spacing w:after="160"/>
-        <w:jc w:val="both"/>
-      </w:pPr>
-      <w:r>
-        <w:rPr>
-          <w:rFonts w:ascii="Times New Roman" w:hAnsi="Times New Roman"/>
-          <w:sz w:val="24"/>
-          <w:szCs w:val="24"/>
-        </w:rPr>
-        <w:t xml:space="preserve">IN WITNESS WHEREOF, the undersigned </w:t>
-      </w:r>
-      <w:r>
-        <w:rPr>
-          <w:rFonts w:ascii="Times New Roman" w:hAnsi="Times New Roman"/>
-          <w:strike/>
-          <w:color w:val="C00000"/>
-          <w:sz w:val="24"/>
-          <w:szCs w:val="24"/>
-        </w:rPr>
-        <w:t xml:space="preserve">have </w:t>
-      </w:r>
-      <w:r>
-        <w:rPr>
-          <w:rFonts w:ascii="Times New Roman" w:hAnsi="Times New Roman"/>
-          <w:color w:val="0645AD"/>
-          <w:u w:val="single"/>
-          <w:sz w:val="24"/>
-          <w:szCs w:val="24"/>
-        </w:rPr>
-        <w:t xml:space="preserve">has </w:t>
-      </w:r>
-      <w:r>
-        <w:rPr>
-          <w:rFonts w:ascii="Times New Roman" w:hAnsi="Times New Roman"/>
-          <w:sz w:val="24"/>
-          <w:szCs w:val="24"/>
-        </w:rPr>
-        <w:t xml:space="preserve">executed this Agreement effective as of the Effective Date. </w:t>
-      </w:r>
-    </w:p>
-    <w:p>
-      <w:pPr>
-        <w:keepLines/>
-        <w:widowControl/>
-        <w:spacing w:after="160"/>
-        <w:jc w:val="both"/>
-      </w:pPr>
-      <w:r>
-        <w:rPr>
-          <w:rFonts w:ascii="Times New Roman" w:hAnsi="Times New Roman"/>
-          <w:sz w:val="24"/>
-          <w:szCs w:val="24"/>
-        </w:rPr>
-        <w:t xml:space="preserve">MEMBER:</w:t>
-      </w:r>
-    </w:p>
-    <w:p>
-      <w:pPr>
-        <w:keepLines/>
-        <w:widowControl/>
-        <w:spacing w:after="160"/>
-        <w:jc w:val="both"/>
-      </w:pPr>
-      <w:r>
-        <w:rPr>
-          <w:rFonts w:ascii="Times New Roman" w:hAnsi="Times New Roman"/>
-          <w:sz w:val="24"/>
-          <w:szCs w:val="24"/>
-        </w:rPr>
-        <w:t xml:space="preserve">_____________________________</w:t>
-      </w:r>
-    </w:p>
-    <w:p>
-      <w:pPr>
-        <w:keepLines/>
-        <w:widowControl/>
-        <w:spacing w:after="160"/>
-        <w:jc w:val="both"/>
-      </w:pPr>
-      <w:r>
-        <w:rPr>
-          <w:rFonts w:ascii="Times New Roman" w:hAnsi="Times New Roman"/>
-          <w:sz w:val="24"/>
-          <w:szCs w:val="24"/>
-        </w:rPr>
-        <w:t xml:space="preserve">[MEMBER NAME]</w:t>
-      </w:r>
-    </w:p>
-    <w:p>
-      <w:pPr>
-        <w:keepLines/>
-        <w:widowControl/>
-        <w:spacing w:after="160"/>
-        <w:jc w:val="both"/>
-      </w:pPr>
-      <w:r>
-        <w:rPr>
-          <w:rFonts w:ascii="Times New Roman" w:hAnsi="Times New Roman"/>
-          <w:strike/>
-          <w:color w:val="C00000"/>
-          <w:sz w:val="24"/>
-          <w:szCs w:val="24"/>
-        </w:rPr>
-        <w:t xml:space="preserve">ACKNOWLEDGED AND AGREED BY MANAGER:</w:t>
-      </w:r>
-    </w:p>
-    <w:p>
-      <w:pPr>
-        <w:keepLines/>
-        <w:widowControl/>
-        <w:spacing w:after="160"/>
-        <w:jc w:val="both"/>
-      </w:pPr>
-      <w:r>
-        <w:rPr>
-          <w:rFonts w:ascii="Times New Roman" w:hAnsi="Times New Roman"/>
-          <w:strike/>
-          <w:color w:val="C00000"/>
-          <w:sz w:val="24"/>
-          <w:szCs w:val="24"/>
-        </w:rPr>
-        <w:t xml:space="preserve">[MANAGER SIGNATURE BLOCKS]</w:t>
-      </w:r>
-    </w:p>
-    <w:p>
-      <w:pPr>
-        <w:keepLines/>
-        <w:widowControl/>
-        <w:spacing w:after="160"/>
-        <w:jc w:val="both"/>
-      </w:pPr>
-      <w:r>
-        <w:rPr>
-          <w:rFonts w:ascii="Times New Roman" w:hAnsi="Times New Roman"/>
-          <w:b/>
-          <w:sz w:val="24"/>
-          <w:szCs w:val="24"/>
-        </w:rPr>
-        <w:t xml:space="preserve">EXHIBIT A — MEMBER; CONTRIBUTIONS; TOD DESIGNATION</w:t>
-      </w:r>
-    </w:p>
-    <w:p>
-      <w:pPr>
-        <w:keepLines/>
-        <w:widowControl/>
-        <w:spacing w:after="160"/>
-        <w:jc w:val="both"/>
-      </w:pPr>
-      <w:r>
-        <w:rPr>
-          <w:rFonts w:ascii="Times New Roman" w:hAnsi="Times New Roman"/>
-          <w:sz w:val="24"/>
-          <w:szCs w:val="24"/>
-        </w:rPr>
-        <w:t xml:space="preserve">Company: [COMPANY NAME], LLC</w:t>
-      </w:r>
-    </w:p>
-    <w:p>
-      <w:pPr>
-        <w:keepLines/>
-        <w:widowControl/>
-        <w:spacing w:after="160"/>
-        <w:jc w:val="both"/>
-      </w:pPr>
-      <w:r>
-        <w:rPr>
-          <w:rFonts w:ascii="Times New Roman" w:hAnsi="Times New Roman"/>
-          <w:sz w:val="24"/>
-          <w:szCs w:val="24"/>
-        </w:rPr>
-        <w:t xml:space="preserve">| Item | Information |</w:t>
+        <w:t xml:space="preserve">SERIES EXHIBIT PS-[N]</w:t>
+      </w:r>
+    </w:p>
+    <w:p>
+      <w:pPr>
+        <w:keepLines/>
+        <w:widowControl/>
+        <w:spacing w:after="160"/>
+        <w:jc w:val="both"/>
+      </w:pPr>
+      <w:r>
+        <w:rPr>
+          <w:rFonts w:ascii="Times New Roman" w:hAnsi="Times New Roman"/>
+          <w:sz w:val="24"/>
+          <w:szCs w:val="24"/>
+        </w:rPr>
+        <w:t xml:space="preserve">Protected Series name (exactly as filed with the Department):</w:t>
+      </w:r>
+    </w:p>
+    <w:p>
+      <w:pPr>
+        <w:keepLines/>
+        <w:widowControl/>
+        <w:spacing w:after="160"/>
+        <w:jc w:val="both"/>
+      </w:pPr>
+      <w:r>
+        <w:rPr>
+          <w:rFonts w:ascii="Times New Roman" w:hAnsi="Times New Roman"/>
+          <w:sz w:val="24"/>
+          <w:szCs w:val="24"/>
+        </w:rPr>
+        <w:t xml:space="preserve">[COMPANY NAME], LLC - PS [N]</w:t>
+      </w:r>
+    </w:p>
+    <w:p>
+      <w:pPr>
+        <w:keepLines/>
+        <w:widowControl/>
+        <w:spacing w:after="160"/>
+        <w:jc w:val="both"/>
+      </w:pPr>
+      <w:r>
+        <w:rPr>
+          <w:rFonts w:ascii="Times New Roman" w:hAnsi="Times New Roman"/>
+          <w:sz w:val="24"/>
+          <w:szCs w:val="24"/>
+        </w:rPr>
+        <w:t xml:space="preserve">| Item | Terms |</w:t>
       </w:r>
     </w:p>
     <w:p>
@@ -5821,199 +5976,6 @@
           <w:sz w:val="24"/>
           <w:szCs w:val="24"/>
         </w:rPr>
-        <w:t xml:space="preserve">| Member name | [MEMBER NAME] |</w:t>
-      </w:r>
-    </w:p>
-    <w:p>
-      <w:pPr>
-        <w:keepLines/>
-        <w:widowControl/>
-        <w:spacing w:after="160"/>
-        <w:jc w:val="both"/>
-      </w:pPr>
-      <w:r>
-        <w:rPr>
-          <w:rFonts w:ascii="Times New Roman" w:hAnsi="Times New Roman"/>
-          <w:sz w:val="24"/>
-          <w:szCs w:val="24"/>
-        </w:rPr>
-        <w:t xml:space="preserve">| Member address | [ADDRESS] |</w:t>
-      </w:r>
-    </w:p>
-    <w:p>
-      <w:pPr>
-        <w:keepLines/>
-        <w:widowControl/>
-        <w:spacing w:after="160"/>
-        <w:jc w:val="both"/>
-      </w:pPr>
-      <w:r>
-        <w:rPr>
-          <w:rFonts w:ascii="Times New Roman" w:hAnsi="Times New Roman"/>
-          <w:sz w:val="24"/>
-          <w:szCs w:val="24"/>
-        </w:rPr>
-        <w:t xml:space="preserve">| Membership Interest | 100% (single class) |</w:t>
-      </w:r>
-    </w:p>
-    <w:p>
-      <w:pPr>
-        <w:keepLines/>
-        <w:widowControl/>
-        <w:spacing w:after="160"/>
-        <w:jc w:val="both"/>
-      </w:pPr>
-      <w:r>
-        <w:rPr>
-          <w:rFonts w:ascii="Times New Roman" w:hAnsi="Times New Roman"/>
-          <w:sz w:val="24"/>
-          <w:szCs w:val="24"/>
-        </w:rPr>
-        <w:t xml:space="preserve">| Initial contribution to the Company | $[AMOUNT] [and/or described property] |</w:t>
-      </w:r>
-    </w:p>
-    <w:p>
-      <w:pPr>
-        <w:keepLines/>
-        <w:widowControl/>
-        <w:spacing w:after="160"/>
-        <w:jc w:val="both"/>
-      </w:pPr>
-      <w:r>
-        <w:rPr>
-          <w:rFonts w:ascii="Times New Roman" w:hAnsi="Times New Roman"/>
-          <w:sz w:val="24"/>
-          <w:szCs w:val="24"/>
-        </w:rPr>
-        <w:t xml:space="preserve">| Date of contribution | [DATE] |</w:t>
-      </w:r>
-    </w:p>
-    <w:p>
-      <w:pPr>
-        <w:keepLines/>
-        <w:widowControl/>
-        <w:spacing w:after="160"/>
-        <w:jc w:val="both"/>
-      </w:pPr>
-      <w:r>
-        <w:rPr>
-          <w:rFonts w:ascii="Times New Roman" w:hAnsi="Times New Roman"/>
-          <w:sz w:val="24"/>
-          <w:szCs w:val="24"/>
-        </w:rPr>
-        <w:t xml:space="preserve">Transfer on Death designation (ss. 711.50–711.512, Fla. Stat.):</w:t>
-      </w:r>
-    </w:p>
-    <w:p>
-      <w:pPr>
-        <w:keepLines/>
-        <w:widowControl/>
-        <w:spacing w:after="160"/>
-        <w:jc w:val="both"/>
-      </w:pPr>
-      <w:r>
-        <w:rPr>
-          <w:rFonts w:ascii="Times New Roman" w:hAnsi="Times New Roman"/>
-          <w:sz w:val="24"/>
-          <w:szCs w:val="24"/>
-        </w:rPr>
-        <w:t xml:space="preserve">Upon the death of the Member, the Membership Interest shall pass to: [TOD BENEFICIARY NAME(S)], or if none is designated or the designation fails, the Membership Interest passes as provided by law.</w:t>
-      </w:r>
-    </w:p>
-    <w:p>
-      <w:pPr>
-        <w:keepLines/>
-        <w:widowControl/>
-        <w:spacing w:after="160"/>
-        <w:jc w:val="both"/>
-      </w:pPr>
-      <w:r>
-        <w:rPr>
-          <w:rFonts w:ascii="Times New Roman" w:hAnsi="Times New Roman"/>
-          <w:b/>
-          <w:sz w:val="24"/>
-          <w:szCs w:val="24"/>
-        </w:rPr>
-        <w:t xml:space="preserve">SERIES EXHIBIT PS-[N]</w:t>
-      </w:r>
-    </w:p>
-    <w:p>
-      <w:pPr>
-        <w:keepLines/>
-        <w:widowControl/>
-        <w:spacing w:after="160"/>
-        <w:jc w:val="both"/>
-      </w:pPr>
-      <w:r>
-        <w:rPr>
-          <w:rFonts w:ascii="Times New Roman" w:hAnsi="Times New Roman"/>
-          <w:sz w:val="24"/>
-          <w:szCs w:val="24"/>
-        </w:rPr>
-        <w:t xml:space="preserve">Protected Series name (exactly as filed with the Department):</w:t>
-      </w:r>
-    </w:p>
-    <w:p>
-      <w:pPr>
-        <w:keepLines/>
-        <w:widowControl/>
-        <w:spacing w:after="160"/>
-        <w:jc w:val="both"/>
-      </w:pPr>
-      <w:r>
-        <w:rPr>
-          <w:rFonts w:ascii="Times New Roman" w:hAnsi="Times New Roman"/>
-          <w:sz w:val="24"/>
-          <w:szCs w:val="24"/>
-        </w:rPr>
-        <w:t xml:space="preserve">[COMPANY NAME], LLC - PS [N]</w:t>
-      </w:r>
-    </w:p>
-    <w:p>
-      <w:pPr>
-        <w:keepLines/>
-        <w:widowControl/>
-        <w:spacing w:after="160"/>
-        <w:jc w:val="both"/>
-      </w:pPr>
-      <w:r>
-        <w:rPr>
-          <w:rFonts w:ascii="Times New Roman" w:hAnsi="Times New Roman"/>
-          <w:sz w:val="24"/>
-          <w:szCs w:val="24"/>
-        </w:rPr>
-        <w:t xml:space="preserve">| Item | Terms |</w:t>
-      </w:r>
-    </w:p>
-    <w:p>
-      <w:pPr>
-        <w:keepLines/>
-        <w:widowControl/>
-        <w:spacing w:after="160"/>
-        <w:jc w:val="both"/>
-      </w:pPr>
-      <w:r>
-        <w:rPr>
-          <w:rFonts w:ascii="Times New Roman" w:hAnsi="Times New Roman"/>
-          <w:sz w:val="24"/>
-          <w:szCs w:val="24"/>
-        </w:rPr>
-        <w:t xml:space="preserve">|---|---|</w:t>
-      </w:r>
-    </w:p>
-    <w:p>
-      <w:pPr>
-        <w:keepLines/>
-        <w:widowControl/>
-        <w:spacing w:after="160"/>
-        <w:jc w:val="both"/>
-      </w:pPr>
-      <w:r>
-        <w:rPr>
-          <w:rFonts w:ascii="Times New Roman" w:hAnsi="Times New Roman"/>
-          <w:sz w:val="24"/>
-          <w:szCs w:val="24"/>
-        </w:rPr>
         <w:t xml:space="preserve">| Purpose of this Protected Series | [PURPOSE — e.g., "to acquire, own, lease, and manage the real property located at ___" or "any lawful business"] |</w:t>
       </w:r>
     </w:p>
@@ -6094,7 +6056,7 @@
           <w:sz w:val="24"/>
           <w:szCs w:val="24"/>
         </w:rPr>
-        <w:t xml:space="preserve">The Company, </w:t>
+        <w:t xml:space="preserve">The Member, </w:t>
       </w:r>
       <w:r>
         <w:rPr>
@@ -6122,7 +6084,7 @@
           <w:sz w:val="24"/>
           <w:szCs w:val="24"/>
         </w:rPr>
-        <w:t xml:space="preserve">protected-series manager (s. 605.2304(2), Fla. Stat.), acting through the Member </w:t>
+        <w:t xml:space="preserve">protected-series manager (ss. 605.2304(1)-(2), 605.2107(1)(n), Fla. Stat.) </w:t>
       </w:r>
       <w:r>
         <w:rPr>

--- a/docs/word/SMMMDE vs SMMEMDE - FPSLLC Redline - Single Member Manager-Managed vs Member-Managed.docx
+++ b/docs/word/SMMMDE vs SMMEMDE - FPSLLC Redline - Single Member Manager-Managed vs Member-Managed.docx
@@ -6541,8 +6541,7 @@
     <w:pPrDefault>
       <w:pPr>
         <w:widowControl/>
-        <w:keepLines/>
-        <w:spacing w:after="160"/>
+        <w:spacing w:after="200" w:line="276" w:lineRule="auto"/>
         <w:jc w:val="both"/>
       </w:pPr>
     </w:pPrDefault>
@@ -6557,7 +6556,7 @@
       <w:keepNext/>
       <w:keepLines/>
       <w:widowControl/>
-      <w:spacing w:before="240" w:after="0"/>
+      <w:spacing w:before="240" w:after="200"/>
     </w:pPr>
     <w:rPr>
       <w:rFonts w:ascii="Times New Roman" w:hAnsi="Times New Roman"/>
@@ -6572,7 +6571,7 @@
       <w:keepNext/>
       <w:keepLines/>
       <w:widowControl/>
-      <w:spacing w:before="240" w:after="0"/>
+      <w:spacing w:before="240" w:after="200"/>
     </w:pPr>
     <w:rPr>
       <w:rFonts w:ascii="Times New Roman" w:hAnsi="Times New Roman"/>
@@ -6587,7 +6586,7 @@
       <w:keepNext/>
       <w:keepLines/>
       <w:widowControl/>
-      <w:spacing w:before="240" w:after="0"/>
+      <w:spacing w:before="240" w:after="200"/>
     </w:pPr>
     <w:rPr>
       <w:rFonts w:ascii="Times New Roman" w:hAnsi="Times New Roman"/>

--- a/docs/word/SMMMDE vs SMMEMDE - FPSLLC Redline - Single Member Manager-Managed vs Member-Managed.docx
+++ b/docs/word/SMMMDE vs SMMEMDE - FPSLLC Redline - Single Member Manager-Managed vs Member-Managed.docx
@@ -6249,22 +6249,30 @@
       <w:r>
         <w:rPr>
           <w:rFonts w:ascii="Times New Roman" w:hAnsi="Times New Roman"/>
-          <w:strike/>
-          <w:color w:val="C00000"/>
-          <w:sz w:val="24"/>
-          <w:szCs w:val="24"/>
-        </w:rPr>
-        <w:t xml:space="preserve">[NAME], Protected Series Manager </w:t>
-      </w:r>
-      <w:r>
-        <w:rPr>
-          <w:rFonts w:ascii="Times New Roman" w:hAnsi="Times New Roman"/>
-          <w:color w:val="0645AD"/>
-          <w:u w:val="single"/>
-          <w:sz w:val="24"/>
-          <w:szCs w:val="24"/>
-        </w:rPr>
-        <w:t xml:space="preserve">[MEMBER NAME], Member </w:t>
+          <w:sz w:val="24"/>
+          <w:szCs w:val="24"/>
+        </w:rPr>
+        <w:t xml:space="preserve">[ADOPTER NAME], </w:t>
+      </w:r>
+      <w:r>
+        <w:rPr>
+          <w:rFonts w:ascii="Times New Roman" w:hAnsi="Times New Roman"/>
+          <w:strike/>
+          <w:color w:val="C00000"/>
+          <w:sz w:val="24"/>
+          <w:szCs w:val="24"/>
+        </w:rPr>
+        <w:t xml:space="preserve">Protected Series Manager </w:t>
+      </w:r>
+      <w:r>
+        <w:rPr>
+          <w:rFonts w:ascii="Times New Roman" w:hAnsi="Times New Roman"/>
+          <w:color w:val="0645AD"/>
+          <w:u w:val="single"/>
+          <w:sz w:val="24"/>
+          <w:szCs w:val="24"/>
+        </w:rPr>
+        <w:t xml:space="preserve">Member </w:t>
       </w:r>
     </w:p>
     <w:p>

--- a/docs/word/SMMMDE vs SMMEMDE - FPSLLC Redline - Single Member Manager-Managed vs Member-Managed.docx
+++ b/docs/word/SMMMDE vs SMMEMDE - FPSLLC Redline - Single Member Manager-Managed vs Member-Managed.docx
@@ -62,7 +62,7 @@
           <w:sz w:val="24"/>
           <w:szCs w:val="24"/>
         </w:rPr>
-        <w:t xml:space="preserve">116 paragraphs identical · 47 changed · 9 only in the first · 0 only in the second</w:t>
+        <w:t xml:space="preserve">116 paragraphs identical · 46 changed · 9 only in the first · 1 only in the second</w:t>
       </w:r>
     </w:p>
     <w:p>
@@ -2879,7 +2879,7 @@
           <w:sz w:val="24"/>
           <w:szCs w:val="24"/>
         </w:rPr>
-        <w:t xml:space="preserve">Organization and this Agreement. [MANAGER APPOINTMENT] If more than one person is serving as Manager, every act, approval, consent, decision, or determination of </w:t>
+        <w:t xml:space="preserve">Organization and this Agreement. &lt;!-- one:manager --&gt;The initial Manager is [MANAGER NAMES].&lt;!-- /one --&gt;&lt;!-- many:manager --&gt;The initial Managers are [MANAGER NAMES].&lt;!-- /many --&gt; If more than one person is serving as Manager, every act, approval, consent, decision, or determination of </w:t>
       </w:r>
       <w:r>
         <w:rPr>
@@ -5684,25 +5684,25 @@
           <w:sz w:val="24"/>
           <w:szCs w:val="24"/>
         </w:rPr>
-        <w:t xml:space="preserve">ACKNOWLEDGED AND AGREED BY MANAGER:</w:t>
-      </w:r>
-    </w:p>
-    <w:p>
-      <w:pPr>
-        <w:keepLines/>
-        <w:widowControl/>
-        <w:spacing w:after="160"/>
-        <w:jc w:val="both"/>
-      </w:pPr>
-      <w:r>
-        <w:rPr>
-          <w:rFonts w:ascii="Times New Roman" w:hAnsi="Times New Roman"/>
-          <w:strike/>
-          <w:color w:val="C00000"/>
-          <w:sz w:val="24"/>
-          <w:szCs w:val="24"/>
-        </w:rPr>
-        <w:t xml:space="preserve">[MANAGER SIGNATURE BLOCKS]</w:t>
+        <w:t xml:space="preserve">_____________________________</w:t>
+      </w:r>
+    </w:p>
+    <w:p>
+      <w:pPr>
+        <w:keepLines/>
+        <w:widowControl/>
+        <w:spacing w:after="160"/>
+        <w:jc w:val="both"/>
+      </w:pPr>
+      <w:r>
+        <w:rPr>
+          <w:rFonts w:ascii="Times New Roman" w:hAnsi="Times New Roman"/>
+          <w:strike/>
+          <w:color w:val="C00000"/>
+          <w:sz w:val="24"/>
+          <w:szCs w:val="24"/>
+        </w:rPr>
+        <w:t xml:space="preserve">[MANAGER NAME], Manager</w:t>
       </w:r>
     </w:p>
     <w:p>
@@ -6197,30 +6197,12 @@
       <w:r>
         <w:rPr>
           <w:rFonts w:ascii="Times New Roman" w:hAnsi="Times New Roman"/>
-          <w:sz w:val="24"/>
-          <w:szCs w:val="24"/>
-        </w:rPr>
-        <w:t xml:space="preserve">Adopted effective [DATE] by the Company, acting through </w:t>
-      </w:r>
-      <w:r>
-        <w:rPr>
-          <w:rFonts w:ascii="Times New Roman" w:hAnsi="Times New Roman"/>
-          <w:strike/>
-          <w:color w:val="C00000"/>
-          <w:sz w:val="24"/>
-          <w:szCs w:val="24"/>
-        </w:rPr>
-        <w:t xml:space="preserve">its Manager: </w:t>
-      </w:r>
-      <w:r>
-        <w:rPr>
-          <w:rFonts w:ascii="Times New Roman" w:hAnsi="Times New Roman"/>
-          <w:color w:val="0645AD"/>
-          <w:u w:val="single"/>
-          <w:sz w:val="24"/>
-          <w:szCs w:val="24"/>
-        </w:rPr>
-        <w:t xml:space="preserve">the Member: </w:t>
+          <w:color w:val="0645AD"/>
+          <w:u w:val="single"/>
+          <w:sz w:val="24"/>
+          <w:szCs w:val="24"/>
+        </w:rPr>
+        <w:t xml:space="preserve">Adopted effective [DATE] by the Company, acting through the Member:</w:t>
       </w:r>
     </w:p>
     <w:p>

--- a/docs/word/SMMMDE vs SMMEMDE - FPSLLC Redline - Single Member Manager-Managed vs Member-Managed.docx
+++ b/docs/word/SMMMDE vs SMMEMDE - FPSLLC Redline - Single Member Manager-Managed vs Member-Managed.docx
@@ -62,7 +62,7 @@
           <w:sz w:val="24"/>
           <w:szCs w:val="24"/>
         </w:rPr>
-        <w:t xml:space="preserve">116 paragraphs identical · 46 changed · 9 only in the first · 1 only in the second</w:t>
+        <w:t xml:space="preserve">117 paragraphs identical · 46 changed · 9 only in the first · 1 only in the second</w:t>
       </w:r>
     </w:p>
     <w:p>
@@ -6508,6 +6508,22 @@
           <w:szCs w:val="24"/>
         </w:rPr>
         <w:t xml:space="preserve">48.062, 711.50–711.512, Fla. Stat. </w:t>
+      </w:r>
+    </w:p>
+    <w:p>
+      <w:pPr>
+        <w:keepLines/>
+        <w:widowControl/>
+        <w:spacing w:after="160"/>
+        <w:jc w:val="both"/>
+      </w:pPr>
+      <w:r>
+        <w:rPr>
+          <w:rFonts w:ascii="Times New Roman" w:hAnsi="Times New Roman"/>
+          <w:sz w:val="24"/>
+          <w:szCs w:val="24"/>
+        </w:rPr>
+        <w:t xml:space="preserve">[TITLE] of [COMPANY NAME], LLC — generated by MyFloridaSeriesLLC · Master [EDITION]</w:t>
       </w:r>
     </w:p>
     <w:sectPr>

--- a/docs/word/SMMMDE vs SMMEMDE - FPSLLC Redline - Single Member Manager-Managed vs Member-Managed.docx
+++ b/docs/word/SMMMDE vs SMMEMDE - FPSLLC Redline - Single Member Manager-Managed vs Member-Managed.docx
@@ -6108,7 +6108,7 @@
           <w:sz w:val="24"/>
           <w:szCs w:val="24"/>
         </w:rPr>
-        <w:t xml:space="preserve">| Contributions to this Protected Series | By the Company: $[AMOUNT] on [DATE] [and/or described property] |</w:t>
+        <w:t xml:space="preserve">| Contributions to this Protected Series | By the Company: [CONTRIBUTION] |</w:t>
       </w:r>
     </w:p>
     <w:p>
